--- a/diagrams/report.docx
+++ b/diagrams/report.docx
@@ -492,7 +492,6 @@
         </w:rPr>
         <w:tab/>
       </w:r>
-      <w:proofErr w:type="spellStart"/>
       <w:r>
         <w:rPr>
           <w:rFonts w:ascii="Times New Roman" w:eastAsia="Times New Roman" w:hAnsi="Times New Roman" w:cs="Times New Roman"/>
@@ -500,9 +499,8 @@
           <w:szCs w:val="26"/>
           <w:lang w:val="ru-RU"/>
         </w:rPr>
-        <w:t>Самович</w:t>
-      </w:r>
-      <w:proofErr w:type="spellEnd"/>
+        <w:t>Самович В.М</w:t>
+      </w:r>
       <w:r>
         <w:rPr>
           <w:rFonts w:ascii="Times New Roman" w:eastAsia="Times New Roman" w:hAnsi="Times New Roman" w:cs="Times New Roman"/>
@@ -510,27 +508,27 @@
           <w:szCs w:val="26"/>
           <w:lang w:val="ru-RU"/>
         </w:rPr>
-        <w:t xml:space="preserve"> В.М</w:t>
-      </w:r>
-      <w:r>
+        <w:t>.</w:t>
+      </w:r>
+    </w:p>
+    <w:p>
+      <w:pPr>
         <w:rPr>
           <w:rFonts w:ascii="Times New Roman" w:eastAsia="Times New Roman" w:hAnsi="Times New Roman" w:cs="Times New Roman"/>
           <w:sz w:val="26"/>
           <w:szCs w:val="26"/>
           <w:lang w:val="ru-RU"/>
         </w:rPr>
-        <w:t>.</w:t>
-      </w:r>
-    </w:p>
-    <w:p>
-      <w:pPr>
+      </w:pPr>
+      <w:r>
         <w:rPr>
           <w:rFonts w:ascii="Times New Roman" w:eastAsia="Times New Roman" w:hAnsi="Times New Roman" w:cs="Times New Roman"/>
           <w:sz w:val="26"/>
           <w:szCs w:val="26"/>
           <w:lang w:val="ru-RU"/>
         </w:rPr>
-      </w:pPr>
+        <w:tab/>
+      </w:r>
       <w:r>
         <w:rPr>
           <w:rFonts w:ascii="Times New Roman" w:eastAsia="Times New Roman" w:hAnsi="Times New Roman" w:cs="Times New Roman"/>
@@ -621,15 +619,15 @@
         </w:rPr>
         <w:tab/>
       </w:r>
-      <w:r>
+    </w:p>
+    <w:p>
+      <w:pPr>
         <w:rPr>
           <w:rFonts w:ascii="Times New Roman" w:eastAsia="Times New Roman" w:hAnsi="Times New Roman" w:cs="Times New Roman"/>
           <w:sz w:val="26"/>
           <w:szCs w:val="26"/>
-          <w:lang w:val="ru-RU"/>
-        </w:rPr>
-        <w:tab/>
-      </w:r>
+        </w:rPr>
+      </w:pPr>
     </w:p>
     <w:p>
       <w:pPr>
@@ -639,22 +637,21 @@
           <w:szCs w:val="26"/>
         </w:rPr>
       </w:pPr>
-    </w:p>
-    <w:p>
-      <w:pPr>
+      <w:r>
         <w:rPr>
           <w:rFonts w:ascii="Times New Roman" w:eastAsia="Times New Roman" w:hAnsi="Times New Roman" w:cs="Times New Roman"/>
           <w:sz w:val="26"/>
           <w:szCs w:val="26"/>
         </w:rPr>
-      </w:pPr>
+        <w:t>Проверил:</w:t>
+      </w:r>
       <w:r>
         <w:rPr>
           <w:rFonts w:ascii="Times New Roman" w:eastAsia="Times New Roman" w:hAnsi="Times New Roman" w:cs="Times New Roman"/>
           <w:sz w:val="26"/>
           <w:szCs w:val="26"/>
         </w:rPr>
-        <w:t>Проверил:</w:t>
+        <w:tab/>
       </w:r>
       <w:r>
         <w:rPr>
@@ -734,35 +731,19 @@
           <w:sz w:val="26"/>
           <w:szCs w:val="26"/>
         </w:rPr>
-        <w:tab/>
-      </w:r>
-      <w:proofErr w:type="spellStart"/>
-      <w:r>
+        <w:t>Ивашенко В.П.</w:t>
+      </w:r>
+    </w:p>
+    <w:p>
+      <w:pPr>
         <w:rPr>
           <w:rFonts w:ascii="Times New Roman" w:eastAsia="Times New Roman" w:hAnsi="Times New Roman" w:cs="Times New Roman"/>
           <w:sz w:val="26"/>
           <w:szCs w:val="26"/>
         </w:rPr>
-        <w:t>Ивашенко</w:t>
-      </w:r>
-      <w:proofErr w:type="spellEnd"/>
-      <w:r>
-        <w:rPr>
-          <w:rFonts w:ascii="Times New Roman" w:eastAsia="Times New Roman" w:hAnsi="Times New Roman" w:cs="Times New Roman"/>
-          <w:sz w:val="26"/>
-          <w:szCs w:val="26"/>
-        </w:rPr>
-        <w:t xml:space="preserve"> В.П.</w:t>
-      </w:r>
-    </w:p>
-    <w:p>
-      <w:pPr>
-        <w:rPr>
-          <w:rFonts w:ascii="Times New Roman" w:eastAsia="Times New Roman" w:hAnsi="Times New Roman" w:cs="Times New Roman"/>
-          <w:sz w:val="26"/>
-          <w:szCs w:val="26"/>
-        </w:rPr>
-      </w:pPr>
+      </w:pPr>
+      <w:bookmarkStart w:id="0" w:name="_GoBack"/>
+      <w:bookmarkEnd w:id="0"/>
     </w:p>
     <w:p>
       <w:pPr>
@@ -1070,9 +1051,8 @@
           <w:szCs w:val="26"/>
           <w:lang w:val="ru-RU"/>
         </w:rPr>
-        <w:t xml:space="preserve">Реализовать прямой нечёткий логический вывод, используя треугольную норму </w:t>
-      </w:r>
-      <w:proofErr w:type="spellStart"/>
+        <w:t>Реализовать прямой нечёткий логический вывод, используя треугольную норму драстического произведения и нечёткую импликацию Вебера</w:t>
+      </w:r>
       <w:r>
         <w:rPr>
           <w:rFonts w:ascii="Times New Roman" w:eastAsia="Times New Roman" w:hAnsi="Times New Roman" w:cs="Times New Roman"/>
@@ -1080,48 +1060,29 @@
           <w:szCs w:val="26"/>
           <w:lang w:val="ru-RU"/>
         </w:rPr>
-        <w:t>драстического</w:t>
-      </w:r>
-      <w:proofErr w:type="spellEnd"/>
-      <w:r>
+        <w:t>.</w:t>
+      </w:r>
+    </w:p>
+    <w:p>
+      <w:pPr>
+        <w:jc w:val="both"/>
         <w:rPr>
           <w:rFonts w:ascii="Times New Roman" w:eastAsia="Times New Roman" w:hAnsi="Times New Roman" w:cs="Times New Roman"/>
           <w:sz w:val="26"/>
           <w:szCs w:val="26"/>
           <w:lang w:val="ru-RU"/>
         </w:rPr>
-        <w:t xml:space="preserve"> произведения и нечёткую импликацию Вебера</w:t>
-      </w:r>
-      <w:r>
+      </w:pPr>
+    </w:p>
+    <w:p>
+      <w:pPr>
+        <w:jc w:val="both"/>
         <w:rPr>
           <w:rFonts w:ascii="Times New Roman" w:eastAsia="Times New Roman" w:hAnsi="Times New Roman" w:cs="Times New Roman"/>
           <w:sz w:val="26"/>
           <w:szCs w:val="26"/>
           <w:lang w:val="ru-RU"/>
         </w:rPr>
-        <w:t>.</w:t>
-      </w:r>
-    </w:p>
-    <w:p>
-      <w:pPr>
-        <w:jc w:val="both"/>
-        <w:rPr>
-          <w:rFonts w:ascii="Times New Roman" w:eastAsia="Times New Roman" w:hAnsi="Times New Roman" w:cs="Times New Roman"/>
-          <w:sz w:val="26"/>
-          <w:szCs w:val="26"/>
-          <w:lang w:val="ru-RU"/>
-        </w:rPr>
-      </w:pPr>
-    </w:p>
-    <w:p>
-      <w:pPr>
-        <w:jc w:val="both"/>
-        <w:rPr>
-          <w:rFonts w:ascii="Times New Roman" w:eastAsia="Times New Roman" w:hAnsi="Times New Roman" w:cs="Times New Roman"/>
-          <w:sz w:val="26"/>
-          <w:szCs w:val="26"/>
-          <w:lang w:val="ru-RU"/>
-        </w:rPr>
       </w:pPr>
       <w:r>
         <w:rPr>
@@ -1161,27 +1122,7 @@
           <w:szCs w:val="28"/>
           <w:lang w:val="ru"/>
         </w:rPr>
-        <w:t>база знаний</w:t>
-      </w:r>
-      <w:proofErr w:type="gramStart"/>
-      <w:r>
-        <w:rPr>
-          <w:color w:val="000000"/>
-          <w:sz w:val="28"/>
-          <w:szCs w:val="28"/>
-          <w:lang w:val="ru"/>
-        </w:rPr>
-        <w:t>&gt;::</w:t>
-      </w:r>
-      <w:proofErr w:type="gramEnd"/>
-      <w:r>
-        <w:rPr>
-          <w:color w:val="000000"/>
-          <w:sz w:val="28"/>
-          <w:szCs w:val="28"/>
-          <w:lang w:val="ru"/>
-        </w:rPr>
-        <w:t>= &lt;список фактов&gt;</w:t>
+        <w:t>база знаний&gt;::= &lt;список фактов&gt;</w:t>
       </w:r>
       <w:r>
         <w:rPr>
@@ -1229,27 +1170,7 @@
           <w:szCs w:val="28"/>
           <w:lang w:val="ru"/>
         </w:rPr>
-        <w:t>&lt;список фактов</w:t>
-      </w:r>
-      <w:proofErr w:type="gramStart"/>
-      <w:r>
-        <w:rPr>
-          <w:color w:val="000000"/>
-          <w:sz w:val="28"/>
-          <w:szCs w:val="28"/>
-          <w:lang w:val="ru"/>
-        </w:rPr>
-        <w:t>&gt;::</w:t>
-      </w:r>
-      <w:proofErr w:type="gramEnd"/>
-      <w:r>
-        <w:rPr>
-          <w:color w:val="000000"/>
-          <w:sz w:val="28"/>
-          <w:szCs w:val="28"/>
-          <w:lang w:val="ru"/>
-        </w:rPr>
-        <w:t>= &lt;факт&gt;</w:t>
+        <w:t>&lt;список фактов&gt;::= &lt;факт&gt;</w:t>
       </w:r>
       <w:r>
         <w:rPr>
@@ -1297,27 +1218,7 @@
           <w:szCs w:val="28"/>
           <w:lang w:val="ru"/>
         </w:rPr>
-        <w:t>&lt;список правил</w:t>
-      </w:r>
-      <w:proofErr w:type="gramStart"/>
-      <w:r>
-        <w:rPr>
-          <w:color w:val="000000"/>
-          <w:sz w:val="28"/>
-          <w:szCs w:val="28"/>
-          <w:lang w:val="ru"/>
-        </w:rPr>
-        <w:t>&gt;::</w:t>
-      </w:r>
-      <w:proofErr w:type="gramEnd"/>
-      <w:r>
-        <w:rPr>
-          <w:color w:val="000000"/>
-          <w:sz w:val="28"/>
-          <w:szCs w:val="28"/>
-          <w:lang w:val="ru"/>
-        </w:rPr>
-        <w:t>= &lt;правило&gt;</w:t>
+        <w:t>&lt;список правил&gt;::= &lt;правило&gt;</w:t>
       </w:r>
       <w:r>
         <w:rPr>
@@ -1374,27 +1275,7 @@
           <w:szCs w:val="28"/>
           <w:lang w:val="ru"/>
         </w:rPr>
-        <w:t>&lt;факт</w:t>
-      </w:r>
-      <w:proofErr w:type="gramStart"/>
-      <w:r>
-        <w:rPr>
-          <w:color w:val="000000"/>
-          <w:sz w:val="28"/>
-          <w:szCs w:val="28"/>
-          <w:lang w:val="ru"/>
-        </w:rPr>
-        <w:t>&gt;::</w:t>
-      </w:r>
-      <w:proofErr w:type="gramEnd"/>
-      <w:r>
-        <w:rPr>
-          <w:color w:val="000000"/>
-          <w:sz w:val="28"/>
-          <w:szCs w:val="28"/>
-          <w:lang w:val="ru"/>
-        </w:rPr>
-        <w:t>= &lt;имя нечёткого множества&gt;=&lt;нечёткое множество&gt;</w:t>
+        <w:t>&lt;факт&gt;::= &lt;имя нечёткого множества&gt;=&lt;нечёткое множество&gt;</w:t>
       </w:r>
     </w:p>
     <w:p>
@@ -1415,27 +1296,7 @@
           <w:szCs w:val="28"/>
           <w:lang w:val="ru"/>
         </w:rPr>
-        <w:t>&lt;правило</w:t>
-      </w:r>
-      <w:proofErr w:type="gramStart"/>
-      <w:r>
-        <w:rPr>
-          <w:color w:val="000000"/>
-          <w:sz w:val="28"/>
-          <w:szCs w:val="28"/>
-          <w:lang w:val="ru"/>
-        </w:rPr>
-        <w:t>&gt;::</w:t>
-      </w:r>
-      <w:proofErr w:type="gramEnd"/>
-      <w:r>
-        <w:rPr>
-          <w:color w:val="000000"/>
-          <w:sz w:val="28"/>
-          <w:szCs w:val="28"/>
-          <w:lang w:val="ru"/>
-        </w:rPr>
-        <w:t>= &lt;имя неч</w:t>
+        <w:t>&lt;правило&gt;::= &lt;имя неч</w:t>
       </w:r>
       <w:r>
         <w:rPr>
@@ -1476,7 +1337,6 @@
         </w:rPr>
         <w:t>о</w:t>
       </w:r>
-      <w:proofErr w:type="gramStart"/>
       <w:r>
         <w:rPr>
           <w:color w:val="000000"/>
@@ -1484,17 +1344,7 @@
           <w:szCs w:val="28"/>
           <w:lang w:val="ru"/>
         </w:rPr>
-        <w:t>&gt;::</w:t>
-      </w:r>
-      <w:proofErr w:type="gramEnd"/>
-      <w:r>
-        <w:rPr>
-          <w:color w:val="000000"/>
-          <w:sz w:val="28"/>
-          <w:szCs w:val="28"/>
-          <w:lang w:val="ru"/>
-        </w:rPr>
-        <w:t>={</w:t>
+        <w:t>&gt;::={</w:t>
       </w:r>
       <w:r>
         <w:rPr>
@@ -1560,27 +1410,7 @@
           <w:szCs w:val="28"/>
           <w:lang w:val="ru"/>
         </w:rPr>
-        <w:t>&lt;список пар нечёткой принадлежности</w:t>
-      </w:r>
-      <w:proofErr w:type="gramStart"/>
-      <w:r>
-        <w:rPr>
-          <w:color w:val="000000"/>
-          <w:sz w:val="28"/>
-          <w:szCs w:val="28"/>
-          <w:lang w:val="ru"/>
-        </w:rPr>
-        <w:t>&gt;::</w:t>
-      </w:r>
-      <w:proofErr w:type="gramEnd"/>
-      <w:r>
-        <w:rPr>
-          <w:color w:val="000000"/>
-          <w:sz w:val="28"/>
-          <w:szCs w:val="28"/>
-          <w:lang w:val="ru"/>
-        </w:rPr>
-        <w:t>=</w:t>
+        <w:t>&lt;список пар нечёткой принадлежности&gt;::=</w:t>
       </w:r>
     </w:p>
     <w:p>
@@ -1601,9 +1431,8 @@
           <w:szCs w:val="28"/>
           <w:lang w:val="ru"/>
         </w:rPr>
-        <w:t xml:space="preserve">&lt;пара нечёткой </w:t>
-      </w:r>
-      <w:proofErr w:type="gramStart"/>
+        <w:t>&lt;пара нечёткой принадлежно</w:t>
+      </w:r>
       <w:r>
         <w:rPr>
           <w:color w:val="000000"/>
@@ -1611,15 +1440,6 @@
           <w:szCs w:val="28"/>
           <w:lang w:val="ru"/>
         </w:rPr>
-        <w:t>принадлежно</w:t>
-      </w:r>
-      <w:r>
-        <w:rPr>
-          <w:color w:val="000000"/>
-          <w:sz w:val="28"/>
-          <w:szCs w:val="28"/>
-          <w:lang w:val="ru"/>
-        </w:rPr>
         <w:t>сти&gt;</w:t>
       </w:r>
       <w:r>
@@ -1629,17 +1449,7 @@
           <w:szCs w:val="28"/>
           <w:lang w:val="ru-RU"/>
         </w:rPr>
-        <w:t>[</w:t>
-      </w:r>
-      <w:proofErr w:type="gramEnd"/>
-      <w:r>
-        <w:rPr>
-          <w:color w:val="000000"/>
-          <w:sz w:val="28"/>
-          <w:szCs w:val="28"/>
-          <w:lang w:val="ru-RU"/>
-        </w:rPr>
-        <w:t>{</w:t>
+        <w:t>[{</w:t>
       </w:r>
       <w:r>
         <w:rPr>
@@ -1687,27 +1497,7 @@
           <w:szCs w:val="28"/>
           <w:lang w:val="ru"/>
         </w:rPr>
-        <w:t>&lt;пара нечёткой принадлежности</w:t>
-      </w:r>
-      <w:proofErr w:type="gramStart"/>
-      <w:r>
-        <w:rPr>
-          <w:color w:val="000000"/>
-          <w:sz w:val="28"/>
-          <w:szCs w:val="28"/>
-          <w:lang w:val="ru"/>
-        </w:rPr>
-        <w:t>&gt;::</w:t>
-      </w:r>
-      <w:proofErr w:type="gramEnd"/>
-      <w:r>
-        <w:rPr>
-          <w:color w:val="000000"/>
-          <w:sz w:val="28"/>
-          <w:szCs w:val="28"/>
-          <w:lang w:val="ru"/>
-        </w:rPr>
-        <w:t>=(&lt;элемент&gt;,&lt;степень принадлежности&gt;)</w:t>
+        <w:t>&lt;пара нечёткой принадлежности&gt;::=(&lt;элемент&gt;,&lt;степень принадлежности&gt;)</w:t>
       </w:r>
     </w:p>
     <w:p>
@@ -1728,27 +1518,7 @@
           <w:szCs w:val="28"/>
           <w:lang w:val="ru"/>
         </w:rPr>
-        <w:t>&lt;элемент</w:t>
-      </w:r>
-      <w:proofErr w:type="gramStart"/>
-      <w:r>
-        <w:rPr>
-          <w:color w:val="000000"/>
-          <w:sz w:val="28"/>
-          <w:szCs w:val="28"/>
-          <w:lang w:val="ru"/>
-        </w:rPr>
-        <w:t>&gt;::</w:t>
-      </w:r>
-      <w:proofErr w:type="gramEnd"/>
-      <w:r>
-        <w:rPr>
-          <w:color w:val="000000"/>
-          <w:sz w:val="28"/>
-          <w:szCs w:val="28"/>
-          <w:lang w:val="ru"/>
-        </w:rPr>
-        <w:t>=&lt;имя&gt;</w:t>
+        <w:t>&lt;элемент&gt;::=&lt;имя&gt;</w:t>
       </w:r>
       <w:r>
         <w:rPr>
@@ -1796,27 +1566,7 @@
           <w:szCs w:val="28"/>
           <w:lang w:val="ru"/>
         </w:rPr>
-        <w:t>&lt;множество</w:t>
-      </w:r>
-      <w:proofErr w:type="gramStart"/>
-      <w:r>
-        <w:rPr>
-          <w:color w:val="000000"/>
-          <w:sz w:val="28"/>
-          <w:szCs w:val="28"/>
-          <w:lang w:val="ru"/>
-        </w:rPr>
-        <w:t>&gt;::</w:t>
-      </w:r>
-      <w:proofErr w:type="gramEnd"/>
-      <w:r>
-        <w:rPr>
-          <w:color w:val="000000"/>
-          <w:sz w:val="28"/>
-          <w:szCs w:val="28"/>
-          <w:lang w:val="ru"/>
-        </w:rPr>
-        <w:t>=&lt;ориентированное множество&gt;|&lt;неориентированное множество&gt;</w:t>
+        <w:t>&lt;множество&gt;::=&lt;ориентированное множество&gt;|&lt;неориентированное множество&gt;</w:t>
       </w:r>
     </w:p>
     <w:p>
@@ -1846,27 +1596,7 @@
           <w:szCs w:val="28"/>
           <w:lang w:val="ru"/>
         </w:rPr>
-        <w:t>ожество</w:t>
-      </w:r>
-      <w:proofErr w:type="gramStart"/>
-      <w:r>
-        <w:rPr>
-          <w:color w:val="000000"/>
-          <w:sz w:val="28"/>
-          <w:szCs w:val="28"/>
-          <w:lang w:val="ru"/>
-        </w:rPr>
-        <w:t>&gt;::</w:t>
-      </w:r>
-      <w:proofErr w:type="gramEnd"/>
-      <w:r>
-        <w:rPr>
-          <w:color w:val="000000"/>
-          <w:sz w:val="28"/>
-          <w:szCs w:val="28"/>
-          <w:lang w:val="ru"/>
-        </w:rPr>
-        <w:t>={</w:t>
+        <w:t>ожество&gt;::={</w:t>
       </w:r>
       <w:r>
         <w:rPr>
@@ -1923,27 +1653,7 @@
           <w:szCs w:val="28"/>
           <w:lang w:val="ru"/>
         </w:rPr>
-        <w:t>&lt;ориентированное множество</w:t>
-      </w:r>
-      <w:proofErr w:type="gramStart"/>
-      <w:r>
-        <w:rPr>
-          <w:color w:val="000000"/>
-          <w:sz w:val="28"/>
-          <w:szCs w:val="28"/>
-          <w:lang w:val="ru"/>
-        </w:rPr>
-        <w:t>&gt;::</w:t>
-      </w:r>
-      <w:proofErr w:type="gramEnd"/>
-      <w:r>
-        <w:rPr>
-          <w:color w:val="000000"/>
-          <w:sz w:val="28"/>
-          <w:szCs w:val="28"/>
-          <w:lang w:val="ru"/>
-        </w:rPr>
-        <w:t>=(&lt;элемент&gt;,&lt;список элементов&gt;)</w:t>
+        <w:t>&lt;ориентированное множество&gt;::=(&lt;элемент&gt;,&lt;список элементов&gt;)</w:t>
       </w:r>
     </w:p>
     <w:p>
@@ -1964,27 +1674,7 @@
           <w:szCs w:val="28"/>
           <w:lang w:val="ru"/>
         </w:rPr>
-        <w:t>&lt;список элементов</w:t>
-      </w:r>
-      <w:proofErr w:type="gramStart"/>
-      <w:r>
-        <w:rPr>
-          <w:color w:val="000000"/>
-          <w:sz w:val="28"/>
-          <w:szCs w:val="28"/>
-          <w:lang w:val="ru"/>
-        </w:rPr>
-        <w:t>&gt;::</w:t>
-      </w:r>
-      <w:proofErr w:type="gramEnd"/>
-      <w:r>
-        <w:rPr>
-          <w:color w:val="000000"/>
-          <w:sz w:val="28"/>
-          <w:szCs w:val="28"/>
-          <w:lang w:val="ru"/>
-        </w:rPr>
-        <w:t>=&lt;элемент&gt;</w:t>
+        <w:t>&lt;список элементов&gt;::=&lt;элемент&gt;</w:t>
       </w:r>
       <w:r>
         <w:rPr>
@@ -2041,27 +1731,7 @@
           <w:szCs w:val="28"/>
           <w:lang w:val="ru"/>
         </w:rPr>
-        <w:t>мя нечёткого множества</w:t>
-      </w:r>
-      <w:proofErr w:type="gramStart"/>
-      <w:r>
-        <w:rPr>
-          <w:color w:val="000000"/>
-          <w:sz w:val="28"/>
-          <w:szCs w:val="28"/>
-          <w:lang w:val="ru"/>
-        </w:rPr>
-        <w:t>&gt;::</w:t>
-      </w:r>
-      <w:proofErr w:type="gramEnd"/>
-      <w:r>
-        <w:rPr>
-          <w:color w:val="000000"/>
-          <w:sz w:val="28"/>
-          <w:szCs w:val="28"/>
-          <w:lang w:val="ru"/>
-        </w:rPr>
-        <w:t>=&lt;имя&gt;</w:t>
+        <w:t>мя нечёткого множества&gt;::=&lt;имя&gt;</w:t>
       </w:r>
     </w:p>
     <w:p>
@@ -2082,27 +1752,7 @@
           <w:szCs w:val="28"/>
           <w:lang w:val="ru"/>
         </w:rPr>
-        <w:t>&lt;имя</w:t>
-      </w:r>
-      <w:proofErr w:type="gramStart"/>
-      <w:r>
-        <w:rPr>
-          <w:color w:val="000000"/>
-          <w:sz w:val="28"/>
-          <w:szCs w:val="28"/>
-          <w:lang w:val="ru"/>
-        </w:rPr>
-        <w:t>&gt;::</w:t>
-      </w:r>
-      <w:proofErr w:type="gramEnd"/>
-      <w:r>
-        <w:rPr>
-          <w:color w:val="000000"/>
-          <w:sz w:val="28"/>
-          <w:szCs w:val="28"/>
-          <w:lang w:val="ru"/>
-        </w:rPr>
-        <w:t>=&lt;символ&gt;</w:t>
+        <w:t>&lt;имя&gt;::=&lt;символ&gt;</w:t>
       </w:r>
       <w:r>
         <w:rPr>
@@ -2150,27 +1800,7 @@
           <w:szCs w:val="28"/>
           <w:lang w:val="ru"/>
         </w:rPr>
-        <w:t>&lt;символ</w:t>
-      </w:r>
-      <w:proofErr w:type="gramStart"/>
-      <w:r>
-        <w:rPr>
-          <w:color w:val="000000"/>
-          <w:sz w:val="28"/>
-          <w:szCs w:val="28"/>
-          <w:lang w:val="ru"/>
-        </w:rPr>
-        <w:t>&gt;::</w:t>
-      </w:r>
-      <w:proofErr w:type="gramEnd"/>
-      <w:r>
-        <w:rPr>
-          <w:color w:val="000000"/>
-          <w:sz w:val="28"/>
-          <w:szCs w:val="28"/>
-          <w:lang w:val="ru"/>
-        </w:rPr>
-        <w:t>=&lt;буква&gt;|&lt;цифра&gt;</w:t>
+        <w:t>&lt;символ&gt;::=&lt;буква&gt;|&lt;цифра&gt;</w:t>
       </w:r>
     </w:p>
     <w:p>
@@ -2192,27 +1822,7 @@
           <w:lang w:val="ru"/>
         </w:rPr>
         <w:lastRenderedPageBreak/>
-        <w:t>&lt;цифра</w:t>
-      </w:r>
-      <w:proofErr w:type="gramStart"/>
-      <w:r>
-        <w:rPr>
-          <w:color w:val="000000"/>
-          <w:sz w:val="28"/>
-          <w:szCs w:val="28"/>
-          <w:lang w:val="ru"/>
-        </w:rPr>
-        <w:t>&gt;::</w:t>
-      </w:r>
-      <w:proofErr w:type="gramEnd"/>
-      <w:r>
-        <w:rPr>
-          <w:color w:val="000000"/>
-          <w:sz w:val="28"/>
-          <w:szCs w:val="28"/>
-          <w:lang w:val="ru"/>
-        </w:rPr>
-        <w:t>=0|...|9</w:t>
+        <w:t>&lt;цифра&gt;::=0|...|9</w:t>
       </w:r>
     </w:p>
     <w:p>
@@ -2233,27 +1843,7 @@
           <w:szCs w:val="28"/>
           <w:lang w:val="ru"/>
         </w:rPr>
-        <w:t>&lt;буква</w:t>
-      </w:r>
-      <w:proofErr w:type="gramStart"/>
-      <w:r>
-        <w:rPr>
-          <w:color w:val="000000"/>
-          <w:sz w:val="28"/>
-          <w:szCs w:val="28"/>
-          <w:lang w:val="ru"/>
-        </w:rPr>
-        <w:t>&gt;::</w:t>
-      </w:r>
-      <w:proofErr w:type="gramEnd"/>
-      <w:r>
-        <w:rPr>
-          <w:color w:val="000000"/>
-          <w:sz w:val="28"/>
-          <w:szCs w:val="28"/>
-          <w:lang w:val="ru"/>
-        </w:rPr>
-        <w:t>=A|...|z</w:t>
+        <w:t>&lt;буква&gt;::=A|...|z</w:t>
       </w:r>
     </w:p>
     <w:p>
@@ -2274,27 +1864,7 @@
           <w:szCs w:val="28"/>
           <w:lang w:val="ru"/>
         </w:rPr>
-        <w:t>&lt;степень принадлежности</w:t>
-      </w:r>
-      <w:proofErr w:type="gramStart"/>
-      <w:r>
-        <w:rPr>
-          <w:color w:val="000000"/>
-          <w:sz w:val="28"/>
-          <w:szCs w:val="28"/>
-          <w:lang w:val="ru"/>
-        </w:rPr>
-        <w:t>&gt;::</w:t>
-      </w:r>
-      <w:proofErr w:type="gramEnd"/>
-      <w:r>
-        <w:rPr>
-          <w:color w:val="000000"/>
-          <w:sz w:val="28"/>
-          <w:szCs w:val="28"/>
-          <w:lang w:val="ru"/>
-        </w:rPr>
-        <w:t>=&lt;действительное число с 0 по 1&gt;</w:t>
+        <w:t>&lt;степень принадлежности&gt;::=&lt;действительное число с 0 по 1&gt;</w:t>
       </w:r>
     </w:p>
     <w:p>
@@ -2324,27 +1894,7 @@
           <w:szCs w:val="28"/>
           <w:lang w:val="ru"/>
         </w:rPr>
-        <w:t xml:space="preserve"> 0 по 1</w:t>
-      </w:r>
-      <w:proofErr w:type="gramStart"/>
-      <w:r>
-        <w:rPr>
-          <w:color w:val="000000"/>
-          <w:sz w:val="28"/>
-          <w:szCs w:val="28"/>
-          <w:lang w:val="ru"/>
-        </w:rPr>
-        <w:t>&gt;::</w:t>
-      </w:r>
-      <w:proofErr w:type="gramEnd"/>
-      <w:r>
-        <w:rPr>
-          <w:color w:val="000000"/>
-          <w:sz w:val="28"/>
-          <w:szCs w:val="28"/>
-          <w:lang w:val="ru"/>
-        </w:rPr>
-        <w:t>=&lt;единица&gt;|&lt;действите</w:t>
+        <w:t xml:space="preserve"> 0 по 1&gt;::=&lt;единица&gt;|&lt;действите</w:t>
       </w:r>
       <w:r>
         <w:rPr>
@@ -2383,27 +1933,7 @@
           <w:szCs w:val="28"/>
           <w:lang w:val="ru"/>
         </w:rPr>
-        <w:t>ствительное число с 0 до 1</w:t>
-      </w:r>
-      <w:proofErr w:type="gramStart"/>
-      <w:r>
-        <w:rPr>
-          <w:color w:val="000000"/>
-          <w:sz w:val="28"/>
-          <w:szCs w:val="28"/>
-          <w:lang w:val="ru"/>
-        </w:rPr>
-        <w:t>&gt;::</w:t>
-      </w:r>
-      <w:proofErr w:type="gramEnd"/>
-      <w:r>
-        <w:rPr>
-          <w:color w:val="000000"/>
-          <w:sz w:val="28"/>
-          <w:szCs w:val="28"/>
-          <w:lang w:val="ru"/>
-        </w:rPr>
-        <w:t>=0</w:t>
+        <w:t>ствительное число с 0 до 1&gt;::=0</w:t>
       </w:r>
       <w:r>
         <w:rPr>
@@ -2468,27 +1998,7 @@
           <w:szCs w:val="28"/>
           <w:lang w:val="ru"/>
         </w:rPr>
-        <w:t>&lt;единица</w:t>
-      </w:r>
-      <w:proofErr w:type="gramStart"/>
-      <w:r>
-        <w:rPr>
-          <w:color w:val="000000"/>
-          <w:sz w:val="28"/>
-          <w:szCs w:val="28"/>
-          <w:lang w:val="ru"/>
-        </w:rPr>
-        <w:t>&gt;::</w:t>
-      </w:r>
-      <w:proofErr w:type="gramEnd"/>
-      <w:r>
-        <w:rPr>
-          <w:color w:val="000000"/>
-          <w:sz w:val="28"/>
-          <w:szCs w:val="28"/>
-          <w:lang w:val="ru"/>
-        </w:rPr>
-        <w:t>=1</w:t>
+        <w:t>&lt;единица&gt;::=1</w:t>
       </w:r>
       <w:r>
         <w:rPr>
@@ -2925,7 +2435,6 @@
         </w:rPr>
         <w:t xml:space="preserve"> 1. </w:t>
       </w:r>
-      <w:proofErr w:type="gramStart"/>
       <w:r>
         <w:rPr>
           <w:rFonts w:ascii="Times New Roman" w:eastAsia="Times New Roman" w:hAnsi="Times New Roman" w:cs="Times New Roman"/>
@@ -2942,77 +2451,7 @@
           <w:szCs w:val="24"/>
           <w:lang w:val="en-US"/>
         </w:rPr>
-        <w:t xml:space="preserve">  </w:t>
-      </w:r>
-      <w:proofErr w:type="spellStart"/>
-      <w:r>
-        <w:rPr>
-          <w:rFonts w:ascii="Times New Roman" w:eastAsia="Times New Roman" w:hAnsi="Times New Roman" w:cs="Times New Roman"/>
-          <w:sz w:val="24"/>
-          <w:szCs w:val="24"/>
-          <w:lang w:val="en-US"/>
-        </w:rPr>
-        <w:t>add</w:t>
-      </w:r>
-      <w:proofErr w:type="gramEnd"/>
-      <w:r>
-        <w:rPr>
-          <w:rFonts w:ascii="Times New Roman" w:eastAsia="Times New Roman" w:hAnsi="Times New Roman" w:cs="Times New Roman"/>
-          <w:sz w:val="24"/>
-          <w:szCs w:val="24"/>
-          <w:lang w:val="en-US"/>
-        </w:rPr>
-        <w:t>_implication</w:t>
-      </w:r>
-      <w:proofErr w:type="spellEnd"/>
-      <w:r>
-        <w:rPr>
-          <w:rFonts w:ascii="Times New Roman" w:eastAsia="Times New Roman" w:hAnsi="Times New Roman" w:cs="Times New Roman"/>
-          <w:sz w:val="24"/>
-          <w:szCs w:val="24"/>
-          <w:lang w:val="en-US"/>
-        </w:rPr>
-        <w:t xml:space="preserve">(self, </w:t>
-      </w:r>
-      <w:proofErr w:type="spellStart"/>
-      <w:r>
-        <w:rPr>
-          <w:rFonts w:ascii="Times New Roman" w:eastAsia="Times New Roman" w:hAnsi="Times New Roman" w:cs="Times New Roman"/>
-          <w:sz w:val="24"/>
-          <w:szCs w:val="24"/>
-          <w:lang w:val="en-US"/>
-        </w:rPr>
-        <w:t>new_implication</w:t>
-      </w:r>
-      <w:proofErr w:type="spellEnd"/>
-      <w:r>
-        <w:rPr>
-          <w:rFonts w:ascii="Times New Roman" w:eastAsia="Times New Roman" w:hAnsi="Times New Roman" w:cs="Times New Roman"/>
-          <w:sz w:val="24"/>
-          <w:szCs w:val="24"/>
-          <w:lang w:val="en-US"/>
-        </w:rPr>
-        <w:t xml:space="preserve"> :</w:t>
-      </w:r>
-      <w:proofErr w:type="spellStart"/>
-      <w:r>
-        <w:rPr>
-          <w:rFonts w:ascii="Times New Roman" w:eastAsia="Times New Roman" w:hAnsi="Times New Roman" w:cs="Times New Roman"/>
-          <w:sz w:val="24"/>
-          <w:szCs w:val="24"/>
-          <w:lang w:val="en-US"/>
-        </w:rPr>
-        <w:t>ImplicationScheme</w:t>
-      </w:r>
-      <w:proofErr w:type="spellEnd"/>
-      <w:r>
-        <w:rPr>
-          <w:rFonts w:ascii="Times New Roman" w:eastAsia="Times New Roman" w:hAnsi="Times New Roman" w:cs="Times New Roman"/>
-          <w:sz w:val="24"/>
-          <w:szCs w:val="24"/>
-          <w:lang w:val="en-US"/>
-        </w:rPr>
-        <w:t xml:space="preserve">) </w:t>
+        <w:t xml:space="preserve">  add_implication(self, new_implication :ImplicationScheme) </w:t>
       </w:r>
       <w:r>
         <w:rPr>
@@ -3032,7 +2471,6 @@
         </w:rPr>
         <w:t xml:space="preserve"> </w:t>
       </w:r>
-      <w:proofErr w:type="spellStart"/>
       <w:r>
         <w:rPr>
           <w:rFonts w:ascii="Times New Roman" w:eastAsia="Times New Roman" w:hAnsi="Times New Roman" w:cs="Times New Roman"/>
@@ -3042,7 +2480,6 @@
         </w:rPr>
         <w:t>InferenceInput</w:t>
       </w:r>
-      <w:proofErr w:type="spellEnd"/>
     </w:p>
     <w:p>
       <w:pPr>
@@ -3184,85 +2621,14 @@
         </w:rPr>
         <w:t xml:space="preserve"> </w:t>
       </w:r>
-      <w:proofErr w:type="spellStart"/>
-      <w:r>
-        <w:rPr>
-          <w:rFonts w:ascii="Times New Roman" w:eastAsia="Times New Roman" w:hAnsi="Times New Roman" w:cs="Times New Roman"/>
-          <w:sz w:val="24"/>
-          <w:szCs w:val="24"/>
-          <w:lang w:val="en-US"/>
-        </w:rPr>
-        <w:t>add_</w:t>
-      </w:r>
-      <w:proofErr w:type="gramStart"/>
-      <w:r>
-        <w:rPr>
-          <w:rFonts w:ascii="Times New Roman" w:eastAsia="Times New Roman" w:hAnsi="Times New Roman" w:cs="Times New Roman"/>
-          <w:sz w:val="24"/>
-          <w:szCs w:val="24"/>
-          <w:lang w:val="en-US"/>
-        </w:rPr>
-        <w:t>set</w:t>
-      </w:r>
-      <w:proofErr w:type="spellEnd"/>
-      <w:r>
-        <w:rPr>
-          <w:rFonts w:ascii="Times New Roman" w:eastAsia="Times New Roman" w:hAnsi="Times New Roman" w:cs="Times New Roman"/>
-          <w:sz w:val="24"/>
-          <w:szCs w:val="24"/>
-          <w:lang w:val="en-US"/>
-        </w:rPr>
-        <w:t>(</w:t>
-      </w:r>
-      <w:proofErr w:type="gramEnd"/>
-      <w:r>
-        <w:rPr>
-          <w:rFonts w:ascii="Times New Roman" w:eastAsia="Times New Roman" w:hAnsi="Times New Roman" w:cs="Times New Roman"/>
-          <w:sz w:val="24"/>
-          <w:szCs w:val="24"/>
-          <w:lang w:val="en-US"/>
-        </w:rPr>
-        <w:t xml:space="preserve">self, </w:t>
-      </w:r>
-      <w:proofErr w:type="spellStart"/>
-      <w:r>
-        <w:rPr>
-          <w:rFonts w:ascii="Times New Roman" w:eastAsia="Times New Roman" w:hAnsi="Times New Roman" w:cs="Times New Roman"/>
-          <w:sz w:val="24"/>
-          <w:szCs w:val="24"/>
-          <w:lang w:val="en-US"/>
-        </w:rPr>
-        <w:t>new_set</w:t>
-      </w:r>
-      <w:proofErr w:type="spellEnd"/>
-      <w:r>
-        <w:rPr>
-          <w:rFonts w:ascii="Times New Roman" w:eastAsia="Times New Roman" w:hAnsi="Times New Roman" w:cs="Times New Roman"/>
-          <w:sz w:val="24"/>
-          <w:szCs w:val="24"/>
-          <w:lang w:val="en-US"/>
-        </w:rPr>
-        <w:t xml:space="preserve"> :</w:t>
-      </w:r>
-      <w:proofErr w:type="spellStart"/>
-      <w:r>
-        <w:rPr>
-          <w:rFonts w:ascii="Times New Roman" w:eastAsia="Times New Roman" w:hAnsi="Times New Roman" w:cs="Times New Roman"/>
-          <w:sz w:val="24"/>
-          <w:szCs w:val="24"/>
-          <w:lang w:val="en-US"/>
-        </w:rPr>
-        <w:t>FuzzySet</w:t>
-      </w:r>
-      <w:proofErr w:type="spellEnd"/>
-      <w:r>
-        <w:rPr>
-          <w:rFonts w:ascii="Times New Roman" w:eastAsia="Times New Roman" w:hAnsi="Times New Roman" w:cs="Times New Roman"/>
-          <w:sz w:val="24"/>
-          <w:szCs w:val="24"/>
-          <w:lang w:val="en-US"/>
-        </w:rPr>
-        <w:t>)</w:t>
+      <w:r>
+        <w:rPr>
+          <w:rFonts w:ascii="Times New Roman" w:eastAsia="Times New Roman" w:hAnsi="Times New Roman" w:cs="Times New Roman"/>
+          <w:sz w:val="24"/>
+          <w:szCs w:val="24"/>
+          <w:lang w:val="en-US"/>
+        </w:rPr>
+        <w:t>add_set(self, new_set :FuzzySet)</w:t>
       </w:r>
       <w:r>
         <w:rPr>
@@ -3291,7 +2657,6 @@
         </w:rPr>
         <w:t xml:space="preserve"> </w:t>
       </w:r>
-      <w:proofErr w:type="spellStart"/>
       <w:r>
         <w:rPr>
           <w:rFonts w:ascii="Times New Roman" w:eastAsia="Times New Roman" w:hAnsi="Times New Roman" w:cs="Times New Roman"/>
@@ -3301,7 +2666,6 @@
         </w:rPr>
         <w:t>InferenceInput</w:t>
       </w:r>
-      <w:proofErr w:type="spellEnd"/>
     </w:p>
     <w:p>
       <w:pPr>
@@ -3445,174 +2809,23 @@
         </w:rPr>
         <w:t xml:space="preserve"> </w:t>
       </w:r>
-      <w:proofErr w:type="spellStart"/>
-      <w:r>
-        <w:rPr>
-          <w:rFonts w:ascii="Times New Roman" w:eastAsia="Times New Roman" w:hAnsi="Times New Roman" w:cs="Times New Roman"/>
-          <w:sz w:val="24"/>
-          <w:szCs w:val="24"/>
-          <w:lang w:val="en-US"/>
-        </w:rPr>
-        <w:t>apply_modus_</w:t>
-      </w:r>
-      <w:proofErr w:type="gramStart"/>
-      <w:r>
-        <w:rPr>
-          <w:rFonts w:ascii="Times New Roman" w:eastAsia="Times New Roman" w:hAnsi="Times New Roman" w:cs="Times New Roman"/>
-          <w:sz w:val="24"/>
-          <w:szCs w:val="24"/>
-          <w:lang w:val="en-US"/>
-        </w:rPr>
-        <w:t>ponens</w:t>
-      </w:r>
-      <w:proofErr w:type="spellEnd"/>
-      <w:r>
-        <w:rPr>
-          <w:rFonts w:ascii="Times New Roman" w:eastAsia="Times New Roman" w:hAnsi="Times New Roman" w:cs="Times New Roman"/>
-          <w:sz w:val="24"/>
-          <w:szCs w:val="24"/>
-          <w:lang w:val="en-US"/>
-        </w:rPr>
-        <w:t>(</w:t>
-      </w:r>
-      <w:proofErr w:type="gramEnd"/>
-      <w:r>
-        <w:rPr>
-          <w:rFonts w:ascii="Times New Roman" w:eastAsia="Times New Roman" w:hAnsi="Times New Roman" w:cs="Times New Roman"/>
-          <w:sz w:val="24"/>
-          <w:szCs w:val="24"/>
-          <w:lang w:val="en-US"/>
-        </w:rPr>
-        <w:t xml:space="preserve">self, </w:t>
-      </w:r>
-      <w:proofErr w:type="spellStart"/>
-      <w:r>
-        <w:rPr>
-          <w:rFonts w:ascii="Times New Roman" w:eastAsia="Times New Roman" w:hAnsi="Times New Roman" w:cs="Times New Roman"/>
-          <w:sz w:val="24"/>
-          <w:szCs w:val="24"/>
-          <w:lang w:val="en-US"/>
-        </w:rPr>
-        <w:t>fuzzy_set</w:t>
-      </w:r>
-      <w:proofErr w:type="spellEnd"/>
-      <w:r>
-        <w:rPr>
-          <w:rFonts w:ascii="Times New Roman" w:eastAsia="Times New Roman" w:hAnsi="Times New Roman" w:cs="Times New Roman"/>
-          <w:sz w:val="24"/>
-          <w:szCs w:val="24"/>
-          <w:lang w:val="en-US"/>
-        </w:rPr>
-        <w:t xml:space="preserve"> :</w:t>
-      </w:r>
-      <w:proofErr w:type="spellStart"/>
-      <w:r>
-        <w:rPr>
-          <w:rFonts w:ascii="Times New Roman" w:eastAsia="Times New Roman" w:hAnsi="Times New Roman" w:cs="Times New Roman"/>
-          <w:sz w:val="24"/>
-          <w:szCs w:val="24"/>
-          <w:lang w:val="en-US"/>
-        </w:rPr>
-        <w:t>FuzzySet</w:t>
-      </w:r>
-      <w:proofErr w:type="spellEnd"/>
-      <w:r>
-        <w:rPr>
-          <w:rFonts w:ascii="Times New Roman" w:eastAsia="Times New Roman" w:hAnsi="Times New Roman" w:cs="Times New Roman"/>
-          <w:sz w:val="24"/>
-          <w:szCs w:val="24"/>
-          <w:lang w:val="en-US"/>
-        </w:rPr>
-        <w:t xml:space="preserve">, </w:t>
-      </w:r>
-      <w:proofErr w:type="spellStart"/>
-      <w:r>
-        <w:rPr>
-          <w:rFonts w:ascii="Times New Roman" w:eastAsia="Times New Roman" w:hAnsi="Times New Roman" w:cs="Times New Roman"/>
-          <w:sz w:val="24"/>
-          <w:szCs w:val="24"/>
-          <w:lang w:val="en-US"/>
-        </w:rPr>
-        <w:t>implication_scheme</w:t>
-      </w:r>
-      <w:proofErr w:type="spellEnd"/>
-      <w:r>
-        <w:rPr>
-          <w:rFonts w:ascii="Times New Roman" w:eastAsia="Times New Roman" w:hAnsi="Times New Roman" w:cs="Times New Roman"/>
-          <w:sz w:val="24"/>
-          <w:szCs w:val="24"/>
-          <w:lang w:val="en-US"/>
-        </w:rPr>
-        <w:t xml:space="preserve"> :</w:t>
-      </w:r>
-      <w:proofErr w:type="spellStart"/>
-      <w:r>
-        <w:rPr>
-          <w:rFonts w:ascii="Times New Roman" w:eastAsia="Times New Roman" w:hAnsi="Times New Roman" w:cs="Times New Roman"/>
-          <w:sz w:val="24"/>
-          <w:szCs w:val="24"/>
-          <w:lang w:val="en-US"/>
-        </w:rPr>
-        <w:t>ImplicationScheme</w:t>
-      </w:r>
-      <w:proofErr w:type="spellEnd"/>
-      <w:r>
-        <w:rPr>
-          <w:rFonts w:ascii="Times New Roman" w:eastAsia="Times New Roman" w:hAnsi="Times New Roman" w:cs="Times New Roman"/>
-          <w:sz w:val="24"/>
-          <w:szCs w:val="24"/>
-          <w:lang w:val="en-US"/>
-        </w:rPr>
-        <w:t xml:space="preserve">, </w:t>
-      </w:r>
-      <w:proofErr w:type="spellStart"/>
-      <w:r>
-        <w:rPr>
-          <w:rFonts w:ascii="Times New Roman" w:eastAsia="Times New Roman" w:hAnsi="Times New Roman" w:cs="Times New Roman"/>
-          <w:sz w:val="24"/>
-          <w:szCs w:val="24"/>
-          <w:lang w:val="en-US"/>
-        </w:rPr>
-        <w:t>new_set_</w:t>
-      </w:r>
-      <w:r>
-        <w:rPr>
-          <w:rFonts w:ascii="Times New Roman" w:eastAsia="Times New Roman" w:hAnsi="Times New Roman" w:cs="Times New Roman"/>
-          <w:sz w:val="24"/>
-          <w:szCs w:val="24"/>
-          <w:lang w:val="en-US"/>
-        </w:rPr>
-        <w:t>name</w:t>
-      </w:r>
-      <w:proofErr w:type="spellEnd"/>
-      <w:r>
-        <w:rPr>
-          <w:rFonts w:ascii="Times New Roman" w:eastAsia="Times New Roman" w:hAnsi="Times New Roman" w:cs="Times New Roman"/>
-          <w:sz w:val="24"/>
-          <w:szCs w:val="24"/>
-          <w:lang w:val="en-US"/>
-        </w:rPr>
-        <w:t xml:space="preserve"> :</w:t>
-      </w:r>
-      <w:proofErr w:type="spellStart"/>
-      <w:r>
-        <w:rPr>
-          <w:rFonts w:ascii="Times New Roman" w:eastAsia="Times New Roman" w:hAnsi="Times New Roman" w:cs="Times New Roman"/>
-          <w:sz w:val="24"/>
-          <w:szCs w:val="24"/>
-          <w:lang w:val="en-US"/>
-        </w:rPr>
-        <w:t>str</w:t>
-      </w:r>
-      <w:proofErr w:type="spellEnd"/>
-      <w:r>
-        <w:rPr>
-          <w:rFonts w:ascii="Times New Roman" w:eastAsia="Times New Roman" w:hAnsi="Times New Roman" w:cs="Times New Roman"/>
-          <w:sz w:val="24"/>
-          <w:szCs w:val="24"/>
-          <w:lang w:val="en-US"/>
-        </w:rPr>
-        <w:t xml:space="preserve">) </w:t>
+      <w:r>
+        <w:rPr>
+          <w:rFonts w:ascii="Times New Roman" w:eastAsia="Times New Roman" w:hAnsi="Times New Roman" w:cs="Times New Roman"/>
+          <w:sz w:val="24"/>
+          <w:szCs w:val="24"/>
+          <w:lang w:val="en-US"/>
+        </w:rPr>
+        <w:t>apply_modus_ponens(self, fuzzy_set :FuzzySet, implication_scheme :ImplicationScheme, new_set_</w:t>
+      </w:r>
+      <w:r>
+        <w:rPr>
+          <w:rFonts w:ascii="Times New Roman" w:eastAsia="Times New Roman" w:hAnsi="Times New Roman" w:cs="Times New Roman"/>
+          <w:sz w:val="24"/>
+          <w:szCs w:val="24"/>
+          <w:lang w:val="en-US"/>
+        </w:rPr>
+        <w:t xml:space="preserve">name :str) </w:t>
       </w:r>
       <w:r>
         <w:rPr>
@@ -3632,7 +2845,6 @@
         </w:rPr>
         <w:t xml:space="preserve"> </w:t>
       </w:r>
-      <w:proofErr w:type="spellStart"/>
       <w:r>
         <w:rPr>
           <w:rFonts w:ascii="Times New Roman" w:eastAsia="Times New Roman" w:hAnsi="Times New Roman" w:cs="Times New Roman"/>
@@ -3642,7 +2854,6 @@
         </w:rPr>
         <w:t>InferencePipeline</w:t>
       </w:r>
-      <w:proofErr w:type="spellEnd"/>
     </w:p>
     <w:p>
       <w:pPr>
@@ -3822,25 +3033,14 @@
         </w:rPr>
         <w:t xml:space="preserve"> </w:t>
       </w:r>
-      <w:proofErr w:type="spellStart"/>
-      <w:r>
-        <w:rPr>
-          <w:rFonts w:ascii="Times New Roman" w:eastAsia="Times New Roman" w:hAnsi="Times New Roman" w:cs="Times New Roman"/>
-          <w:sz w:val="24"/>
-          <w:szCs w:val="24"/>
-          <w:lang w:val="en-US"/>
-        </w:rPr>
-        <w:t>calculate_implications</w:t>
-      </w:r>
-      <w:proofErr w:type="spellEnd"/>
-      <w:r>
-        <w:rPr>
-          <w:rFonts w:ascii="Times New Roman" w:eastAsia="Times New Roman" w:hAnsi="Times New Roman" w:cs="Times New Roman"/>
-          <w:sz w:val="24"/>
-          <w:szCs w:val="24"/>
-          <w:lang w:val="en-US"/>
-        </w:rPr>
-        <w:t>(self)</w:t>
+      <w:r>
+        <w:rPr>
+          <w:rFonts w:ascii="Times New Roman" w:eastAsia="Times New Roman" w:hAnsi="Times New Roman" w:cs="Times New Roman"/>
+          <w:sz w:val="24"/>
+          <w:szCs w:val="24"/>
+          <w:lang w:val="en-US"/>
+        </w:rPr>
+        <w:t>calculate_implications(self)</w:t>
       </w:r>
       <w:r>
         <w:rPr>
@@ -3869,7 +3069,6 @@
         </w:rPr>
         <w:t xml:space="preserve"> </w:t>
       </w:r>
-      <w:proofErr w:type="spellStart"/>
       <w:r>
         <w:rPr>
           <w:rFonts w:ascii="Times New Roman" w:eastAsia="Times New Roman" w:hAnsi="Times New Roman" w:cs="Times New Roman"/>
@@ -3879,7 +3078,6 @@
         </w:rPr>
         <w:t>InferencePipeline</w:t>
       </w:r>
-      <w:proofErr w:type="spellEnd"/>
     </w:p>
     <w:p>
       <w:pPr>
@@ -4073,85 +3271,14 @@
         </w:rPr>
         <w:t xml:space="preserve"> </w:t>
       </w:r>
-      <w:proofErr w:type="spellStart"/>
-      <w:r>
-        <w:rPr>
-          <w:rFonts w:ascii="Times New Roman" w:eastAsia="Times New Roman" w:hAnsi="Times New Roman" w:cs="Times New Roman"/>
-          <w:sz w:val="24"/>
-          <w:szCs w:val="24"/>
-          <w:lang w:val="en-US"/>
-        </w:rPr>
-        <w:t>check_for_</w:t>
-      </w:r>
-      <w:proofErr w:type="gramStart"/>
-      <w:r>
-        <w:rPr>
-          <w:rFonts w:ascii="Times New Roman" w:eastAsia="Times New Roman" w:hAnsi="Times New Roman" w:cs="Times New Roman"/>
-          <w:sz w:val="24"/>
-          <w:szCs w:val="24"/>
-          <w:lang w:val="en-US"/>
-        </w:rPr>
-        <w:t>duplicates</w:t>
-      </w:r>
-      <w:proofErr w:type="spellEnd"/>
-      <w:r>
-        <w:rPr>
-          <w:rFonts w:ascii="Times New Roman" w:eastAsia="Times New Roman" w:hAnsi="Times New Roman" w:cs="Times New Roman"/>
-          <w:sz w:val="24"/>
-          <w:szCs w:val="24"/>
-          <w:lang w:val="en-US"/>
-        </w:rPr>
-        <w:t>(</w:t>
-      </w:r>
-      <w:proofErr w:type="gramEnd"/>
-      <w:r>
-        <w:rPr>
-          <w:rFonts w:ascii="Times New Roman" w:eastAsia="Times New Roman" w:hAnsi="Times New Roman" w:cs="Times New Roman"/>
-          <w:sz w:val="24"/>
-          <w:szCs w:val="24"/>
-          <w:lang w:val="en-US"/>
-        </w:rPr>
-        <w:t xml:space="preserve">self, </w:t>
-      </w:r>
-      <w:proofErr w:type="spellStart"/>
-      <w:r>
-        <w:rPr>
-          <w:rFonts w:ascii="Times New Roman" w:eastAsia="Times New Roman" w:hAnsi="Times New Roman" w:cs="Times New Roman"/>
-          <w:sz w:val="24"/>
-          <w:szCs w:val="24"/>
-          <w:lang w:val="en-US"/>
-        </w:rPr>
-        <w:t>set_to_check</w:t>
-      </w:r>
-      <w:proofErr w:type="spellEnd"/>
-      <w:r>
-        <w:rPr>
-          <w:rFonts w:ascii="Times New Roman" w:eastAsia="Times New Roman" w:hAnsi="Times New Roman" w:cs="Times New Roman"/>
-          <w:sz w:val="24"/>
-          <w:szCs w:val="24"/>
-          <w:lang w:val="en-US"/>
-        </w:rPr>
-        <w:t xml:space="preserve"> :</w:t>
-      </w:r>
-      <w:proofErr w:type="spellStart"/>
-      <w:r>
-        <w:rPr>
-          <w:rFonts w:ascii="Times New Roman" w:eastAsia="Times New Roman" w:hAnsi="Times New Roman" w:cs="Times New Roman"/>
-          <w:sz w:val="24"/>
-          <w:szCs w:val="24"/>
-          <w:lang w:val="en-US"/>
-        </w:rPr>
-        <w:t>FuzzySet</w:t>
-      </w:r>
-      <w:proofErr w:type="spellEnd"/>
-      <w:r>
-        <w:rPr>
-          <w:rFonts w:ascii="Times New Roman" w:eastAsia="Times New Roman" w:hAnsi="Times New Roman" w:cs="Times New Roman"/>
-          <w:sz w:val="24"/>
-          <w:szCs w:val="24"/>
-          <w:lang w:val="en-US"/>
-        </w:rPr>
-        <w:t>)</w:t>
+      <w:r>
+        <w:rPr>
+          <w:rFonts w:ascii="Times New Roman" w:eastAsia="Times New Roman" w:hAnsi="Times New Roman" w:cs="Times New Roman"/>
+          <w:sz w:val="24"/>
+          <w:szCs w:val="24"/>
+          <w:lang w:val="en-US"/>
+        </w:rPr>
+        <w:t>check_for_duplicates(self, set_to_check :FuzzySet)</w:t>
       </w:r>
       <w:r>
         <w:rPr>
@@ -4180,7 +3307,6 @@
         </w:rPr>
         <w:t xml:space="preserve"> </w:t>
       </w:r>
-      <w:proofErr w:type="spellStart"/>
       <w:r>
         <w:rPr>
           <w:rFonts w:ascii="Times New Roman" w:eastAsia="Times New Roman" w:hAnsi="Times New Roman" w:cs="Times New Roman"/>
@@ -4190,7 +3316,6 @@
         </w:rPr>
         <w:t>InferencePipeline</w:t>
       </w:r>
-      <w:proofErr w:type="spellEnd"/>
     </w:p>
     <w:p>
       <w:pPr>
@@ -4381,67 +3506,7 @@
           <w:szCs w:val="24"/>
           <w:lang w:val="en-US"/>
         </w:rPr>
-        <w:t>__</w:t>
-      </w:r>
-      <w:proofErr w:type="spellStart"/>
-      <w:r>
-        <w:rPr>
-          <w:rFonts w:ascii="Times New Roman" w:eastAsia="Times New Roman" w:hAnsi="Times New Roman" w:cs="Times New Roman"/>
-          <w:sz w:val="24"/>
-          <w:szCs w:val="24"/>
-          <w:lang w:val="en-US"/>
-        </w:rPr>
-        <w:t>check_if_already_has_</w:t>
-      </w:r>
-      <w:proofErr w:type="gramStart"/>
-      <w:r>
-        <w:rPr>
-          <w:rFonts w:ascii="Times New Roman" w:eastAsia="Times New Roman" w:hAnsi="Times New Roman" w:cs="Times New Roman"/>
-          <w:sz w:val="24"/>
-          <w:szCs w:val="24"/>
-          <w:lang w:val="en-US"/>
-        </w:rPr>
-        <w:t>set</w:t>
-      </w:r>
-      <w:proofErr w:type="spellEnd"/>
-      <w:r>
-        <w:rPr>
-          <w:rFonts w:ascii="Times New Roman" w:eastAsia="Times New Roman" w:hAnsi="Times New Roman" w:cs="Times New Roman"/>
-          <w:sz w:val="24"/>
-          <w:szCs w:val="24"/>
-          <w:lang w:val="en-US"/>
-        </w:rPr>
-        <w:t>(</w:t>
-      </w:r>
-      <w:proofErr w:type="gramEnd"/>
-      <w:r>
-        <w:rPr>
-          <w:rFonts w:ascii="Times New Roman" w:eastAsia="Times New Roman" w:hAnsi="Times New Roman" w:cs="Times New Roman"/>
-          <w:sz w:val="24"/>
-          <w:szCs w:val="24"/>
-          <w:lang w:val="en-US"/>
-        </w:rPr>
-        <w:t xml:space="preserve">self, </w:t>
-      </w:r>
-      <w:proofErr w:type="spellStart"/>
-      <w:r>
-        <w:rPr>
-          <w:rFonts w:ascii="Times New Roman" w:eastAsia="Times New Roman" w:hAnsi="Times New Roman" w:cs="Times New Roman"/>
-          <w:sz w:val="24"/>
-          <w:szCs w:val="24"/>
-          <w:lang w:val="en-US"/>
-        </w:rPr>
-        <w:t>new_set_name</w:t>
-      </w:r>
-      <w:proofErr w:type="spellEnd"/>
-      <w:r>
-        <w:rPr>
-          <w:rFonts w:ascii="Times New Roman" w:eastAsia="Times New Roman" w:hAnsi="Times New Roman" w:cs="Times New Roman"/>
-          <w:sz w:val="24"/>
-          <w:szCs w:val="24"/>
-          <w:lang w:val="en-US"/>
-        </w:rPr>
-        <w:t>)</w:t>
+        <w:t>__check_if_already_has_set(self, new_set_name)</w:t>
       </w:r>
       <w:r>
         <w:rPr>
@@ -4470,7 +3535,6 @@
         </w:rPr>
         <w:t xml:space="preserve"> </w:t>
       </w:r>
-      <w:proofErr w:type="spellStart"/>
       <w:r>
         <w:rPr>
           <w:rFonts w:ascii="Times New Roman" w:eastAsia="Times New Roman" w:hAnsi="Times New Roman" w:cs="Times New Roman"/>
@@ -4480,7 +3544,6 @@
         </w:rPr>
         <w:t>InferenceInput</w:t>
       </w:r>
-      <w:proofErr w:type="spellEnd"/>
     </w:p>
     <w:p>
       <w:pPr>
@@ -4724,79 +3787,8 @@
           <w:szCs w:val="24"/>
           <w:lang w:val="en-US"/>
         </w:rPr>
-        <w:t>__</w:t>
-      </w:r>
-      <w:proofErr w:type="spellStart"/>
-      <w:r>
-        <w:rPr>
-          <w:rFonts w:ascii="Times New Roman" w:eastAsia="Times New Roman" w:hAnsi="Times New Roman" w:cs="Times New Roman"/>
-          <w:sz w:val="24"/>
-          <w:szCs w:val="24"/>
-          <w:lang w:val="en-US"/>
-        </w:rPr>
-        <w:t>check_if_already_has_</w:t>
-      </w:r>
-      <w:proofErr w:type="gramStart"/>
-      <w:r>
-        <w:rPr>
-          <w:rFonts w:ascii="Times New Roman" w:eastAsia="Times New Roman" w:hAnsi="Times New Roman" w:cs="Times New Roman"/>
-          <w:sz w:val="24"/>
-          <w:szCs w:val="24"/>
-          <w:lang w:val="en-US"/>
-        </w:rPr>
-        <w:t>implication</w:t>
-      </w:r>
-      <w:proofErr w:type="spellEnd"/>
-      <w:r>
-        <w:rPr>
-          <w:rFonts w:ascii="Times New Roman" w:eastAsia="Times New Roman" w:hAnsi="Times New Roman" w:cs="Times New Roman"/>
-          <w:sz w:val="24"/>
-          <w:szCs w:val="24"/>
-          <w:lang w:val="en-US"/>
-        </w:rPr>
-        <w:t>(</w:t>
-      </w:r>
-      <w:proofErr w:type="gramEnd"/>
-      <w:r>
-        <w:rPr>
-          <w:rFonts w:ascii="Times New Roman" w:eastAsia="Times New Roman" w:hAnsi="Times New Roman" w:cs="Times New Roman"/>
-          <w:sz w:val="24"/>
-          <w:szCs w:val="24"/>
-          <w:lang w:val="en-US"/>
-        </w:rPr>
-        <w:t xml:space="preserve">self, </w:t>
-      </w:r>
-      <w:proofErr w:type="spellStart"/>
-      <w:r>
-        <w:rPr>
-          <w:rFonts w:ascii="Times New Roman" w:eastAsia="Times New Roman" w:hAnsi="Times New Roman" w:cs="Times New Roman"/>
-          <w:sz w:val="24"/>
-          <w:szCs w:val="24"/>
-          <w:lang w:val="en-US"/>
-        </w:rPr>
-        <w:t>new_implication</w:t>
-      </w:r>
-      <w:proofErr w:type="spellEnd"/>
-      <w:r>
-        <w:rPr>
-          <w:rFonts w:ascii="Times New Roman" w:eastAsia="Times New Roman" w:hAnsi="Times New Roman" w:cs="Times New Roman"/>
-          <w:sz w:val="24"/>
-          <w:szCs w:val="24"/>
-          <w:lang w:val="en-US"/>
-        </w:rPr>
-        <w:t xml:space="preserve"> :</w:t>
-      </w:r>
-      <w:proofErr w:type="spellStart"/>
-      <w:r>
-        <w:rPr>
-          <w:rFonts w:ascii="Times New Roman" w:eastAsia="Times New Roman" w:hAnsi="Times New Roman" w:cs="Times New Roman"/>
-          <w:sz w:val="24"/>
-          <w:szCs w:val="24"/>
-          <w:lang w:val="en-US"/>
-        </w:rPr>
-        <w:t>ImplicationScheme</w:t>
-      </w:r>
-      <w:proofErr w:type="spellEnd"/>
+        <w:t>__check_if_already_has_implication(self, new_implication :ImplicationScheme</w:t>
+      </w:r>
       <w:r>
         <w:rPr>
           <w:rFonts w:ascii="Times New Roman" w:eastAsia="Times New Roman" w:hAnsi="Times New Roman" w:cs="Times New Roman"/>
@@ -4824,7 +3816,6 @@
         </w:rPr>
         <w:t xml:space="preserve"> </w:t>
       </w:r>
-      <w:proofErr w:type="spellStart"/>
       <w:r>
         <w:rPr>
           <w:rFonts w:ascii="Times New Roman" w:eastAsia="Times New Roman" w:hAnsi="Times New Roman" w:cs="Times New Roman"/>
@@ -4834,7 +3825,6 @@
         </w:rPr>
         <w:t>InferenceInput</w:t>
       </w:r>
-      <w:proofErr w:type="spellEnd"/>
     </w:p>
     <w:p>
       <w:pPr>
@@ -5025,116 +4015,14 @@
         </w:rPr>
         <w:t xml:space="preserve"> </w:t>
       </w:r>
-      <w:proofErr w:type="spellStart"/>
-      <w:r>
-        <w:rPr>
-          <w:rFonts w:ascii="Times New Roman" w:eastAsia="Times New Roman" w:hAnsi="Times New Roman" w:cs="Times New Roman"/>
-          <w:sz w:val="24"/>
-          <w:szCs w:val="24"/>
-          <w:lang w:val="en-US"/>
-        </w:rPr>
-        <w:t>drastic_</w:t>
-      </w:r>
-      <w:proofErr w:type="gramStart"/>
-      <w:r>
-        <w:rPr>
-          <w:rFonts w:ascii="Times New Roman" w:eastAsia="Times New Roman" w:hAnsi="Times New Roman" w:cs="Times New Roman"/>
-          <w:sz w:val="24"/>
-          <w:szCs w:val="24"/>
-          <w:lang w:val="en-US"/>
-        </w:rPr>
-        <w:t>product</w:t>
-      </w:r>
-      <w:proofErr w:type="spellEnd"/>
-      <w:r>
-        <w:rPr>
-          <w:rFonts w:ascii="Times New Roman" w:eastAsia="Times New Roman" w:hAnsi="Times New Roman" w:cs="Times New Roman"/>
-          <w:sz w:val="24"/>
-          <w:szCs w:val="24"/>
-          <w:lang w:val="en-US"/>
-        </w:rPr>
-        <w:t>(</w:t>
-      </w:r>
-      <w:proofErr w:type="spellStart"/>
-      <w:proofErr w:type="gramEnd"/>
-      <w:r>
-        <w:rPr>
-          <w:rFonts w:ascii="Times New Roman" w:eastAsia="Times New Roman" w:hAnsi="Times New Roman" w:cs="Times New Roman"/>
-          <w:sz w:val="24"/>
-          <w:szCs w:val="24"/>
-          <w:lang w:val="en-US"/>
-        </w:rPr>
-        <w:t>left_set</w:t>
-      </w:r>
-      <w:proofErr w:type="spellEnd"/>
-      <w:r>
-        <w:rPr>
-          <w:rFonts w:ascii="Times New Roman" w:eastAsia="Times New Roman" w:hAnsi="Times New Roman" w:cs="Times New Roman"/>
-          <w:sz w:val="24"/>
-          <w:szCs w:val="24"/>
-          <w:lang w:val="en-US"/>
-        </w:rPr>
-        <w:t xml:space="preserve"> :</w:t>
-      </w:r>
-      <w:proofErr w:type="spellStart"/>
-      <w:r>
-        <w:rPr>
-          <w:rFonts w:ascii="Times New Roman" w:eastAsia="Times New Roman" w:hAnsi="Times New Roman" w:cs="Times New Roman"/>
-          <w:sz w:val="24"/>
-          <w:szCs w:val="24"/>
-          <w:lang w:val="en-US"/>
-        </w:rPr>
-        <w:t>FuzzySet</w:t>
-      </w:r>
-      <w:proofErr w:type="spellEnd"/>
-      <w:r>
-        <w:rPr>
-          <w:rFonts w:ascii="Times New Roman" w:eastAsia="Times New Roman" w:hAnsi="Times New Roman" w:cs="Times New Roman"/>
-          <w:sz w:val="24"/>
-          <w:szCs w:val="24"/>
-          <w:lang w:val="en-US"/>
-        </w:rPr>
-        <w:t xml:space="preserve">, </w:t>
-      </w:r>
-      <w:proofErr w:type="spellStart"/>
-      <w:r>
-        <w:rPr>
-          <w:rFonts w:ascii="Times New Roman" w:eastAsia="Times New Roman" w:hAnsi="Times New Roman" w:cs="Times New Roman"/>
-          <w:sz w:val="24"/>
-          <w:szCs w:val="24"/>
-          <w:lang w:val="en-US"/>
-        </w:rPr>
-        <w:t>implication_scheme</w:t>
-      </w:r>
-      <w:proofErr w:type="spellEnd"/>
-      <w:r>
-        <w:rPr>
-          <w:rFonts w:ascii="Times New Roman" w:eastAsia="Times New Roman" w:hAnsi="Times New Roman" w:cs="Times New Roman"/>
-          <w:sz w:val="24"/>
-          <w:szCs w:val="24"/>
-          <w:lang w:val="en-US"/>
-        </w:rPr>
-        <w:t xml:space="preserve"> :</w:t>
-      </w:r>
-      <w:proofErr w:type="spellStart"/>
-      <w:r>
-        <w:rPr>
-          <w:rFonts w:ascii="Times New Roman" w:eastAsia="Times New Roman" w:hAnsi="Times New Roman" w:cs="Times New Roman"/>
-          <w:sz w:val="24"/>
-          <w:szCs w:val="24"/>
-          <w:lang w:val="en-US"/>
-        </w:rPr>
-        <w:t>ImplicationScheme</w:t>
-      </w:r>
-      <w:proofErr w:type="spellEnd"/>
-      <w:r>
-        <w:rPr>
-          <w:rFonts w:ascii="Times New Roman" w:eastAsia="Times New Roman" w:hAnsi="Times New Roman" w:cs="Times New Roman"/>
-          <w:sz w:val="24"/>
-          <w:szCs w:val="24"/>
-          <w:lang w:val="en-US"/>
-        </w:rPr>
-        <w:t>)</w:t>
+      <w:r>
+        <w:rPr>
+          <w:rFonts w:ascii="Times New Roman" w:eastAsia="Times New Roman" w:hAnsi="Times New Roman" w:cs="Times New Roman"/>
+          <w:sz w:val="24"/>
+          <w:szCs w:val="24"/>
+          <w:lang w:val="en-US"/>
+        </w:rPr>
+        <w:t>drastic_product(left_set :FuzzySet, implication_scheme :ImplicationScheme)</w:t>
       </w:r>
       <w:r>
         <w:rPr>
@@ -5163,7 +4051,6 @@
         </w:rPr>
         <w:t xml:space="preserve"> </w:t>
       </w:r>
-      <w:proofErr w:type="spellStart"/>
       <w:r>
         <w:rPr>
           <w:rFonts w:ascii="Times New Roman" w:eastAsia="Times New Roman" w:hAnsi="Times New Roman" w:cs="Times New Roman"/>
@@ -5173,7 +4060,6 @@
         </w:rPr>
         <w:t>InferenceConjunction</w:t>
       </w:r>
-      <w:proofErr w:type="spellEnd"/>
     </w:p>
     <w:p>
       <w:pPr>
@@ -5337,47 +4223,7 @@
           <w:szCs w:val="24"/>
           <w:lang w:val="en-US"/>
         </w:rPr>
-        <w:t>__</w:t>
-      </w:r>
-      <w:proofErr w:type="spellStart"/>
-      <w:r>
-        <w:rPr>
-          <w:rFonts w:ascii="Times New Roman" w:eastAsia="Times New Roman" w:hAnsi="Times New Roman" w:cs="Times New Roman"/>
-          <w:sz w:val="24"/>
-          <w:szCs w:val="24"/>
-          <w:lang w:val="en-US"/>
-        </w:rPr>
-        <w:t>eq</w:t>
-      </w:r>
-      <w:proofErr w:type="spellEnd"/>
-      <w:r>
-        <w:rPr>
-          <w:rFonts w:ascii="Times New Roman" w:eastAsia="Times New Roman" w:hAnsi="Times New Roman" w:cs="Times New Roman"/>
-          <w:sz w:val="24"/>
-          <w:szCs w:val="24"/>
-          <w:lang w:val="en-US"/>
-        </w:rPr>
-        <w:t>_</w:t>
-      </w:r>
-      <w:proofErr w:type="gramStart"/>
-      <w:r>
-        <w:rPr>
-          <w:rFonts w:ascii="Times New Roman" w:eastAsia="Times New Roman" w:hAnsi="Times New Roman" w:cs="Times New Roman"/>
-          <w:sz w:val="24"/>
-          <w:szCs w:val="24"/>
-          <w:lang w:val="en-US"/>
-        </w:rPr>
-        <w:t>_(</w:t>
-      </w:r>
-      <w:proofErr w:type="gramEnd"/>
-      <w:r>
-        <w:rPr>
-          <w:rFonts w:ascii="Times New Roman" w:eastAsia="Times New Roman" w:hAnsi="Times New Roman" w:cs="Times New Roman"/>
-          <w:sz w:val="24"/>
-          <w:szCs w:val="24"/>
-          <w:lang w:val="en-US"/>
-        </w:rPr>
-        <w:t>self, other)</w:t>
+        <w:t>__eq__(self, other)</w:t>
       </w:r>
       <w:r>
         <w:rPr>
@@ -5406,7 +4252,6 @@
         </w:rPr>
         <w:t xml:space="preserve"> </w:t>
       </w:r>
-      <w:proofErr w:type="spellStart"/>
       <w:r>
         <w:rPr>
           <w:rFonts w:ascii="Times New Roman" w:eastAsia="Times New Roman" w:hAnsi="Times New Roman" w:cs="Times New Roman"/>
@@ -5416,7 +4261,6 @@
         </w:rPr>
         <w:t>InferenceStep</w:t>
       </w:r>
-      <w:proofErr w:type="spellEnd"/>
     </w:p>
     <w:p>
       <w:pPr>
@@ -5501,175 +4345,42 @@
           <w:lang w:val="en-US"/>
         </w:rPr>
       </w:pPr>
-      <w:proofErr w:type="spellStart"/>
-      <w:r>
-        <w:rPr>
-          <w:rFonts w:ascii="Times New Roman" w:eastAsia="Times New Roman" w:hAnsi="Times New Roman" w:cs="Times New Roman"/>
-          <w:sz w:val="24"/>
-          <w:szCs w:val="24"/>
-          <w:lang w:val="en-US"/>
-        </w:rPr>
-        <w:t>Рис</w:t>
-      </w:r>
-      <w:proofErr w:type="spellEnd"/>
-      <w:r>
-        <w:rPr>
-          <w:rFonts w:ascii="Times New Roman" w:eastAsia="Times New Roman" w:hAnsi="Times New Roman" w:cs="Times New Roman"/>
-          <w:sz w:val="24"/>
-          <w:szCs w:val="24"/>
-          <w:lang w:val="en-US"/>
-        </w:rPr>
-        <w:t xml:space="preserve"> 10</w:t>
-      </w:r>
-      <w:r>
-        <w:rPr>
-          <w:rFonts w:ascii="Times New Roman" w:eastAsia="Times New Roman" w:hAnsi="Times New Roman" w:cs="Times New Roman"/>
-          <w:sz w:val="24"/>
-          <w:szCs w:val="24"/>
-          <w:lang w:val="en-US"/>
-        </w:rPr>
-        <w:t xml:space="preserve">. </w:t>
-      </w:r>
-      <w:proofErr w:type="spellStart"/>
-      <w:r>
-        <w:rPr>
-          <w:rFonts w:ascii="Times New Roman" w:eastAsia="Times New Roman" w:hAnsi="Times New Roman" w:cs="Times New Roman"/>
-          <w:sz w:val="24"/>
-          <w:szCs w:val="24"/>
-          <w:lang w:val="en-US"/>
-        </w:rPr>
-        <w:t>Метод</w:t>
-      </w:r>
-      <w:proofErr w:type="spellEnd"/>
-      <w:r>
-        <w:rPr>
-          <w:rFonts w:ascii="Times New Roman" w:eastAsia="Times New Roman" w:hAnsi="Times New Roman" w:cs="Times New Roman"/>
-          <w:sz w:val="24"/>
-          <w:szCs w:val="24"/>
-          <w:lang w:val="en-US"/>
-        </w:rPr>
-        <w:t xml:space="preserve"> </w:t>
-      </w:r>
-      <w:proofErr w:type="spellStart"/>
-      <w:r>
-        <w:rPr>
-          <w:rFonts w:ascii="Times New Roman" w:eastAsia="Times New Roman" w:hAnsi="Times New Roman" w:cs="Times New Roman"/>
-          <w:sz w:val="24"/>
-          <w:szCs w:val="24"/>
-          <w:lang w:val="en-US"/>
-        </w:rPr>
-        <w:t>find_compatible_</w:t>
-      </w:r>
-      <w:proofErr w:type="gramStart"/>
-      <w:r>
-        <w:rPr>
-          <w:rFonts w:ascii="Times New Roman" w:eastAsia="Times New Roman" w:hAnsi="Times New Roman" w:cs="Times New Roman"/>
-          <w:sz w:val="24"/>
-          <w:szCs w:val="24"/>
-          <w:lang w:val="en-US"/>
-        </w:rPr>
-        <w:t>sets</w:t>
-      </w:r>
-      <w:proofErr w:type="spellEnd"/>
-      <w:r>
-        <w:rPr>
-          <w:rFonts w:ascii="Times New Roman" w:eastAsia="Times New Roman" w:hAnsi="Times New Roman" w:cs="Times New Roman"/>
-          <w:sz w:val="24"/>
-          <w:szCs w:val="24"/>
-          <w:lang w:val="en-US"/>
-        </w:rPr>
-        <w:t>(</w:t>
-      </w:r>
-      <w:proofErr w:type="gramEnd"/>
-      <w:r>
-        <w:rPr>
-          <w:rFonts w:ascii="Times New Roman" w:eastAsia="Times New Roman" w:hAnsi="Times New Roman" w:cs="Times New Roman"/>
-          <w:sz w:val="24"/>
-          <w:szCs w:val="24"/>
-          <w:lang w:val="en-US"/>
-        </w:rPr>
-        <w:t xml:space="preserve">self, </w:t>
-      </w:r>
-      <w:proofErr w:type="spellStart"/>
-      <w:r>
-        <w:rPr>
-          <w:rFonts w:ascii="Times New Roman" w:eastAsia="Times New Roman" w:hAnsi="Times New Roman" w:cs="Times New Roman"/>
-          <w:sz w:val="24"/>
-          <w:szCs w:val="24"/>
-          <w:lang w:val="en-US"/>
-        </w:rPr>
-        <w:t>implication_scheme</w:t>
-      </w:r>
-      <w:proofErr w:type="spellEnd"/>
-      <w:r>
-        <w:rPr>
-          <w:rFonts w:ascii="Times New Roman" w:eastAsia="Times New Roman" w:hAnsi="Times New Roman" w:cs="Times New Roman"/>
-          <w:sz w:val="24"/>
-          <w:szCs w:val="24"/>
-          <w:lang w:val="en-US"/>
-        </w:rPr>
-        <w:t xml:space="preserve"> :</w:t>
-      </w:r>
-      <w:proofErr w:type="spellStart"/>
-      <w:r>
-        <w:rPr>
-          <w:rFonts w:ascii="Times New Roman" w:eastAsia="Times New Roman" w:hAnsi="Times New Roman" w:cs="Times New Roman"/>
-          <w:sz w:val="24"/>
-          <w:szCs w:val="24"/>
-          <w:lang w:val="en-US"/>
-        </w:rPr>
-        <w:t>ImplicationScheme</w:t>
-      </w:r>
-      <w:proofErr w:type="spellEnd"/>
-      <w:r>
-        <w:rPr>
-          <w:rFonts w:ascii="Times New Roman" w:eastAsia="Times New Roman" w:hAnsi="Times New Roman" w:cs="Times New Roman"/>
-          <w:sz w:val="24"/>
-          <w:szCs w:val="24"/>
-          <w:lang w:val="en-US"/>
-        </w:rPr>
-        <w:t>)</w:t>
-      </w:r>
-      <w:r>
-        <w:rPr>
-          <w:rFonts w:ascii="Times New Roman" w:eastAsia="Times New Roman" w:hAnsi="Times New Roman" w:cs="Times New Roman"/>
-          <w:sz w:val="24"/>
-          <w:szCs w:val="24"/>
-          <w:lang w:val="en-US"/>
-        </w:rPr>
-        <w:t xml:space="preserve"> </w:t>
-      </w:r>
-      <w:proofErr w:type="spellStart"/>
-      <w:r>
-        <w:rPr>
-          <w:rFonts w:ascii="Times New Roman" w:eastAsia="Times New Roman" w:hAnsi="Times New Roman" w:cs="Times New Roman"/>
-          <w:sz w:val="24"/>
-          <w:szCs w:val="24"/>
-          <w:lang w:val="en-US"/>
-        </w:rPr>
-        <w:t>класса</w:t>
-      </w:r>
-      <w:proofErr w:type="spellEnd"/>
-      <w:r>
-        <w:rPr>
-          <w:rFonts w:ascii="Times New Roman" w:eastAsia="Times New Roman" w:hAnsi="Times New Roman" w:cs="Times New Roman"/>
-          <w:sz w:val="24"/>
-          <w:szCs w:val="24"/>
-          <w:lang w:val="en-US"/>
-        </w:rPr>
-        <w:t xml:space="preserve"> </w:t>
-      </w:r>
-      <w:proofErr w:type="spellStart"/>
-      <w:r>
-        <w:rPr>
-          <w:rFonts w:ascii="Times New Roman" w:eastAsia="Times New Roman" w:hAnsi="Times New Roman" w:cs="Times New Roman"/>
-          <w:sz w:val="24"/>
-          <w:szCs w:val="24"/>
-          <w:lang w:val="en-US"/>
-        </w:rPr>
-        <w:t>InferencePipeline</w:t>
-      </w:r>
-      <w:proofErr w:type="spellEnd"/>
+      <w:r>
+        <w:rPr>
+          <w:rFonts w:ascii="Times New Roman" w:eastAsia="Times New Roman" w:hAnsi="Times New Roman" w:cs="Times New Roman"/>
+          <w:sz w:val="24"/>
+          <w:szCs w:val="24"/>
+          <w:lang w:val="en-US"/>
+        </w:rPr>
+        <w:t>Рис 10</w:t>
+      </w:r>
+      <w:r>
+        <w:rPr>
+          <w:rFonts w:ascii="Times New Roman" w:eastAsia="Times New Roman" w:hAnsi="Times New Roman" w:cs="Times New Roman"/>
+          <w:sz w:val="24"/>
+          <w:szCs w:val="24"/>
+          <w:lang w:val="en-US"/>
+        </w:rPr>
+        <w:t xml:space="preserve">. Метод </w:t>
+      </w:r>
+      <w:r>
+        <w:rPr>
+          <w:rFonts w:ascii="Times New Roman" w:eastAsia="Times New Roman" w:hAnsi="Times New Roman" w:cs="Times New Roman"/>
+          <w:sz w:val="24"/>
+          <w:szCs w:val="24"/>
+          <w:lang w:val="en-US"/>
+        </w:rPr>
+        <w:t>find_compatible_sets(self, implication_scheme :ImplicationScheme)</w:t>
+      </w:r>
+      <w:r>
+        <w:rPr>
+          <w:rFonts w:ascii="Times New Roman" w:eastAsia="Times New Roman" w:hAnsi="Times New Roman" w:cs="Times New Roman"/>
+          <w:sz w:val="24"/>
+          <w:szCs w:val="24"/>
+          <w:lang w:val="en-US"/>
+        </w:rPr>
+        <w:t xml:space="preserve"> класса InferencePipeline</w:t>
+      </w:r>
     </w:p>
     <w:p>
       <w:pPr>
@@ -5776,7 +4487,7 @@
             <v:path o:extrusionok="f" gradientshapeok="t" o:connecttype="rect"/>
             <o:lock v:ext="edit" aspectratio="t"/>
           </v:shapetype>
-          <v:shape id="_x0000_i1025" type="#_x0000_t75" style="width:496.3pt;height:468.85pt">
+          <v:shape id="_x0000_i1025" type="#_x0000_t75" style="width:495.75pt;height:468.75pt">
             <v:imagedata r:id="rId18" o:title="find_set_with_name"/>
           </v:shape>
         </w:pict>
@@ -5794,46 +4505,24 @@
           <w:lang w:val="en-US"/>
         </w:rPr>
       </w:pPr>
-      <w:proofErr w:type="spellStart"/>
-      <w:r>
-        <w:rPr>
-          <w:rFonts w:ascii="Times New Roman" w:eastAsia="Times New Roman" w:hAnsi="Times New Roman" w:cs="Times New Roman"/>
-          <w:sz w:val="24"/>
-          <w:szCs w:val="24"/>
-          <w:lang w:val="en-US"/>
-        </w:rPr>
-        <w:t>Рис</w:t>
-      </w:r>
-      <w:proofErr w:type="spellEnd"/>
-      <w:r>
-        <w:rPr>
-          <w:rFonts w:ascii="Times New Roman" w:eastAsia="Times New Roman" w:hAnsi="Times New Roman" w:cs="Times New Roman"/>
-          <w:sz w:val="24"/>
-          <w:szCs w:val="24"/>
-          <w:lang w:val="en-US"/>
-        </w:rPr>
-        <w:t xml:space="preserve"> 11</w:t>
-      </w:r>
-      <w:r>
-        <w:rPr>
-          <w:rFonts w:ascii="Times New Roman" w:eastAsia="Times New Roman" w:hAnsi="Times New Roman" w:cs="Times New Roman"/>
-          <w:sz w:val="24"/>
-          <w:szCs w:val="24"/>
-          <w:lang w:val="en-US"/>
-        </w:rPr>
-        <w:t xml:space="preserve">. </w:t>
-      </w:r>
-      <w:proofErr w:type="spellStart"/>
-      <w:r>
-        <w:rPr>
-          <w:rFonts w:ascii="Times New Roman" w:eastAsia="Times New Roman" w:hAnsi="Times New Roman" w:cs="Times New Roman"/>
-          <w:sz w:val="24"/>
-          <w:szCs w:val="24"/>
-          <w:lang w:val="en-US"/>
-        </w:rPr>
-        <w:t>Метод</w:t>
-      </w:r>
-      <w:proofErr w:type="spellEnd"/>
+      <w:r>
+        <w:rPr>
+          <w:rFonts w:ascii="Times New Roman" w:eastAsia="Times New Roman" w:hAnsi="Times New Roman" w:cs="Times New Roman"/>
+          <w:sz w:val="24"/>
+          <w:szCs w:val="24"/>
+          <w:lang w:val="en-US"/>
+        </w:rPr>
+        <w:t>Рис 11</w:t>
+      </w:r>
+      <w:r>
+        <w:rPr>
+          <w:rFonts w:ascii="Times New Roman" w:eastAsia="Times New Roman" w:hAnsi="Times New Roman" w:cs="Times New Roman"/>
+          <w:sz w:val="24"/>
+          <w:szCs w:val="24"/>
+          <w:lang w:val="en-US"/>
+        </w:rPr>
+        <w:t>. Метод</w:t>
+      </w:r>
       <w:r>
         <w:rPr>
           <w:rFonts w:ascii="Times New Roman" w:eastAsia="Times New Roman" w:hAnsi="Times New Roman" w:cs="Times New Roman"/>
@@ -5843,45 +4532,14 @@
         </w:rPr>
         <w:t xml:space="preserve"> </w:t>
       </w:r>
-      <w:proofErr w:type="spellStart"/>
-      <w:r>
-        <w:rPr>
-          <w:rFonts w:ascii="Times New Roman" w:eastAsia="Times New Roman" w:hAnsi="Times New Roman" w:cs="Times New Roman"/>
-          <w:sz w:val="24"/>
-          <w:szCs w:val="24"/>
-          <w:lang w:val="en-US"/>
-        </w:rPr>
-        <w:t>find_set_with_name</w:t>
-      </w:r>
-      <w:proofErr w:type="spellEnd"/>
-      <w:r>
-        <w:rPr>
-          <w:rFonts w:ascii="Times New Roman" w:eastAsia="Times New Roman" w:hAnsi="Times New Roman" w:cs="Times New Roman"/>
-          <w:sz w:val="24"/>
-          <w:szCs w:val="24"/>
-          <w:lang w:val="en-US"/>
-        </w:rPr>
-        <w:t>(self, name :</w:t>
-      </w:r>
-      <w:proofErr w:type="spellStart"/>
-      <w:r>
-        <w:rPr>
-          <w:rFonts w:ascii="Times New Roman" w:eastAsia="Times New Roman" w:hAnsi="Times New Roman" w:cs="Times New Roman"/>
-          <w:sz w:val="24"/>
-          <w:szCs w:val="24"/>
-          <w:lang w:val="en-US"/>
-        </w:rPr>
-        <w:t>str</w:t>
-      </w:r>
-      <w:proofErr w:type="spellEnd"/>
-      <w:r>
-        <w:rPr>
-          <w:rFonts w:ascii="Times New Roman" w:eastAsia="Times New Roman" w:hAnsi="Times New Roman" w:cs="Times New Roman"/>
-          <w:sz w:val="24"/>
-          <w:szCs w:val="24"/>
-          <w:lang w:val="en-US"/>
-        </w:rPr>
-        <w:t>)</w:t>
+      <w:r>
+        <w:rPr>
+          <w:rFonts w:ascii="Times New Roman" w:eastAsia="Times New Roman" w:hAnsi="Times New Roman" w:cs="Times New Roman"/>
+          <w:sz w:val="24"/>
+          <w:szCs w:val="24"/>
+          <w:lang w:val="en-US"/>
+        </w:rPr>
+        <w:t>find_set_with_name(self, name :str)</w:t>
       </w:r>
       <w:r>
         <w:rPr>
@@ -5892,37 +4550,15 @@
         </w:rPr>
         <w:t xml:space="preserve"> </w:t>
       </w:r>
-      <w:proofErr w:type="spellStart"/>
-      <w:r>
-        <w:rPr>
-          <w:rFonts w:ascii="Times New Roman" w:eastAsia="Times New Roman" w:hAnsi="Times New Roman" w:cs="Times New Roman"/>
-          <w:sz w:val="24"/>
-          <w:szCs w:val="24"/>
-          <w:lang w:val="en-US"/>
-        </w:rPr>
-        <w:t>класса</w:t>
-      </w:r>
-      <w:proofErr w:type="spellEnd"/>
-      <w:r>
-        <w:rPr>
-          <w:rFonts w:ascii="Times New Roman" w:eastAsia="Times New Roman" w:hAnsi="Times New Roman" w:cs="Times New Roman"/>
-          <w:sz w:val="24"/>
-          <w:szCs w:val="24"/>
-          <w:lang w:val="en-US"/>
-        </w:rPr>
-        <w:t xml:space="preserve"> </w:t>
-      </w:r>
-      <w:proofErr w:type="spellStart"/>
-      <w:r>
-        <w:rPr>
-          <w:rFonts w:ascii="Times New Roman" w:eastAsia="Times New Roman" w:hAnsi="Times New Roman" w:cs="Times New Roman"/>
-          <w:sz w:val="24"/>
-          <w:szCs w:val="24"/>
-          <w:lang w:val="en-US"/>
-        </w:rPr>
-        <w:t>InferencePipeline</w:t>
-      </w:r>
-      <w:proofErr w:type="spellEnd"/>
+      <w:r>
+        <w:rPr>
+          <w:rFonts w:ascii="Times New Roman" w:eastAsia="Times New Roman" w:hAnsi="Times New Roman" w:cs="Times New Roman"/>
+          <w:sz w:val="24"/>
+          <w:szCs w:val="24"/>
+          <w:lang w:val="en-US"/>
+        </w:rPr>
+        <w:t>класса InferencePipeline</w:t>
+      </w:r>
       <w:r>
         <w:rPr>
           <w:rFonts w:ascii="Times New Roman" w:eastAsia="Times New Roman" w:hAnsi="Times New Roman" w:cs="Times New Roman"/>
@@ -6104,46 +4740,24 @@
           <w:lang w:val="en-US"/>
         </w:rPr>
       </w:pPr>
-      <w:proofErr w:type="spellStart"/>
-      <w:r>
-        <w:rPr>
-          <w:rFonts w:ascii="Times New Roman" w:eastAsia="Times New Roman" w:hAnsi="Times New Roman" w:cs="Times New Roman"/>
-          <w:sz w:val="24"/>
-          <w:szCs w:val="24"/>
-          <w:lang w:val="en-US"/>
-        </w:rPr>
-        <w:t>Рис</w:t>
-      </w:r>
-      <w:proofErr w:type="spellEnd"/>
-      <w:r>
-        <w:rPr>
-          <w:rFonts w:ascii="Times New Roman" w:eastAsia="Times New Roman" w:hAnsi="Times New Roman" w:cs="Times New Roman"/>
-          <w:sz w:val="24"/>
-          <w:szCs w:val="24"/>
-          <w:lang w:val="en-US"/>
-        </w:rPr>
-        <w:t xml:space="preserve"> 12</w:t>
-      </w:r>
-      <w:r>
-        <w:rPr>
-          <w:rFonts w:ascii="Times New Roman" w:eastAsia="Times New Roman" w:hAnsi="Times New Roman" w:cs="Times New Roman"/>
-          <w:sz w:val="24"/>
-          <w:szCs w:val="24"/>
-          <w:lang w:val="en-US"/>
-        </w:rPr>
-        <w:t xml:space="preserve">. </w:t>
-      </w:r>
-      <w:proofErr w:type="spellStart"/>
-      <w:r>
-        <w:rPr>
-          <w:rFonts w:ascii="Times New Roman" w:eastAsia="Times New Roman" w:hAnsi="Times New Roman" w:cs="Times New Roman"/>
-          <w:sz w:val="24"/>
-          <w:szCs w:val="24"/>
-          <w:lang w:val="en-US"/>
-        </w:rPr>
-        <w:t>Метод</w:t>
-      </w:r>
-      <w:proofErr w:type="spellEnd"/>
+      <w:r>
+        <w:rPr>
+          <w:rFonts w:ascii="Times New Roman" w:eastAsia="Times New Roman" w:hAnsi="Times New Roman" w:cs="Times New Roman"/>
+          <w:sz w:val="24"/>
+          <w:szCs w:val="24"/>
+          <w:lang w:val="en-US"/>
+        </w:rPr>
+        <w:t>Рис 12</w:t>
+      </w:r>
+      <w:r>
+        <w:rPr>
+          <w:rFonts w:ascii="Times New Roman" w:eastAsia="Times New Roman" w:hAnsi="Times New Roman" w:cs="Times New Roman"/>
+          <w:sz w:val="24"/>
+          <w:szCs w:val="24"/>
+          <w:lang w:val="en-US"/>
+        </w:rPr>
+        <w:t>. Метод</w:t>
+      </w:r>
       <w:r>
         <w:rPr>
           <w:rFonts w:ascii="Times New Roman" w:eastAsia="Times New Roman" w:hAnsi="Times New Roman" w:cs="Times New Roman"/>
@@ -6171,37 +4785,15 @@
         </w:rPr>
         <w:t xml:space="preserve"> </w:t>
       </w:r>
-      <w:proofErr w:type="spellStart"/>
-      <w:r>
-        <w:rPr>
-          <w:rFonts w:ascii="Times New Roman" w:eastAsia="Times New Roman" w:hAnsi="Times New Roman" w:cs="Times New Roman"/>
-          <w:sz w:val="24"/>
-          <w:szCs w:val="24"/>
-          <w:lang w:val="en-US"/>
-        </w:rPr>
-        <w:t>класса</w:t>
-      </w:r>
-      <w:proofErr w:type="spellEnd"/>
-      <w:r>
-        <w:rPr>
-          <w:rFonts w:ascii="Times New Roman" w:eastAsia="Times New Roman" w:hAnsi="Times New Roman" w:cs="Times New Roman"/>
-          <w:sz w:val="24"/>
-          <w:szCs w:val="24"/>
-          <w:lang w:val="en-US"/>
-        </w:rPr>
-        <w:t xml:space="preserve"> </w:t>
-      </w:r>
-      <w:proofErr w:type="spellStart"/>
-      <w:r>
-        <w:rPr>
-          <w:rFonts w:ascii="Times New Roman" w:eastAsia="Times New Roman" w:hAnsi="Times New Roman" w:cs="Times New Roman"/>
-          <w:sz w:val="24"/>
-          <w:szCs w:val="24"/>
-          <w:lang w:val="en-US"/>
-        </w:rPr>
-        <w:t>InferencePipeline</w:t>
-      </w:r>
-      <w:proofErr w:type="spellEnd"/>
+      <w:r>
+        <w:rPr>
+          <w:rFonts w:ascii="Times New Roman" w:eastAsia="Times New Roman" w:hAnsi="Times New Roman" w:cs="Times New Roman"/>
+          <w:sz w:val="24"/>
+          <w:szCs w:val="24"/>
+          <w:lang w:val="en-US"/>
+        </w:rPr>
+        <w:t>класса InferencePipeline</w:t>
+      </w:r>
     </w:p>
     <w:p>
       <w:pPr>
@@ -6332,46 +4924,24 @@
           <w:lang w:val="en-US"/>
         </w:rPr>
       </w:pPr>
-      <w:proofErr w:type="spellStart"/>
-      <w:r>
-        <w:rPr>
-          <w:rFonts w:ascii="Times New Roman" w:eastAsia="Times New Roman" w:hAnsi="Times New Roman" w:cs="Times New Roman"/>
-          <w:sz w:val="24"/>
-          <w:szCs w:val="24"/>
-          <w:lang w:val="en-US"/>
-        </w:rPr>
-        <w:t>Рис</w:t>
-      </w:r>
-      <w:proofErr w:type="spellEnd"/>
-      <w:r>
-        <w:rPr>
-          <w:rFonts w:ascii="Times New Roman" w:eastAsia="Times New Roman" w:hAnsi="Times New Roman" w:cs="Times New Roman"/>
-          <w:sz w:val="24"/>
-          <w:szCs w:val="24"/>
-          <w:lang w:val="en-US"/>
-        </w:rPr>
-        <w:t xml:space="preserve"> 13</w:t>
-      </w:r>
-      <w:r>
-        <w:rPr>
-          <w:rFonts w:ascii="Times New Roman" w:eastAsia="Times New Roman" w:hAnsi="Times New Roman" w:cs="Times New Roman"/>
-          <w:sz w:val="24"/>
-          <w:szCs w:val="24"/>
-          <w:lang w:val="en-US"/>
-        </w:rPr>
-        <w:t xml:space="preserve">. </w:t>
-      </w:r>
-      <w:proofErr w:type="spellStart"/>
-      <w:r>
-        <w:rPr>
-          <w:rFonts w:ascii="Times New Roman" w:eastAsia="Times New Roman" w:hAnsi="Times New Roman" w:cs="Times New Roman"/>
-          <w:sz w:val="24"/>
-          <w:szCs w:val="24"/>
-          <w:lang w:val="en-US"/>
-        </w:rPr>
-        <w:t>Метод</w:t>
-      </w:r>
-      <w:proofErr w:type="spellEnd"/>
+      <w:r>
+        <w:rPr>
+          <w:rFonts w:ascii="Times New Roman" w:eastAsia="Times New Roman" w:hAnsi="Times New Roman" w:cs="Times New Roman"/>
+          <w:sz w:val="24"/>
+          <w:szCs w:val="24"/>
+          <w:lang w:val="en-US"/>
+        </w:rPr>
+        <w:t>Рис 13</w:t>
+      </w:r>
+      <w:r>
+        <w:rPr>
+          <w:rFonts w:ascii="Times New Roman" w:eastAsia="Times New Roman" w:hAnsi="Times New Roman" w:cs="Times New Roman"/>
+          <w:sz w:val="24"/>
+          <w:szCs w:val="24"/>
+          <w:lang w:val="en-US"/>
+        </w:rPr>
+        <w:t>. Метод</w:t>
+      </w:r>
       <w:r>
         <w:rPr>
           <w:rFonts w:ascii="Times New Roman" w:eastAsia="Times New Roman" w:hAnsi="Times New Roman" w:cs="Times New Roman"/>
@@ -6381,7 +4951,6 @@
         </w:rPr>
         <w:t xml:space="preserve"> </w:t>
       </w:r>
-      <w:proofErr w:type="spellStart"/>
       <w:r>
         <w:rPr>
           <w:rFonts w:ascii="Times New Roman" w:eastAsia="Times New Roman" w:hAnsi="Times New Roman" w:cs="Times New Roman"/>
@@ -6398,78 +4967,26 @@
           <w:szCs w:val="24"/>
           <w:lang w:val="en-US"/>
         </w:rPr>
-        <w:t>_</w:t>
-      </w:r>
-      <w:proofErr w:type="gramStart"/>
-      <w:r>
-        <w:rPr>
-          <w:rFonts w:ascii="Times New Roman" w:eastAsia="Times New Roman" w:hAnsi="Times New Roman" w:cs="Times New Roman"/>
-          <w:sz w:val="24"/>
-          <w:szCs w:val="24"/>
-          <w:lang w:val="en-US"/>
-        </w:rPr>
-        <w:t>step</w:t>
-      </w:r>
-      <w:proofErr w:type="spellEnd"/>
-      <w:r>
-        <w:rPr>
-          <w:rFonts w:ascii="Times New Roman" w:eastAsia="Times New Roman" w:hAnsi="Times New Roman" w:cs="Times New Roman"/>
-          <w:sz w:val="24"/>
-          <w:szCs w:val="24"/>
-          <w:lang w:val="en-US"/>
-        </w:rPr>
-        <w:t>(</w:t>
-      </w:r>
-      <w:proofErr w:type="gramEnd"/>
-      <w:r>
-        <w:rPr>
-          <w:rFonts w:ascii="Times New Roman" w:eastAsia="Times New Roman" w:hAnsi="Times New Roman" w:cs="Times New Roman"/>
-          <w:sz w:val="24"/>
-          <w:szCs w:val="24"/>
-          <w:lang w:val="en-US"/>
-        </w:rPr>
-        <w:t>self</w:t>
-      </w:r>
-      <w:r>
-        <w:rPr>
-          <w:rFonts w:ascii="Times New Roman" w:eastAsia="Times New Roman" w:hAnsi="Times New Roman" w:cs="Times New Roman"/>
-          <w:sz w:val="24"/>
-          <w:szCs w:val="24"/>
-          <w:lang w:val="en-US"/>
-        </w:rPr>
-        <w:t xml:space="preserve">, changed, </w:t>
-      </w:r>
-      <w:proofErr w:type="spellStart"/>
-      <w:r>
-        <w:rPr>
-          <w:rFonts w:ascii="Times New Roman" w:eastAsia="Times New Roman" w:hAnsi="Times New Roman" w:cs="Times New Roman"/>
-          <w:sz w:val="24"/>
-          <w:szCs w:val="24"/>
-          <w:lang w:val="en-US"/>
-        </w:rPr>
-        <w:t>fuzzy_set</w:t>
-      </w:r>
-      <w:proofErr w:type="spellEnd"/>
-      <w:r>
-        <w:rPr>
-          <w:rFonts w:ascii="Times New Roman" w:eastAsia="Times New Roman" w:hAnsi="Times New Roman" w:cs="Times New Roman"/>
-          <w:sz w:val="24"/>
-          <w:szCs w:val="24"/>
-          <w:lang w:val="en-US"/>
-        </w:rPr>
-        <w:t xml:space="preserve">, scheme, </w:t>
-      </w:r>
-      <w:proofErr w:type="spellStart"/>
-      <w:r>
-        <w:rPr>
-          <w:rFonts w:ascii="Times New Roman" w:eastAsia="Times New Roman" w:hAnsi="Times New Roman" w:cs="Times New Roman"/>
-          <w:sz w:val="24"/>
-          <w:szCs w:val="24"/>
-          <w:lang w:val="en-US"/>
-        </w:rPr>
-        <w:t>step_index</w:t>
-      </w:r>
-      <w:proofErr w:type="spellEnd"/>
+        <w:t>_step</w:t>
+      </w:r>
+      <w:r>
+        <w:rPr>
+          <w:rFonts w:ascii="Times New Roman" w:eastAsia="Times New Roman" w:hAnsi="Times New Roman" w:cs="Times New Roman"/>
+          <w:sz w:val="24"/>
+          <w:szCs w:val="24"/>
+          <w:lang w:val="en-US"/>
+        </w:rPr>
+        <w:t>(self</w:t>
+      </w:r>
+      <w:r>
+        <w:rPr>
+          <w:rFonts w:ascii="Times New Roman" w:eastAsia="Times New Roman" w:hAnsi="Times New Roman" w:cs="Times New Roman"/>
+          <w:sz w:val="24"/>
+          <w:szCs w:val="24"/>
+          <w:lang w:val="en-US"/>
+        </w:rPr>
+        <w:t>, changed, fuzzy_set, scheme, step_index</w:t>
+      </w:r>
       <w:r>
         <w:rPr>
           <w:rFonts w:ascii="Times New Roman" w:eastAsia="Times New Roman" w:hAnsi="Times New Roman" w:cs="Times New Roman"/>
@@ -6488,37 +5005,15 @@
         </w:rPr>
         <w:t xml:space="preserve"> </w:t>
       </w:r>
-      <w:proofErr w:type="spellStart"/>
-      <w:r>
-        <w:rPr>
-          <w:rFonts w:ascii="Times New Roman" w:eastAsia="Times New Roman" w:hAnsi="Times New Roman" w:cs="Times New Roman"/>
-          <w:sz w:val="24"/>
-          <w:szCs w:val="24"/>
-          <w:lang w:val="en-US"/>
-        </w:rPr>
-        <w:t>класса</w:t>
-      </w:r>
-      <w:proofErr w:type="spellEnd"/>
-      <w:r>
-        <w:rPr>
-          <w:rFonts w:ascii="Times New Roman" w:eastAsia="Times New Roman" w:hAnsi="Times New Roman" w:cs="Times New Roman"/>
-          <w:sz w:val="24"/>
-          <w:szCs w:val="24"/>
-          <w:lang w:val="en-US"/>
-        </w:rPr>
-        <w:t xml:space="preserve"> </w:t>
-      </w:r>
-      <w:proofErr w:type="spellStart"/>
-      <w:r>
-        <w:rPr>
-          <w:rFonts w:ascii="Times New Roman" w:eastAsia="Times New Roman" w:hAnsi="Times New Roman" w:cs="Times New Roman"/>
-          <w:sz w:val="24"/>
-          <w:szCs w:val="24"/>
-          <w:lang w:val="en-US"/>
-        </w:rPr>
-        <w:t>InferencePipeline</w:t>
-      </w:r>
-      <w:proofErr w:type="spellEnd"/>
+      <w:r>
+        <w:rPr>
+          <w:rFonts w:ascii="Times New Roman" w:eastAsia="Times New Roman" w:hAnsi="Times New Roman" w:cs="Times New Roman"/>
+          <w:sz w:val="24"/>
+          <w:szCs w:val="24"/>
+          <w:lang w:val="en-US"/>
+        </w:rPr>
+        <w:t>класса InferencePipeline</w:t>
+      </w:r>
     </w:p>
     <w:p>
       <w:pPr>
@@ -6613,34 +5108,23 @@
           <w:lang w:val="en-US"/>
         </w:rPr>
       </w:pPr>
-      <w:proofErr w:type="spellStart"/>
-      <w:r>
-        <w:rPr>
-          <w:rFonts w:ascii="Times New Roman" w:eastAsia="Times New Roman" w:hAnsi="Times New Roman" w:cs="Times New Roman"/>
-          <w:sz w:val="24"/>
-          <w:szCs w:val="24"/>
-          <w:lang w:val="en-US"/>
-        </w:rPr>
-        <w:t>Рис</w:t>
-      </w:r>
-      <w:proofErr w:type="spellEnd"/>
-      <w:r>
-        <w:rPr>
-          <w:rFonts w:ascii="Times New Roman" w:eastAsia="Times New Roman" w:hAnsi="Times New Roman" w:cs="Times New Roman"/>
-          <w:sz w:val="24"/>
-          <w:szCs w:val="24"/>
-          <w:lang w:val="en-US"/>
-        </w:rPr>
-        <w:t xml:space="preserve"> 1</w:t>
-      </w:r>
-      <w:r>
-        <w:rPr>
-          <w:rFonts w:ascii="Times New Roman" w:eastAsia="Times New Roman" w:hAnsi="Times New Roman" w:cs="Times New Roman"/>
-          <w:sz w:val="24"/>
-          <w:szCs w:val="24"/>
-          <w:lang w:val="ru-RU"/>
-        </w:rPr>
-        <w:t>3</w:t>
+      <w:r>
+        <w:rPr>
+          <w:rFonts w:ascii="Times New Roman" w:eastAsia="Times New Roman" w:hAnsi="Times New Roman" w:cs="Times New Roman"/>
+          <w:sz w:val="24"/>
+          <w:szCs w:val="24"/>
+          <w:lang w:val="en-US"/>
+        </w:rPr>
+        <w:t>Рис 1</w:t>
+      </w:r>
+      <w:r>
+        <w:rPr>
+          <w:rFonts w:ascii="Times New Roman" w:eastAsia="Times New Roman" w:hAnsi="Times New Roman" w:cs="Times New Roman"/>
+          <w:sz w:val="24"/>
+          <w:szCs w:val="24"/>
+          <w:lang w:val="en-US"/>
+        </w:rPr>
+        <w:t>4</w:t>
       </w:r>
       <w:r>
         <w:rPr>
@@ -6667,59 +5151,17 @@
           <w:szCs w:val="24"/>
           <w:lang w:val="en-US"/>
         </w:rPr>
-        <w:t xml:space="preserve"> __</w:t>
-      </w:r>
-      <w:proofErr w:type="spellStart"/>
-      <w:r>
-        <w:rPr>
-          <w:rFonts w:ascii="Times New Roman" w:eastAsia="Times New Roman" w:hAnsi="Times New Roman" w:cs="Times New Roman"/>
-          <w:sz w:val="24"/>
-          <w:szCs w:val="24"/>
-          <w:lang w:val="en-US"/>
-        </w:rPr>
-        <w:t>init</w:t>
-      </w:r>
-      <w:proofErr w:type="spellEnd"/>
-      <w:r>
-        <w:rPr>
-          <w:rFonts w:ascii="Times New Roman" w:eastAsia="Times New Roman" w:hAnsi="Times New Roman" w:cs="Times New Roman"/>
-          <w:sz w:val="24"/>
-          <w:szCs w:val="24"/>
-          <w:lang w:val="en-US"/>
-        </w:rPr>
-        <w:t xml:space="preserve">__(self) </w:t>
-      </w:r>
-      <w:proofErr w:type="spellStart"/>
-      <w:r>
-        <w:rPr>
-          <w:rFonts w:ascii="Times New Roman" w:eastAsia="Times New Roman" w:hAnsi="Times New Roman" w:cs="Times New Roman"/>
-          <w:sz w:val="24"/>
-          <w:szCs w:val="24"/>
-          <w:lang w:val="en-US"/>
-        </w:rPr>
-        <w:t>класса</w:t>
-      </w:r>
-      <w:proofErr w:type="spellEnd"/>
-      <w:r>
-        <w:rPr>
-          <w:rFonts w:ascii="Times New Roman" w:eastAsia="Times New Roman" w:hAnsi="Times New Roman" w:cs="Times New Roman"/>
-          <w:sz w:val="24"/>
-          <w:szCs w:val="24"/>
-          <w:lang w:val="en-US"/>
-        </w:rPr>
-        <w:t xml:space="preserve"> </w:t>
-      </w:r>
-      <w:proofErr w:type="spellStart"/>
-      <w:r>
-        <w:rPr>
-          <w:rFonts w:ascii="Times New Roman" w:eastAsia="Times New Roman" w:hAnsi="Times New Roman" w:cs="Times New Roman"/>
-          <w:sz w:val="24"/>
-          <w:szCs w:val="24"/>
-          <w:lang w:val="en-US"/>
-        </w:rPr>
-        <w:t>InferenceInput</w:t>
-      </w:r>
-      <w:proofErr w:type="spellEnd"/>
+        <w:t xml:space="preserve"> __init__(self) </w:t>
+      </w:r>
+      <w:r>
+        <w:rPr>
+          <w:rFonts w:ascii="Times New Roman" w:eastAsia="Times New Roman" w:hAnsi="Times New Roman" w:cs="Times New Roman"/>
+          <w:sz w:val="24"/>
+          <w:szCs w:val="24"/>
+          <w:lang w:val="en-US"/>
+        </w:rPr>
+        <w:t>класса InferenceInput</w:t>
+      </w:r>
     </w:p>
     <w:p>
       <w:pPr>
@@ -6752,7 +5194,7 @@
           <w:lang w:val="en-US"/>
         </w:rPr>
         <w:pict w14:anchorId="2890F061">
-          <v:shape id="_x0000_i1026" type="#_x0000_t75" style="width:314.55pt;height:366.85pt">
+          <v:shape id="_x0000_i1026" type="#_x0000_t75" style="width:314.25pt;height:366.75pt">
             <v:imagedata r:id="rId22" o:title="init_inference_pipeline"/>
           </v:shape>
         </w:pict>
@@ -6769,34 +5211,23 @@
           <w:lang w:val="en-US"/>
         </w:rPr>
       </w:pPr>
-      <w:proofErr w:type="spellStart"/>
-      <w:r>
-        <w:rPr>
-          <w:rFonts w:ascii="Times New Roman" w:eastAsia="Times New Roman" w:hAnsi="Times New Roman" w:cs="Times New Roman"/>
-          <w:sz w:val="24"/>
-          <w:szCs w:val="24"/>
-          <w:lang w:val="en-US"/>
-        </w:rPr>
-        <w:t>Рис</w:t>
-      </w:r>
-      <w:proofErr w:type="spellEnd"/>
-      <w:r>
-        <w:rPr>
-          <w:rFonts w:ascii="Times New Roman" w:eastAsia="Times New Roman" w:hAnsi="Times New Roman" w:cs="Times New Roman"/>
-          <w:sz w:val="24"/>
-          <w:szCs w:val="24"/>
-          <w:lang w:val="en-US"/>
-        </w:rPr>
-        <w:t xml:space="preserve"> 1</w:t>
-      </w:r>
-      <w:r>
-        <w:rPr>
-          <w:rFonts w:ascii="Times New Roman" w:eastAsia="Times New Roman" w:hAnsi="Times New Roman" w:cs="Times New Roman"/>
-          <w:sz w:val="24"/>
-          <w:szCs w:val="24"/>
-          <w:lang w:val="ru-RU"/>
-        </w:rPr>
-        <w:t>4</w:t>
+      <w:r>
+        <w:rPr>
+          <w:rFonts w:ascii="Times New Roman" w:eastAsia="Times New Roman" w:hAnsi="Times New Roman" w:cs="Times New Roman"/>
+          <w:sz w:val="24"/>
+          <w:szCs w:val="24"/>
+          <w:lang w:val="en-US"/>
+        </w:rPr>
+        <w:t>Рис 1</w:t>
+      </w:r>
+      <w:r>
+        <w:rPr>
+          <w:rFonts w:ascii="Times New Roman" w:eastAsia="Times New Roman" w:hAnsi="Times New Roman" w:cs="Times New Roman"/>
+          <w:sz w:val="24"/>
+          <w:szCs w:val="24"/>
+          <w:lang w:val="en-US"/>
+        </w:rPr>
+        <w:t>5</w:t>
       </w:r>
       <w:r>
         <w:rPr>
@@ -6823,59 +5254,17 @@
           <w:szCs w:val="24"/>
           <w:lang w:val="en-US"/>
         </w:rPr>
-        <w:t xml:space="preserve"> __</w:t>
-      </w:r>
-      <w:proofErr w:type="spellStart"/>
-      <w:r>
-        <w:rPr>
-          <w:rFonts w:ascii="Times New Roman" w:eastAsia="Times New Roman" w:hAnsi="Times New Roman" w:cs="Times New Roman"/>
-          <w:sz w:val="24"/>
-          <w:szCs w:val="24"/>
-          <w:lang w:val="en-US"/>
-        </w:rPr>
-        <w:t>init</w:t>
-      </w:r>
-      <w:proofErr w:type="spellEnd"/>
-      <w:r>
-        <w:rPr>
-          <w:rFonts w:ascii="Times New Roman" w:eastAsia="Times New Roman" w:hAnsi="Times New Roman" w:cs="Times New Roman"/>
-          <w:sz w:val="24"/>
-          <w:szCs w:val="24"/>
-          <w:lang w:val="en-US"/>
-        </w:rPr>
-        <w:t xml:space="preserve">__(self) </w:t>
-      </w:r>
-      <w:proofErr w:type="spellStart"/>
-      <w:r>
-        <w:rPr>
-          <w:rFonts w:ascii="Times New Roman" w:eastAsia="Times New Roman" w:hAnsi="Times New Roman" w:cs="Times New Roman"/>
-          <w:sz w:val="24"/>
-          <w:szCs w:val="24"/>
-          <w:lang w:val="en-US"/>
-        </w:rPr>
-        <w:t>класса</w:t>
-      </w:r>
-      <w:proofErr w:type="spellEnd"/>
-      <w:r>
-        <w:rPr>
-          <w:rFonts w:ascii="Times New Roman" w:eastAsia="Times New Roman" w:hAnsi="Times New Roman" w:cs="Times New Roman"/>
-          <w:sz w:val="24"/>
-          <w:szCs w:val="24"/>
-          <w:lang w:val="en-US"/>
-        </w:rPr>
-        <w:t xml:space="preserve"> </w:t>
-      </w:r>
-      <w:proofErr w:type="spellStart"/>
-      <w:r>
-        <w:rPr>
-          <w:rFonts w:ascii="Times New Roman" w:eastAsia="Times New Roman" w:hAnsi="Times New Roman" w:cs="Times New Roman"/>
-          <w:sz w:val="24"/>
-          <w:szCs w:val="24"/>
-          <w:lang w:val="en-US"/>
-        </w:rPr>
-        <w:t>InferenceInput</w:t>
-      </w:r>
-      <w:proofErr w:type="spellEnd"/>
+        <w:t xml:space="preserve"> __init__(self) </w:t>
+      </w:r>
+      <w:r>
+        <w:rPr>
+          <w:rFonts w:ascii="Times New Roman" w:eastAsia="Times New Roman" w:hAnsi="Times New Roman" w:cs="Times New Roman"/>
+          <w:sz w:val="24"/>
+          <w:szCs w:val="24"/>
+          <w:lang w:val="en-US"/>
+        </w:rPr>
+        <w:t>класса InferenceInput</w:t>
+      </w:r>
     </w:p>
     <w:p>
       <w:pPr>
@@ -6897,7 +5286,7 @@
         </w:rPr>
         <w:lastRenderedPageBreak/>
         <w:pict w14:anchorId="1D99B0AB">
-          <v:shape id="_x0000_i1027" type="#_x0000_t75" style="width:217.7pt;height:300pt">
+          <v:shape id="_x0000_i1027" type="#_x0000_t75" style="width:217.5pt;height:300pt">
             <v:imagedata r:id="rId23" o:title="init_inference_step"/>
           </v:shape>
         </w:pict>
@@ -6914,34 +5303,23 @@
           <w:lang w:val="en-US"/>
         </w:rPr>
       </w:pPr>
-      <w:proofErr w:type="spellStart"/>
-      <w:r>
-        <w:rPr>
-          <w:rFonts w:ascii="Times New Roman" w:eastAsia="Times New Roman" w:hAnsi="Times New Roman" w:cs="Times New Roman"/>
-          <w:sz w:val="24"/>
-          <w:szCs w:val="24"/>
-          <w:lang w:val="en-US"/>
-        </w:rPr>
-        <w:t>Рис</w:t>
-      </w:r>
-      <w:proofErr w:type="spellEnd"/>
-      <w:r>
-        <w:rPr>
-          <w:rFonts w:ascii="Times New Roman" w:eastAsia="Times New Roman" w:hAnsi="Times New Roman" w:cs="Times New Roman"/>
-          <w:sz w:val="24"/>
-          <w:szCs w:val="24"/>
-          <w:lang w:val="en-US"/>
-        </w:rPr>
-        <w:t xml:space="preserve"> 1</w:t>
-      </w:r>
-      <w:r>
-        <w:rPr>
-          <w:rFonts w:ascii="Times New Roman" w:eastAsia="Times New Roman" w:hAnsi="Times New Roman" w:cs="Times New Roman"/>
-          <w:sz w:val="24"/>
-          <w:szCs w:val="24"/>
-          <w:lang w:val="en-US"/>
-        </w:rPr>
-        <w:t>5</w:t>
+      <w:r>
+        <w:rPr>
+          <w:rFonts w:ascii="Times New Roman" w:eastAsia="Times New Roman" w:hAnsi="Times New Roman" w:cs="Times New Roman"/>
+          <w:sz w:val="24"/>
+          <w:szCs w:val="24"/>
+          <w:lang w:val="en-US"/>
+        </w:rPr>
+        <w:t>Рис 1</w:t>
+      </w:r>
+      <w:r>
+        <w:rPr>
+          <w:rFonts w:ascii="Times New Roman" w:eastAsia="Times New Roman" w:hAnsi="Times New Roman" w:cs="Times New Roman"/>
+          <w:sz w:val="24"/>
+          <w:szCs w:val="24"/>
+          <w:lang w:val="en-US"/>
+        </w:rPr>
+        <w:t>6</w:t>
       </w:r>
       <w:r>
         <w:rPr>
@@ -6977,107 +5355,7 @@
           <w:szCs w:val="24"/>
           <w:lang w:val="en-US"/>
         </w:rPr>
-        <w:t>__</w:t>
-      </w:r>
-      <w:proofErr w:type="spellStart"/>
-      <w:r>
-        <w:rPr>
-          <w:rFonts w:ascii="Times New Roman" w:eastAsia="Times New Roman" w:hAnsi="Times New Roman" w:cs="Times New Roman"/>
-          <w:sz w:val="24"/>
-          <w:szCs w:val="24"/>
-          <w:lang w:val="en-US"/>
-        </w:rPr>
-        <w:t>init</w:t>
-      </w:r>
-      <w:proofErr w:type="spellEnd"/>
-      <w:r>
-        <w:rPr>
-          <w:rFonts w:ascii="Times New Roman" w:eastAsia="Times New Roman" w:hAnsi="Times New Roman" w:cs="Times New Roman"/>
-          <w:sz w:val="24"/>
-          <w:szCs w:val="24"/>
-          <w:lang w:val="en-US"/>
-        </w:rPr>
-        <w:t>_</w:t>
-      </w:r>
-      <w:proofErr w:type="gramStart"/>
-      <w:r>
-        <w:rPr>
-          <w:rFonts w:ascii="Times New Roman" w:eastAsia="Times New Roman" w:hAnsi="Times New Roman" w:cs="Times New Roman"/>
-          <w:sz w:val="24"/>
-          <w:szCs w:val="24"/>
-          <w:lang w:val="en-US"/>
-        </w:rPr>
-        <w:t>_(</w:t>
-      </w:r>
-      <w:proofErr w:type="gramEnd"/>
-      <w:r>
-        <w:rPr>
-          <w:rFonts w:ascii="Times New Roman" w:eastAsia="Times New Roman" w:hAnsi="Times New Roman" w:cs="Times New Roman"/>
-          <w:sz w:val="24"/>
-          <w:szCs w:val="24"/>
-          <w:lang w:val="en-US"/>
-        </w:rPr>
-        <w:t xml:space="preserve">self, </w:t>
-      </w:r>
-      <w:proofErr w:type="spellStart"/>
-      <w:r>
-        <w:rPr>
-          <w:rFonts w:ascii="Times New Roman" w:eastAsia="Times New Roman" w:hAnsi="Times New Roman" w:cs="Times New Roman"/>
-          <w:sz w:val="24"/>
-          <w:szCs w:val="24"/>
-          <w:lang w:val="en-US"/>
-        </w:rPr>
-        <w:t>left_set</w:t>
-      </w:r>
-      <w:proofErr w:type="spellEnd"/>
-      <w:r>
-        <w:rPr>
-          <w:rFonts w:ascii="Times New Roman" w:eastAsia="Times New Roman" w:hAnsi="Times New Roman" w:cs="Times New Roman"/>
-          <w:sz w:val="24"/>
-          <w:szCs w:val="24"/>
-          <w:lang w:val="en-US"/>
-        </w:rPr>
-        <w:t xml:space="preserve">, </w:t>
-      </w:r>
-      <w:proofErr w:type="spellStart"/>
-      <w:r>
-        <w:rPr>
-          <w:rFonts w:ascii="Times New Roman" w:eastAsia="Times New Roman" w:hAnsi="Times New Roman" w:cs="Times New Roman"/>
-          <w:sz w:val="24"/>
-          <w:szCs w:val="24"/>
-          <w:lang w:val="en-US"/>
-        </w:rPr>
-        <w:t>implication_scheme</w:t>
-      </w:r>
-      <w:proofErr w:type="spellEnd"/>
-      <w:r>
-        <w:rPr>
-          <w:rFonts w:ascii="Times New Roman" w:eastAsia="Times New Roman" w:hAnsi="Times New Roman" w:cs="Times New Roman"/>
-          <w:sz w:val="24"/>
-          <w:szCs w:val="24"/>
-          <w:lang w:val="en-US"/>
-        </w:rPr>
-        <w:t xml:space="preserve">, result, </w:t>
-      </w:r>
-      <w:proofErr w:type="spellStart"/>
-      <w:r>
-        <w:rPr>
-          <w:rFonts w:ascii="Times New Roman" w:eastAsia="Times New Roman" w:hAnsi="Times New Roman" w:cs="Times New Roman"/>
-          <w:sz w:val="24"/>
-          <w:szCs w:val="24"/>
-          <w:lang w:val="en-US"/>
-        </w:rPr>
-        <w:t>equal_to</w:t>
-      </w:r>
-      <w:proofErr w:type="spellEnd"/>
-      <w:r>
-        <w:rPr>
-          <w:rFonts w:ascii="Times New Roman" w:eastAsia="Times New Roman" w:hAnsi="Times New Roman" w:cs="Times New Roman"/>
-          <w:sz w:val="24"/>
-          <w:szCs w:val="24"/>
-          <w:lang w:val="en-US"/>
-        </w:rPr>
-        <w:t xml:space="preserve"> = None)</w:t>
+        <w:t>__init__(self, left_set, implication_scheme, result, equal_to = None)</w:t>
       </w:r>
       <w:r>
         <w:rPr>
@@ -7088,37 +5366,15 @@
         </w:rPr>
         <w:t xml:space="preserve"> </w:t>
       </w:r>
-      <w:proofErr w:type="spellStart"/>
-      <w:r>
-        <w:rPr>
-          <w:rFonts w:ascii="Times New Roman" w:eastAsia="Times New Roman" w:hAnsi="Times New Roman" w:cs="Times New Roman"/>
-          <w:sz w:val="24"/>
-          <w:szCs w:val="24"/>
-          <w:lang w:val="en-US"/>
-        </w:rPr>
-        <w:t>класса</w:t>
-      </w:r>
-      <w:proofErr w:type="spellEnd"/>
-      <w:r>
-        <w:rPr>
-          <w:rFonts w:ascii="Times New Roman" w:eastAsia="Times New Roman" w:hAnsi="Times New Roman" w:cs="Times New Roman"/>
-          <w:sz w:val="24"/>
-          <w:szCs w:val="24"/>
-          <w:lang w:val="en-US"/>
-        </w:rPr>
-        <w:t xml:space="preserve"> </w:t>
-      </w:r>
-      <w:proofErr w:type="spellStart"/>
-      <w:r>
-        <w:rPr>
-          <w:rFonts w:ascii="Times New Roman" w:eastAsia="Times New Roman" w:hAnsi="Times New Roman" w:cs="Times New Roman"/>
-          <w:sz w:val="24"/>
-          <w:szCs w:val="24"/>
-          <w:lang w:val="en-US"/>
-        </w:rPr>
-        <w:t>InferenceStep</w:t>
-      </w:r>
-      <w:proofErr w:type="spellEnd"/>
+      <w:r>
+        <w:rPr>
+          <w:rFonts w:ascii="Times New Roman" w:eastAsia="Times New Roman" w:hAnsi="Times New Roman" w:cs="Times New Roman"/>
+          <w:sz w:val="24"/>
+          <w:szCs w:val="24"/>
+          <w:lang w:val="en-US"/>
+        </w:rPr>
+        <w:t>класса InferenceStep</w:t>
+      </w:r>
     </w:p>
     <w:p>
       <w:pPr>
@@ -7139,7 +5395,7 @@
           <w:lang w:val="en-US"/>
         </w:rPr>
         <w:pict w14:anchorId="2BF957AE">
-          <v:shape id="_x0000_i1028" type="#_x0000_t75" style="width:496.3pt;height:294pt">
+          <v:shape id="_x0000_i1028" type="#_x0000_t75" style="width:495.75pt;height:294pt">
             <v:imagedata r:id="rId24" o:title="str_inference_step"/>
           </v:shape>
         </w:pict>
@@ -7170,9 +5426,9 @@
           <w:rFonts w:ascii="Times New Roman" w:eastAsia="Times New Roman" w:hAnsi="Times New Roman" w:cs="Times New Roman"/>
           <w:sz w:val="24"/>
           <w:szCs w:val="24"/>
-          <w:lang w:val="ru-RU"/>
-        </w:rPr>
-        <w:t>6</w:t>
+          <w:lang w:val="en-US"/>
+        </w:rPr>
+        <w:t>7</w:t>
       </w:r>
       <w:r>
         <w:rPr>
@@ -7210,7 +5466,6 @@
         </w:rPr>
         <w:t>__</w:t>
       </w:r>
-      <w:proofErr w:type="spellStart"/>
       <w:r>
         <w:rPr>
           <w:rFonts w:ascii="Times New Roman" w:eastAsia="Times New Roman" w:hAnsi="Times New Roman" w:cs="Times New Roman"/>
@@ -7220,7 +5475,6 @@
         </w:rPr>
         <w:t>str</w:t>
       </w:r>
-      <w:proofErr w:type="spellEnd"/>
       <w:r>
         <w:rPr>
           <w:rFonts w:ascii="Times New Roman" w:eastAsia="Times New Roman" w:hAnsi="Times New Roman" w:cs="Times New Roman"/>
@@ -7257,7 +5511,6 @@
         </w:rPr>
         <w:t xml:space="preserve">класса </w:t>
       </w:r>
-      <w:proofErr w:type="spellStart"/>
       <w:r>
         <w:rPr>
           <w:rFonts w:ascii="Times New Roman" w:eastAsia="Times New Roman" w:hAnsi="Times New Roman" w:cs="Times New Roman"/>
@@ -7276,7 +5529,6 @@
         </w:rPr>
         <w:t>Step</w:t>
       </w:r>
-      <w:proofErr w:type="spellEnd"/>
     </w:p>
     <w:p>
       <w:pPr>
@@ -7513,7 +5765,7 @@
           <w:lang w:val="ru-RU"/>
         </w:rPr>
         <w:pict w14:anchorId="26D44521">
-          <v:shape id="_x0000_i1029" type="#_x0000_t75" style="width:259.7pt;height:160.3pt">
+          <v:shape id="_x0000_i1029" type="#_x0000_t75" style="width:259.5pt;height:160.5pt">
             <v:imagedata r:id="rId25" o:title="Screenshot 2025-10-08 061404"/>
           </v:shape>
         </w:pict>
@@ -7554,7 +5806,17 @@
           <w:szCs w:val="28"/>
           <w:lang w:val="ru-RU"/>
         </w:rPr>
-        <w:t>Рис. 17</w:t>
+        <w:t>Рис. 1</w:t>
+      </w:r>
+      <w:r>
+        <w:rPr>
+          <w:rFonts w:ascii="Times New Roman" w:eastAsia="Times New Roman" w:hAnsi="Times New Roman" w:cs="Times New Roman"/>
+          <w:color w:val="000000"/>
+          <w:sz w:val="28"/>
+          <w:szCs w:val="28"/>
+          <w:lang w:val="en-US"/>
+        </w:rPr>
+        <w:t>8</w:t>
       </w:r>
       <w:r>
         <w:rPr>
@@ -7684,7 +5946,27 @@
           <w:szCs w:val="28"/>
           <w:lang w:val="ru-RU"/>
         </w:rPr>
-        <w:t>Рис. 18. Результат работы программы для примера 1</w:t>
+        <w:t>Рис. 1</w:t>
+      </w:r>
+      <w:r>
+        <w:rPr>
+          <w:rFonts w:ascii="Times New Roman" w:eastAsia="Times New Roman" w:hAnsi="Times New Roman" w:cs="Times New Roman"/>
+          <w:color w:val="000000"/>
+          <w:sz w:val="28"/>
+          <w:szCs w:val="28"/>
+          <w:lang w:val="en-US"/>
+        </w:rPr>
+        <w:t>9</w:t>
+      </w:r>
+      <w:r>
+        <w:rPr>
+          <w:rFonts w:ascii="Times New Roman" w:eastAsia="Times New Roman" w:hAnsi="Times New Roman" w:cs="Times New Roman"/>
+          <w:color w:val="000000"/>
+          <w:sz w:val="28"/>
+          <w:szCs w:val="28"/>
+          <w:lang w:val="ru-RU"/>
+        </w:rPr>
+        <w:t>. Результат работы программы для примера 1</w:t>
       </w:r>
     </w:p>
     <w:p>
@@ -7750,9 +6032,8 @@
           <w:szCs w:val="28"/>
           <w:lang w:val="en-US"/>
         </w:rPr>
-        <w:lastRenderedPageBreak/>
         <w:pict w14:anchorId="7C75BE5D">
-          <v:shape id="_x0000_i1030" type="#_x0000_t75" style="width:382.3pt;height:138.85pt">
+          <v:shape id="_x0000_i1030" type="#_x0000_t75" style="width:382.5pt;height:138.75pt">
             <v:imagedata r:id="rId27" o:title="Screenshot 2025-10-08 062317"/>
           </v:shape>
         </w:pict>
@@ -7779,17 +6060,17 @@
           <w:szCs w:val="28"/>
           <w:lang w:val="ru-RU"/>
         </w:rPr>
-        <w:t>Рис. 1</w:t>
-      </w:r>
-      <w:r>
-        <w:rPr>
-          <w:rFonts w:ascii="Times New Roman" w:eastAsia="Times New Roman" w:hAnsi="Times New Roman" w:cs="Times New Roman"/>
-          <w:color w:val="000000"/>
-          <w:sz w:val="28"/>
-          <w:szCs w:val="28"/>
-          <w:lang w:val="ru-RU"/>
-        </w:rPr>
-        <w:t>9</w:t>
+        <w:t xml:space="preserve">Рис. </w:t>
+      </w:r>
+      <w:r>
+        <w:rPr>
+          <w:rFonts w:ascii="Times New Roman" w:eastAsia="Times New Roman" w:hAnsi="Times New Roman" w:cs="Times New Roman"/>
+          <w:color w:val="000000"/>
+          <w:sz w:val="28"/>
+          <w:szCs w:val="28"/>
+          <w:lang w:val="en-US"/>
+        </w:rPr>
+        <w:t>20</w:t>
       </w:r>
       <w:r>
         <w:rPr>
@@ -7929,7 +6210,27 @@
           <w:szCs w:val="28"/>
           <w:lang w:val="ru-RU"/>
         </w:rPr>
-        <w:t xml:space="preserve">Рис. 20. </w:t>
+        <w:t>Рис. 2</w:t>
+      </w:r>
+      <w:r>
+        <w:rPr>
+          <w:rFonts w:ascii="Times New Roman" w:eastAsia="Times New Roman" w:hAnsi="Times New Roman" w:cs="Times New Roman"/>
+          <w:color w:val="000000"/>
+          <w:sz w:val="28"/>
+          <w:szCs w:val="28"/>
+          <w:lang w:val="en-US"/>
+        </w:rPr>
+        <w:t>1</w:t>
+      </w:r>
+      <w:r>
+        <w:rPr>
+          <w:rFonts w:ascii="Times New Roman" w:eastAsia="Times New Roman" w:hAnsi="Times New Roman" w:cs="Times New Roman"/>
+          <w:color w:val="000000"/>
+          <w:sz w:val="28"/>
+          <w:szCs w:val="28"/>
+          <w:lang w:val="ru-RU"/>
+        </w:rPr>
+        <w:t xml:space="preserve">. </w:t>
       </w:r>
       <w:r>
         <w:rPr>
@@ -8049,7 +6350,27 @@
           <w:szCs w:val="28"/>
           <w:lang w:val="ru-RU"/>
         </w:rPr>
-        <w:t>Рис. 21. Пример 3 результат</w:t>
+        <w:t>Рис. 2</w:t>
+      </w:r>
+      <w:r>
+        <w:rPr>
+          <w:rFonts w:ascii="Times New Roman" w:eastAsia="Times New Roman" w:hAnsi="Times New Roman" w:cs="Times New Roman"/>
+          <w:color w:val="000000"/>
+          <w:sz w:val="28"/>
+          <w:szCs w:val="28"/>
+          <w:lang w:val="en-US"/>
+        </w:rPr>
+        <w:t>2</w:t>
+      </w:r>
+      <w:r>
+        <w:rPr>
+          <w:rFonts w:ascii="Times New Roman" w:eastAsia="Times New Roman" w:hAnsi="Times New Roman" w:cs="Times New Roman"/>
+          <w:color w:val="000000"/>
+          <w:sz w:val="28"/>
+          <w:szCs w:val="28"/>
+          <w:lang w:val="ru-RU"/>
+        </w:rPr>
+        <w:t>. Пример 3 результат</w:t>
       </w:r>
     </w:p>
     <w:p>
@@ -8125,7 +6446,6 @@
           <w:szCs w:val="28"/>
           <w:lang w:val="ru-RU"/>
         </w:rPr>
-        <w:lastRenderedPageBreak/>
         <w:t>Контрольные вопросы:</w:t>
       </w:r>
     </w:p>
@@ -8156,27 +6476,7 @@
           <w:szCs w:val="28"/>
           <w:lang w:val="ru-RU"/>
         </w:rPr>
-        <w:t xml:space="preserve">При каких A'(x) можно получить </w:t>
-      </w:r>
-      <w:r>
-        <w:rPr>
-          <w:rFonts w:ascii="Times New Roman" w:eastAsia="Times New Roman" w:hAnsi="Times New Roman" w:cs="Times New Roman"/>
-          <w:color w:val="000000"/>
-          <w:sz w:val="28"/>
-          <w:szCs w:val="28"/>
-          <w:lang w:val="ru-RU"/>
-        </w:rPr>
-        <w:t xml:space="preserve">субнормальное нечёткое множество </w:t>
-      </w:r>
-      <w:r>
-        <w:rPr>
-          <w:rFonts w:ascii="Times New Roman" w:eastAsia="Times New Roman" w:hAnsi="Times New Roman" w:cs="Times New Roman"/>
-          <w:color w:val="000000"/>
-          <w:sz w:val="28"/>
-          <w:szCs w:val="28"/>
-          <w:lang w:val="ru-RU"/>
-        </w:rPr>
-        <w:t>B'(y), когда посылка и заключение нечёткой импликации являются нормальными нечёткими множествами?</w:t>
+        <w:t>При каких A'(x) можно получить субнормальное нечёткое множество B'(y), когда посылка и заключение нечёткой импликации являются нормальными нечёткими множествами?</w:t>
       </w:r>
     </w:p>
     <w:p>
@@ -8629,17 +6929,7 @@
             <w:szCs w:val="28"/>
             <w:lang w:val="ru-RU"/>
           </w:rPr>
-          <m:t>=</m:t>
-        </m:r>
-        <m:r>
-          <w:rPr>
-            <w:rFonts w:ascii="Cambria Math" w:eastAsia="Times New Roman" w:hAnsi="Cambria Math" w:cs="Times New Roman"/>
-            <w:color w:val="000000"/>
-            <w:sz w:val="28"/>
-            <w:szCs w:val="28"/>
-            <w:lang w:val="ru-RU"/>
-          </w:rPr>
-          <m:t>1</m:t>
+          <m:t>=1</m:t>
         </m:r>
       </m:oMath>
       <w:r>
@@ -8668,27 +6958,15 @@
           <w:lang w:val="ru-RU"/>
         </w:rPr>
       </w:pPr>
-      <w:proofErr w:type="spellStart"/>
-      <w:r>
-        <w:rPr>
-          <w:rFonts w:ascii="Times New Roman" w:eastAsia="Times New Roman" w:hAnsi="Times New Roman" w:cs="Times New Roman"/>
-          <w:color w:val="000000"/>
-          <w:sz w:val="28"/>
-          <w:szCs w:val="28"/>
-          <w:lang w:val="ru-RU"/>
-        </w:rPr>
-        <w:t>Драстическое</w:t>
-      </w:r>
-      <w:proofErr w:type="spellEnd"/>
-      <w:r>
-        <w:rPr>
-          <w:rFonts w:ascii="Times New Roman" w:eastAsia="Times New Roman" w:hAnsi="Times New Roman" w:cs="Times New Roman"/>
-          <w:color w:val="000000"/>
-          <w:sz w:val="28"/>
-          <w:szCs w:val="28"/>
-          <w:lang w:val="ru-RU"/>
-        </w:rPr>
-        <w:t xml:space="preserve"> произведение: </w:t>
+      <w:r>
+        <w:rPr>
+          <w:rFonts w:ascii="Times New Roman" w:eastAsia="Times New Roman" w:hAnsi="Times New Roman" w:cs="Times New Roman"/>
+          <w:color w:val="000000"/>
+          <w:sz w:val="28"/>
+          <w:szCs w:val="28"/>
+          <w:lang w:val="ru-RU"/>
+        </w:rPr>
+        <w:t xml:space="preserve">Драстическое произведение: </w:t>
       </w:r>
       <m:oMath>
         <m:sSub>
@@ -8926,17 +7204,7 @@
             <w:szCs w:val="28"/>
             <w:lang w:val="ru-RU"/>
           </w:rPr>
-          <m:t xml:space="preserve">=1, </m:t>
-        </m:r>
-        <m:r>
-          <w:rPr>
-            <w:rFonts w:ascii="Cambria Math" w:eastAsia="Times New Roman" w:hAnsi="Cambria Math" w:cs="Times New Roman"/>
-            <w:color w:val="000000"/>
-            <w:sz w:val="28"/>
-            <w:szCs w:val="28"/>
-            <w:lang w:val="ru-RU"/>
-          </w:rPr>
-          <m:t xml:space="preserve">и </m:t>
+          <m:t xml:space="preserve">=1, и </m:t>
         </m:r>
         <m:sSub>
           <m:sSubPr>
@@ -9010,27 +7278,7 @@
             <w:szCs w:val="28"/>
             <w:lang w:val="ru-RU"/>
           </w:rPr>
-          <m:t>=</m:t>
-        </m:r>
-        <m:r>
-          <w:rPr>
-            <w:rFonts w:ascii="Cambria Math" w:eastAsia="Times New Roman" w:hAnsi="Cambria Math" w:cs="Times New Roman"/>
-            <w:color w:val="000000"/>
-            <w:sz w:val="28"/>
-            <w:szCs w:val="28"/>
-            <w:lang w:val="ru-RU"/>
-          </w:rPr>
-          <m:t>0,</m:t>
-        </m:r>
-        <m:r>
-          <w:rPr>
-            <w:rFonts w:ascii="Cambria Math" w:eastAsia="Times New Roman" w:hAnsi="Cambria Math" w:cs="Times New Roman"/>
-            <w:color w:val="000000"/>
-            <w:sz w:val="28"/>
-            <w:szCs w:val="28"/>
-            <w:lang w:val="ru-RU"/>
-          </w:rPr>
-          <m:t xml:space="preserve"> если</m:t>
+          <m:t>=0, если</m:t>
         </m:r>
         <m:func>
           <m:funcPr>
@@ -9127,17 +7375,7 @@
             <w:szCs w:val="28"/>
             <w:lang w:val="ru-RU"/>
           </w:rPr>
-          <m:t xml:space="preserve">&lt; </m:t>
-        </m:r>
-        <m:r>
-          <w:rPr>
-            <w:rFonts w:ascii="Cambria Math" w:eastAsia="Times New Roman" w:hAnsi="Cambria Math" w:cs="Times New Roman"/>
-            <w:color w:val="000000"/>
-            <w:sz w:val="28"/>
-            <w:szCs w:val="28"/>
-            <w:lang w:val="ru-RU"/>
-          </w:rPr>
-          <m:t>1</m:t>
+          <m:t>&lt; 1</m:t>
         </m:r>
       </m:oMath>
       <w:r>
@@ -9311,17 +7549,7 @@
                 <w:szCs w:val="28"/>
                 <w:lang w:val="ru-RU"/>
               </w:rPr>
-              <m:t>(</m:t>
-            </m:r>
-            <m:r>
-              <w:rPr>
-                <w:rFonts w:ascii="Cambria Math" w:eastAsia="Times New Roman" w:hAnsi="Cambria Math" w:cs="Times New Roman"/>
-                <w:color w:val="000000"/>
-                <w:sz w:val="28"/>
-                <w:szCs w:val="28"/>
-                <w:lang w:val="ru-RU"/>
-              </w:rPr>
-              <m:t>T</m:t>
+              <m:t>(T</m:t>
             </m:r>
           </m:e>
           <m:sub>
@@ -10089,27 +8317,7 @@
             <w:szCs w:val="28"/>
             <w:lang w:val="ru-RU"/>
           </w:rPr>
-          <m:t>)))</m:t>
-        </m:r>
-        <m:r>
-          <w:rPr>
-            <w:rFonts w:ascii="Cambria Math" w:eastAsia="Times New Roman" w:hAnsi="Cambria Math" w:cs="Times New Roman"/>
-            <w:color w:val="000000"/>
-            <w:sz w:val="28"/>
-            <w:szCs w:val="28"/>
-            <w:lang w:val="ru-RU"/>
-          </w:rPr>
-          <m:t>)</m:t>
-        </m:r>
-        <m:r>
-          <w:rPr>
-            <w:rFonts w:ascii="Cambria Math" w:eastAsia="Times New Roman" w:hAnsi="Cambria Math" w:cs="Times New Roman"/>
-            <w:color w:val="000000"/>
-            <w:sz w:val="28"/>
-            <w:szCs w:val="28"/>
-            <w:lang w:val="ru-RU"/>
-          </w:rPr>
-          <m:t>.</m:t>
+          <m:t>)))).</m:t>
         </m:r>
       </m:oMath>
       <w:r>
@@ -10723,8 +8931,6 @@
         </w:rPr>
         <w:t>Пример:</w:t>
       </w:r>
-      <w:bookmarkStart w:id="0" w:name="_GoBack"/>
-      <w:bookmarkEnd w:id="0"/>
     </w:p>
     <w:p>
       <w:pPr>
@@ -10736,7 +8942,7 @@
           <w:color w:val="000000"/>
           <w:sz w:val="28"/>
           <w:szCs w:val="28"/>
-          <w:lang w:val="ru-RU"/>
+          <w:lang w:val="en-US"/>
         </w:rPr>
       </w:pPr>
       <w:r>
@@ -10749,27 +8955,15 @@
         </w:rPr>
         <w:t>A</w:t>
       </w:r>
-      <w:proofErr w:type="gramStart"/>
-      <w:r>
-        <w:rPr>
-          <w:rFonts w:ascii="Times New Roman" w:eastAsia="Times New Roman" w:hAnsi="Times New Roman" w:cs="Times New Roman"/>
-          <w:color w:val="000000"/>
-          <w:sz w:val="28"/>
-          <w:szCs w:val="28"/>
-          <w:lang w:val="ru-RU"/>
-        </w:rPr>
-        <w:t>={</w:t>
-      </w:r>
-      <w:proofErr w:type="gramEnd"/>
-      <w:r>
-        <w:rPr>
-          <w:rFonts w:ascii="Times New Roman" w:eastAsia="Times New Roman" w:hAnsi="Times New Roman" w:cs="Times New Roman"/>
-          <w:color w:val="000000"/>
-          <w:sz w:val="28"/>
-          <w:szCs w:val="28"/>
-          <w:lang w:val="ru-RU"/>
-        </w:rPr>
-        <w:t>&lt;</w:t>
+      <w:r>
+        <w:rPr>
+          <w:rFonts w:ascii="Times New Roman" w:eastAsia="Times New Roman" w:hAnsi="Times New Roman" w:cs="Times New Roman"/>
+          <w:color w:val="000000"/>
+          <w:sz w:val="28"/>
+          <w:szCs w:val="28"/>
+          <w:lang w:val="en-US"/>
+        </w:rPr>
+        <w:t>={&lt;</w:t>
       </w:r>
       <w:r>
         <w:rPr>
@@ -10787,7 +8981,7 @@
           <w:color w:val="000000"/>
           <w:sz w:val="28"/>
           <w:szCs w:val="28"/>
-          <w:lang w:val="ru-RU"/>
+          <w:lang w:val="en-US"/>
         </w:rPr>
         <w:t>1, 0&gt;, &lt;</w:t>
       </w:r>
@@ -10807,7 +9001,7 @@
           <w:color w:val="000000"/>
           <w:sz w:val="28"/>
           <w:szCs w:val="28"/>
-          <w:lang w:val="ru-RU"/>
+          <w:lang w:val="en-US"/>
         </w:rPr>
         <w:t>2, 0.5&gt;, &lt;</w:t>
       </w:r>
@@ -10827,7 +9021,7 @@
           <w:color w:val="000000"/>
           <w:sz w:val="28"/>
           <w:szCs w:val="28"/>
-          <w:lang w:val="ru-RU"/>
+          <w:lang w:val="en-US"/>
         </w:rPr>
         <w:t>3, 0.9&gt;, &lt;</w:t>
       </w:r>
@@ -10847,7 +9041,7 @@
           <w:color w:val="000000"/>
           <w:sz w:val="28"/>
           <w:szCs w:val="28"/>
-          <w:lang w:val="ru-RU"/>
+          <w:lang w:val="en-US"/>
         </w:rPr>
         <w:t>4, 1&gt;}</w:t>
       </w:r>
@@ -10873,29 +9067,7 @@
           <w:szCs w:val="28"/>
           <w:lang w:val="en-US"/>
         </w:rPr>
-        <w:t>B</w:t>
-      </w:r>
-      <w:proofErr w:type="gramStart"/>
-      <w:r>
-        <w:rPr>
-          <w:rFonts w:ascii="Times New Roman" w:eastAsia="Times New Roman" w:hAnsi="Times New Roman" w:cs="Times New Roman"/>
-          <w:color w:val="000000"/>
-          <w:sz w:val="28"/>
-          <w:szCs w:val="28"/>
-          <w:lang w:val="en-US"/>
-        </w:rPr>
-        <w:t>={</w:t>
-      </w:r>
-      <w:proofErr w:type="gramEnd"/>
-      <w:r>
-        <w:rPr>
-          <w:rFonts w:ascii="Times New Roman" w:eastAsia="Times New Roman" w:hAnsi="Times New Roman" w:cs="Times New Roman"/>
-          <w:color w:val="000000"/>
-          <w:sz w:val="28"/>
-          <w:szCs w:val="28"/>
-          <w:lang w:val="en-US"/>
-        </w:rPr>
-        <w:t>&lt;y1, 1&gt;, &lt;y2, 0.4&gt;, &lt;y3, 0&gt;, &lt;y4, 1&gt;}</w:t>
+        <w:t>B={&lt;y1, 1&gt;, &lt;y2, 0.4&gt;, &lt;y3, 0&gt;, &lt;y4, 1&gt;}</w:t>
       </w:r>
     </w:p>
     <w:p>
@@ -10919,29 +9091,7 @@
           <w:szCs w:val="28"/>
           <w:lang w:val="en-US"/>
         </w:rPr>
-        <w:t>C</w:t>
-      </w:r>
-      <w:proofErr w:type="gramStart"/>
-      <w:r>
-        <w:rPr>
-          <w:rFonts w:ascii="Times New Roman" w:eastAsia="Times New Roman" w:hAnsi="Times New Roman" w:cs="Times New Roman"/>
-          <w:color w:val="000000"/>
-          <w:sz w:val="28"/>
-          <w:szCs w:val="28"/>
-          <w:lang w:val="en-US"/>
-        </w:rPr>
-        <w:t>={</w:t>
-      </w:r>
-      <w:proofErr w:type="gramEnd"/>
-      <w:r>
-        <w:rPr>
-          <w:rFonts w:ascii="Times New Roman" w:eastAsia="Times New Roman" w:hAnsi="Times New Roman" w:cs="Times New Roman"/>
-          <w:color w:val="000000"/>
-          <w:sz w:val="28"/>
-          <w:szCs w:val="28"/>
-          <w:lang w:val="en-US"/>
-        </w:rPr>
-        <w:t>&lt;x1, 0.99&gt;, &lt;x2, 0.99&gt;, &lt;x3, 0.99&gt;, &lt;x4, 0.99&gt;}</w:t>
+        <w:t>C={&lt;x1, 0.99&gt;, &lt;x2, 0.99&gt;, &lt;x3, 0.99&gt;, &lt;x4, 0.99&gt;}</w:t>
       </w:r>
     </w:p>
     <w:p>
@@ -11041,29 +9191,7 @@
           <w:szCs w:val="28"/>
           <w:lang w:val="en-US"/>
         </w:rPr>
-        <w:t xml:space="preserve">    y</w:t>
-      </w:r>
-      <w:proofErr w:type="gramStart"/>
-      <w:r>
-        <w:rPr>
-          <w:rFonts w:ascii="Times New Roman" w:eastAsia="Times New Roman" w:hAnsi="Times New Roman" w:cs="Times New Roman"/>
-          <w:color w:val="000000"/>
-          <w:sz w:val="28"/>
-          <w:szCs w:val="28"/>
-          <w:lang w:val="en-US"/>
-        </w:rPr>
-        <w:t>1  y</w:t>
-      </w:r>
-      <w:proofErr w:type="gramEnd"/>
-      <w:r>
-        <w:rPr>
-          <w:rFonts w:ascii="Times New Roman" w:eastAsia="Times New Roman" w:hAnsi="Times New Roman" w:cs="Times New Roman"/>
-          <w:color w:val="000000"/>
-          <w:sz w:val="28"/>
-          <w:szCs w:val="28"/>
-          <w:lang w:val="en-US"/>
-        </w:rPr>
-        <w:t xml:space="preserve">2  y3  y4  </w:t>
+        <w:t xml:space="preserve">    y1  y2  y3  y4  </w:t>
       </w:r>
     </w:p>
     <w:p>
@@ -11087,29 +9215,7 @@
           <w:szCs w:val="28"/>
           <w:lang w:val="en-US"/>
         </w:rPr>
-        <w:t>x</w:t>
-      </w:r>
-      <w:proofErr w:type="gramStart"/>
-      <w:r>
-        <w:rPr>
-          <w:rFonts w:ascii="Times New Roman" w:eastAsia="Times New Roman" w:hAnsi="Times New Roman" w:cs="Times New Roman"/>
-          <w:color w:val="000000"/>
-          <w:sz w:val="28"/>
-          <w:szCs w:val="28"/>
-          <w:lang w:val="en-US"/>
-        </w:rPr>
-        <w:t>1  1</w:t>
-      </w:r>
-      <w:proofErr w:type="gramEnd"/>
-      <w:r>
-        <w:rPr>
-          <w:rFonts w:ascii="Times New Roman" w:eastAsia="Times New Roman" w:hAnsi="Times New Roman" w:cs="Times New Roman"/>
-          <w:color w:val="000000"/>
-          <w:sz w:val="28"/>
-          <w:szCs w:val="28"/>
-          <w:lang w:val="en-US"/>
-        </w:rPr>
-        <w:t xml:space="preserve">   1   1   1   </w:t>
+        <w:t xml:space="preserve">x1  1   1   1   1   </w:t>
       </w:r>
     </w:p>
     <w:p>
@@ -11133,29 +9239,7 @@
           <w:szCs w:val="28"/>
           <w:lang w:val="en-US"/>
         </w:rPr>
-        <w:t>x</w:t>
-      </w:r>
-      <w:proofErr w:type="gramStart"/>
-      <w:r>
-        <w:rPr>
-          <w:rFonts w:ascii="Times New Roman" w:eastAsia="Times New Roman" w:hAnsi="Times New Roman" w:cs="Times New Roman"/>
-          <w:color w:val="000000"/>
-          <w:sz w:val="28"/>
-          <w:szCs w:val="28"/>
-          <w:lang w:val="en-US"/>
-        </w:rPr>
-        <w:t>2  1</w:t>
-      </w:r>
-      <w:proofErr w:type="gramEnd"/>
-      <w:r>
-        <w:rPr>
-          <w:rFonts w:ascii="Times New Roman" w:eastAsia="Times New Roman" w:hAnsi="Times New Roman" w:cs="Times New Roman"/>
-          <w:color w:val="000000"/>
-          <w:sz w:val="28"/>
-          <w:szCs w:val="28"/>
-          <w:lang w:val="en-US"/>
-        </w:rPr>
-        <w:t xml:space="preserve">   1   1   1   </w:t>
+        <w:t xml:space="preserve">x2  1   1   1   1   </w:t>
       </w:r>
     </w:p>
     <w:p>
@@ -11179,29 +9263,7 @@
           <w:szCs w:val="28"/>
           <w:lang w:val="en-US"/>
         </w:rPr>
-        <w:t>x</w:t>
-      </w:r>
-      <w:proofErr w:type="gramStart"/>
-      <w:r>
-        <w:rPr>
-          <w:rFonts w:ascii="Times New Roman" w:eastAsia="Times New Roman" w:hAnsi="Times New Roman" w:cs="Times New Roman"/>
-          <w:color w:val="000000"/>
-          <w:sz w:val="28"/>
-          <w:szCs w:val="28"/>
-          <w:lang w:val="en-US"/>
-        </w:rPr>
-        <w:t>3  1</w:t>
-      </w:r>
-      <w:proofErr w:type="gramEnd"/>
-      <w:r>
-        <w:rPr>
-          <w:rFonts w:ascii="Times New Roman" w:eastAsia="Times New Roman" w:hAnsi="Times New Roman" w:cs="Times New Roman"/>
-          <w:color w:val="000000"/>
-          <w:sz w:val="28"/>
-          <w:szCs w:val="28"/>
-          <w:lang w:val="en-US"/>
-        </w:rPr>
-        <w:t xml:space="preserve">   1   1   1   </w:t>
+        <w:t xml:space="preserve">x3  1   1   1   1   </w:t>
       </w:r>
     </w:p>
     <w:p>
@@ -11225,29 +9287,7 @@
           <w:szCs w:val="28"/>
           <w:lang w:val="en-US"/>
         </w:rPr>
-        <w:t>x</w:t>
-      </w:r>
-      <w:proofErr w:type="gramStart"/>
-      <w:r>
-        <w:rPr>
-          <w:rFonts w:ascii="Times New Roman" w:eastAsia="Times New Roman" w:hAnsi="Times New Roman" w:cs="Times New Roman"/>
-          <w:color w:val="000000"/>
-          <w:sz w:val="28"/>
-          <w:szCs w:val="28"/>
-          <w:lang w:val="en-US"/>
-        </w:rPr>
-        <w:t>4  1.0</w:t>
-      </w:r>
-      <w:proofErr w:type="gramEnd"/>
-      <w:r>
-        <w:rPr>
-          <w:rFonts w:ascii="Times New Roman" w:eastAsia="Times New Roman" w:hAnsi="Times New Roman" w:cs="Times New Roman"/>
-          <w:color w:val="000000"/>
-          <w:sz w:val="28"/>
-          <w:szCs w:val="28"/>
-          <w:lang w:val="en-US"/>
-        </w:rPr>
-        <w:t xml:space="preserve"> 0.4 0.0 1.0 </w:t>
+        <w:t xml:space="preserve">x4  1.0 0.4 0.0 1.0 </w:t>
       </w:r>
     </w:p>
     <w:p>
@@ -11285,29 +9325,7 @@
           <w:szCs w:val="28"/>
           <w:lang w:val="en-US"/>
         </w:rPr>
-        <w:t xml:space="preserve">1. </w:t>
-      </w:r>
-      <w:proofErr w:type="gramStart"/>
-      <w:r>
-        <w:rPr>
-          <w:rFonts w:ascii="Times New Roman" w:eastAsia="Times New Roman" w:hAnsi="Times New Roman" w:cs="Times New Roman"/>
-          <w:color w:val="000000"/>
-          <w:sz w:val="28"/>
-          <w:szCs w:val="28"/>
-          <w:lang w:val="en-US"/>
-        </w:rPr>
-        <w:t>{ A</w:t>
-      </w:r>
-      <w:proofErr w:type="gramEnd"/>
-      <w:r>
-        <w:rPr>
-          <w:rFonts w:ascii="Times New Roman" w:eastAsia="Times New Roman" w:hAnsi="Times New Roman" w:cs="Times New Roman"/>
-          <w:color w:val="000000"/>
-          <w:sz w:val="28"/>
-          <w:szCs w:val="28"/>
-          <w:lang w:val="en-US"/>
-        </w:rPr>
-        <w:t>, A ~&gt; B } |~ _1 = {&lt;y1, 1.0&gt;, &lt;y2, 0.9&gt;, &lt;y3, 0.9&gt;, &lt;y4, 1.0&gt;}</w:t>
+        <w:t>1. { A, A ~&gt; B } |~ _1 = {&lt;y1, 1.0&gt;, &lt;y2, 0.9&gt;, &lt;y3, 0.9&gt;, &lt;y4, 1.0&gt;}</w:t>
       </w:r>
     </w:p>
     <w:p>
@@ -11331,29 +9349,7 @@
           <w:szCs w:val="28"/>
           <w:lang w:val="en-US"/>
         </w:rPr>
-        <w:t xml:space="preserve">2. </w:t>
-      </w:r>
-      <w:proofErr w:type="gramStart"/>
-      <w:r>
-        <w:rPr>
-          <w:rFonts w:ascii="Times New Roman" w:eastAsia="Times New Roman" w:hAnsi="Times New Roman" w:cs="Times New Roman"/>
-          <w:color w:val="000000"/>
-          <w:sz w:val="28"/>
-          <w:szCs w:val="28"/>
-          <w:lang w:val="en-US"/>
-        </w:rPr>
-        <w:t>{ C</w:t>
-      </w:r>
-      <w:proofErr w:type="gramEnd"/>
-      <w:r>
-        <w:rPr>
-          <w:rFonts w:ascii="Times New Roman" w:eastAsia="Times New Roman" w:hAnsi="Times New Roman" w:cs="Times New Roman"/>
-          <w:color w:val="000000"/>
-          <w:sz w:val="28"/>
-          <w:szCs w:val="28"/>
-          <w:lang w:val="en-US"/>
-        </w:rPr>
-        <w:t>, A ~&gt; B } |~ _2 = {&lt;y1, 0.99&gt;, &lt;y2, 0.99&gt;, &lt;y3, 0.99&gt;, &lt;y4, 0.99&gt;}</w:t>
+        <w:t>2. { C, A ~&gt; B } |~ _2 = {&lt;y1, 0.99&gt;, &lt;y2, 0.99&gt;, &lt;y3, 0.99&gt;, &lt;y4, 0.99&gt;}</w:t>
       </w:r>
     </w:p>
     <w:p>
@@ -11621,7 +9617,6 @@
         </w:rPr>
         <w:t xml:space="preserve">)) &lt; 1 и </w:t>
       </w:r>
-      <w:proofErr w:type="spellStart"/>
       <w:r>
         <w:rPr>
           <w:rFonts w:ascii="Times New Roman" w:eastAsia="Times New Roman" w:hAnsi="Times New Roman" w:cs="Times New Roman"/>
@@ -11643,7 +9638,6 @@
         </w:rPr>
         <w:t>y</w:t>
       </w:r>
-      <w:proofErr w:type="spellEnd"/>
       <w:r>
         <w:rPr>
           <w:rFonts w:ascii="Times New Roman" w:eastAsia="Times New Roman" w:hAnsi="Times New Roman" w:cs="Times New Roman"/>
@@ -11883,17 +9877,7 @@
             <w:szCs w:val="28"/>
             <w:lang w:val="ru-RU"/>
           </w:rPr>
-          <m:t xml:space="preserve">ₓ </m:t>
-        </m:r>
-        <m:r>
-          <w:rPr>
-            <w:rFonts w:ascii="Cambria Math" w:eastAsia="Times New Roman" w:hAnsi="Cambria Math" w:cs="Times New Roman"/>
-            <w:color w:val="000000"/>
-            <w:sz w:val="28"/>
-            <w:szCs w:val="28"/>
-            <w:lang w:val="ru-RU"/>
-          </w:rPr>
-          <m:t>(</m:t>
+          <m:t>ₓ (</m:t>
         </m:r>
         <m:sSub>
           <m:sSubPr>
@@ -12659,29 +10643,7 @@
           <w:szCs w:val="28"/>
           <w:lang w:val="en-US"/>
         </w:rPr>
-        <w:t>A</w:t>
-      </w:r>
-      <w:proofErr w:type="gramStart"/>
-      <w:r>
-        <w:rPr>
-          <w:rFonts w:ascii="Times New Roman" w:eastAsia="Times New Roman" w:hAnsi="Times New Roman" w:cs="Times New Roman"/>
-          <w:color w:val="000000"/>
-          <w:sz w:val="28"/>
-          <w:szCs w:val="28"/>
-          <w:lang w:val="en-US"/>
-        </w:rPr>
-        <w:t>={</w:t>
-      </w:r>
-      <w:proofErr w:type="gramEnd"/>
-      <w:r>
-        <w:rPr>
-          <w:rFonts w:ascii="Times New Roman" w:eastAsia="Times New Roman" w:hAnsi="Times New Roman" w:cs="Times New Roman"/>
-          <w:color w:val="000000"/>
-          <w:sz w:val="28"/>
-          <w:szCs w:val="28"/>
-          <w:lang w:val="en-US"/>
-        </w:rPr>
-        <w:t>&lt;x1, 0&gt;, &lt;x2, 0.5&gt;, &lt;x3, 0.9&gt;, &lt;x4, 0.8&gt;}</w:t>
+        <w:t>A={&lt;x1, 0&gt;, &lt;x2, 0.5&gt;, &lt;x3, 0.9&gt;, &lt;x4, 0.8&gt;}</w:t>
       </w:r>
     </w:p>
     <w:p>
@@ -12705,29 +10667,7 @@
           <w:szCs w:val="28"/>
           <w:lang w:val="en-US"/>
         </w:rPr>
-        <w:t>B</w:t>
-      </w:r>
-      <w:proofErr w:type="gramStart"/>
-      <w:r>
-        <w:rPr>
-          <w:rFonts w:ascii="Times New Roman" w:eastAsia="Times New Roman" w:hAnsi="Times New Roman" w:cs="Times New Roman"/>
-          <w:color w:val="000000"/>
-          <w:sz w:val="28"/>
-          <w:szCs w:val="28"/>
-          <w:lang w:val="en-US"/>
-        </w:rPr>
-        <w:t>={</w:t>
-      </w:r>
-      <w:proofErr w:type="gramEnd"/>
-      <w:r>
-        <w:rPr>
-          <w:rFonts w:ascii="Times New Roman" w:eastAsia="Times New Roman" w:hAnsi="Times New Roman" w:cs="Times New Roman"/>
-          <w:color w:val="000000"/>
-          <w:sz w:val="28"/>
-          <w:szCs w:val="28"/>
-          <w:lang w:val="en-US"/>
-        </w:rPr>
-        <w:t>&lt;y1, 0.5&gt;, &lt;y2, 0.4&gt;, &lt;y3, 0&gt;, &lt;y4, 0.99&gt;}</w:t>
+        <w:t>B={&lt;y1, 0.5&gt;, &lt;y2, 0.4&gt;, &lt;y3, 0&gt;, &lt;y4, 0.99&gt;}</w:t>
       </w:r>
     </w:p>
     <w:p>
@@ -12751,29 +10691,7 @@
           <w:szCs w:val="28"/>
           <w:lang w:val="en-US"/>
         </w:rPr>
-        <w:t>C</w:t>
-      </w:r>
-      <w:proofErr w:type="gramStart"/>
-      <w:r>
-        <w:rPr>
-          <w:rFonts w:ascii="Times New Roman" w:eastAsia="Times New Roman" w:hAnsi="Times New Roman" w:cs="Times New Roman"/>
-          <w:color w:val="000000"/>
-          <w:sz w:val="28"/>
-          <w:szCs w:val="28"/>
-          <w:lang w:val="en-US"/>
-        </w:rPr>
-        <w:t>={</w:t>
-      </w:r>
-      <w:proofErr w:type="gramEnd"/>
-      <w:r>
-        <w:rPr>
-          <w:rFonts w:ascii="Times New Roman" w:eastAsia="Times New Roman" w:hAnsi="Times New Roman" w:cs="Times New Roman"/>
-          <w:color w:val="000000"/>
-          <w:sz w:val="28"/>
-          <w:szCs w:val="28"/>
-          <w:lang w:val="en-US"/>
-        </w:rPr>
-        <w:t>&lt;x1, 1&gt;, &lt;x2, 0&gt;, &lt;x3, 0&gt;, &lt;x4, 0&gt;}</w:t>
+        <w:t>C={&lt;x1, 1&gt;, &lt;x2, 0&gt;, &lt;x3, 0&gt;, &lt;x4, 0&gt;}</w:t>
       </w:r>
     </w:p>
     <w:p>
@@ -12897,29 +10815,7 @@
           <w:szCs w:val="28"/>
           <w:lang w:val="en-US"/>
         </w:rPr>
-        <w:t xml:space="preserve">x1 </w:t>
-      </w:r>
-      <w:proofErr w:type="gramStart"/>
-      <w:r>
-        <w:rPr>
-          <w:rFonts w:ascii="Times New Roman" w:eastAsia="Times New Roman" w:hAnsi="Times New Roman" w:cs="Times New Roman"/>
-          <w:color w:val="000000"/>
-          <w:sz w:val="28"/>
-          <w:szCs w:val="28"/>
-          <w:lang w:val="en-US"/>
-        </w:rPr>
-        <w:t>1  1</w:t>
-      </w:r>
-      <w:proofErr w:type="gramEnd"/>
-      <w:r>
-        <w:rPr>
-          <w:rFonts w:ascii="Times New Roman" w:eastAsia="Times New Roman" w:hAnsi="Times New Roman" w:cs="Times New Roman"/>
-          <w:color w:val="000000"/>
-          <w:sz w:val="28"/>
-          <w:szCs w:val="28"/>
-          <w:lang w:val="en-US"/>
-        </w:rPr>
-        <w:t xml:space="preserve">  1  1  </w:t>
+        <w:t xml:space="preserve">x1 1  1  1  1  </w:t>
       </w:r>
     </w:p>
     <w:p>
@@ -12943,29 +10839,7 @@
           <w:szCs w:val="28"/>
           <w:lang w:val="en-US"/>
         </w:rPr>
-        <w:t xml:space="preserve">x2 </w:t>
-      </w:r>
-      <w:proofErr w:type="gramStart"/>
-      <w:r>
-        <w:rPr>
-          <w:rFonts w:ascii="Times New Roman" w:eastAsia="Times New Roman" w:hAnsi="Times New Roman" w:cs="Times New Roman"/>
-          <w:color w:val="000000"/>
-          <w:sz w:val="28"/>
-          <w:szCs w:val="28"/>
-          <w:lang w:val="en-US"/>
-        </w:rPr>
-        <w:t>1  1</w:t>
-      </w:r>
-      <w:proofErr w:type="gramEnd"/>
-      <w:r>
-        <w:rPr>
-          <w:rFonts w:ascii="Times New Roman" w:eastAsia="Times New Roman" w:hAnsi="Times New Roman" w:cs="Times New Roman"/>
-          <w:color w:val="000000"/>
-          <w:sz w:val="28"/>
-          <w:szCs w:val="28"/>
-          <w:lang w:val="en-US"/>
-        </w:rPr>
-        <w:t xml:space="preserve">  1  1  </w:t>
+        <w:t xml:space="preserve">x2 1  1  1  1  </w:t>
       </w:r>
     </w:p>
     <w:p>
@@ -12989,29 +10863,7 @@
           <w:szCs w:val="28"/>
           <w:lang w:val="en-US"/>
         </w:rPr>
-        <w:t xml:space="preserve">x3 </w:t>
-      </w:r>
-      <w:proofErr w:type="gramStart"/>
-      <w:r>
-        <w:rPr>
-          <w:rFonts w:ascii="Times New Roman" w:eastAsia="Times New Roman" w:hAnsi="Times New Roman" w:cs="Times New Roman"/>
-          <w:color w:val="000000"/>
-          <w:sz w:val="28"/>
-          <w:szCs w:val="28"/>
-          <w:lang w:val="en-US"/>
-        </w:rPr>
-        <w:t>1  1</w:t>
-      </w:r>
-      <w:proofErr w:type="gramEnd"/>
-      <w:r>
-        <w:rPr>
-          <w:rFonts w:ascii="Times New Roman" w:eastAsia="Times New Roman" w:hAnsi="Times New Roman" w:cs="Times New Roman"/>
-          <w:color w:val="000000"/>
-          <w:sz w:val="28"/>
-          <w:szCs w:val="28"/>
-          <w:lang w:val="en-US"/>
-        </w:rPr>
-        <w:t xml:space="preserve">  1  1  </w:t>
+        <w:t xml:space="preserve">x3 1  1  1  1  </w:t>
       </w:r>
     </w:p>
     <w:p>
@@ -13035,29 +10887,7 @@
           <w:szCs w:val="28"/>
           <w:lang w:val="en-US"/>
         </w:rPr>
-        <w:t xml:space="preserve">x4 </w:t>
-      </w:r>
-      <w:proofErr w:type="gramStart"/>
-      <w:r>
-        <w:rPr>
-          <w:rFonts w:ascii="Times New Roman" w:eastAsia="Times New Roman" w:hAnsi="Times New Roman" w:cs="Times New Roman"/>
-          <w:color w:val="000000"/>
-          <w:sz w:val="28"/>
-          <w:szCs w:val="28"/>
-          <w:lang w:val="en-US"/>
-        </w:rPr>
-        <w:t>1  1</w:t>
-      </w:r>
-      <w:proofErr w:type="gramEnd"/>
-      <w:r>
-        <w:rPr>
-          <w:rFonts w:ascii="Times New Roman" w:eastAsia="Times New Roman" w:hAnsi="Times New Roman" w:cs="Times New Roman"/>
-          <w:color w:val="000000"/>
-          <w:sz w:val="28"/>
-          <w:szCs w:val="28"/>
-          <w:lang w:val="en-US"/>
-        </w:rPr>
-        <w:t xml:space="preserve">  1  1  </w:t>
+        <w:t xml:space="preserve">x4 1  1  1  1  </w:t>
       </w:r>
     </w:p>
     <w:p>
@@ -13095,29 +10925,7 @@
           <w:szCs w:val="28"/>
           <w:lang w:val="en-US"/>
         </w:rPr>
-        <w:t xml:space="preserve">1. </w:t>
-      </w:r>
-      <w:proofErr w:type="gramStart"/>
-      <w:r>
-        <w:rPr>
-          <w:rFonts w:ascii="Times New Roman" w:eastAsia="Times New Roman" w:hAnsi="Times New Roman" w:cs="Times New Roman"/>
-          <w:color w:val="000000"/>
-          <w:sz w:val="28"/>
-          <w:szCs w:val="28"/>
-          <w:lang w:val="en-US"/>
-        </w:rPr>
-        <w:t>{ A</w:t>
-      </w:r>
-      <w:proofErr w:type="gramEnd"/>
-      <w:r>
-        <w:rPr>
-          <w:rFonts w:ascii="Times New Roman" w:eastAsia="Times New Roman" w:hAnsi="Times New Roman" w:cs="Times New Roman"/>
-          <w:color w:val="000000"/>
-          <w:sz w:val="28"/>
-          <w:szCs w:val="28"/>
-          <w:lang w:val="en-US"/>
-        </w:rPr>
-        <w:t>, A ~&gt; B } |~ _1 = {&lt;y1, 0.9&gt;, &lt;y2, 0.9&gt;, &lt;y3, 0.9&gt;, &lt;y4, 0.9&gt;}</w:t>
+        <w:t>1. { A, A ~&gt; B } |~ _1 = {&lt;y1, 0.9&gt;, &lt;y2, 0.9&gt;, &lt;y3, 0.9&gt;, &lt;y4, 0.9&gt;}</w:t>
       </w:r>
     </w:p>
     <w:p>
@@ -13141,29 +10949,7 @@
           <w:szCs w:val="28"/>
           <w:lang w:val="ru-RU"/>
         </w:rPr>
-        <w:t xml:space="preserve">2. </w:t>
-      </w:r>
-      <w:proofErr w:type="gramStart"/>
-      <w:r>
-        <w:rPr>
-          <w:rFonts w:ascii="Times New Roman" w:eastAsia="Times New Roman" w:hAnsi="Times New Roman" w:cs="Times New Roman"/>
-          <w:color w:val="000000"/>
-          <w:sz w:val="28"/>
-          <w:szCs w:val="28"/>
-          <w:lang w:val="ru-RU"/>
-        </w:rPr>
-        <w:t>{ C</w:t>
-      </w:r>
-      <w:proofErr w:type="gramEnd"/>
-      <w:r>
-        <w:rPr>
-          <w:rFonts w:ascii="Times New Roman" w:eastAsia="Times New Roman" w:hAnsi="Times New Roman" w:cs="Times New Roman"/>
-          <w:color w:val="000000"/>
-          <w:sz w:val="28"/>
-          <w:szCs w:val="28"/>
-          <w:lang w:val="ru-RU"/>
-        </w:rPr>
-        <w:t>, A ~&gt; B } |~ _2 = {&lt;y1, 1.0&gt;, &lt;y2, 1.0&gt;, &lt;y3, 1.0&gt;, &lt;y4, 1.0&gt;}</w:t>
+        <w:t>2. { C, A ~&gt; B } |~ _2 = {&lt;y1, 1.0&gt;, &lt;y2, 1.0&gt;, &lt;y3, 1.0&gt;, &lt;y4, 1.0&gt;}</w:t>
       </w:r>
     </w:p>
     <w:p>
@@ -13294,29 +11080,7 @@
           <w:szCs w:val="28"/>
           <w:lang w:val="en-US"/>
         </w:rPr>
-        <w:t>A</w:t>
-      </w:r>
-      <w:proofErr w:type="gramStart"/>
-      <w:r>
-        <w:rPr>
-          <w:rFonts w:ascii="Times New Roman" w:eastAsia="Times New Roman" w:hAnsi="Times New Roman" w:cs="Times New Roman"/>
-          <w:color w:val="000000"/>
-          <w:sz w:val="28"/>
-          <w:szCs w:val="28"/>
-          <w:lang w:val="en-US"/>
-        </w:rPr>
-        <w:t>={</w:t>
-      </w:r>
-      <w:proofErr w:type="gramEnd"/>
-      <w:r>
-        <w:rPr>
-          <w:rFonts w:ascii="Times New Roman" w:eastAsia="Times New Roman" w:hAnsi="Times New Roman" w:cs="Times New Roman"/>
-          <w:color w:val="000000"/>
-          <w:sz w:val="28"/>
-          <w:szCs w:val="28"/>
-          <w:lang w:val="en-US"/>
-        </w:rPr>
-        <w:t>&lt;x1, 0&gt;, &lt;x2, 0.5&gt;, &lt;x3, 0.9&gt;, &lt;x4, 0.8&gt;}</w:t>
+        <w:t>A={&lt;x1, 0&gt;, &lt;x2, 0.5&gt;, &lt;x3, 0.9&gt;, &lt;x4, 0.8&gt;}</w:t>
       </w:r>
     </w:p>
     <w:p>
@@ -13340,29 +11104,7 @@
           <w:szCs w:val="28"/>
           <w:lang w:val="en-US"/>
         </w:rPr>
-        <w:t>B</w:t>
-      </w:r>
-      <w:proofErr w:type="gramStart"/>
-      <w:r>
-        <w:rPr>
-          <w:rFonts w:ascii="Times New Roman" w:eastAsia="Times New Roman" w:hAnsi="Times New Roman" w:cs="Times New Roman"/>
-          <w:color w:val="000000"/>
-          <w:sz w:val="28"/>
-          <w:szCs w:val="28"/>
-          <w:lang w:val="en-US"/>
-        </w:rPr>
-        <w:t>={</w:t>
-      </w:r>
-      <w:proofErr w:type="gramEnd"/>
-      <w:r>
-        <w:rPr>
-          <w:rFonts w:ascii="Times New Roman" w:eastAsia="Times New Roman" w:hAnsi="Times New Roman" w:cs="Times New Roman"/>
-          <w:color w:val="000000"/>
-          <w:sz w:val="28"/>
-          <w:szCs w:val="28"/>
-          <w:lang w:val="en-US"/>
-        </w:rPr>
-        <w:t>&lt;y1, 0.5&gt;, &lt;y2, 0.5&gt;, &lt;y3, 0.5&gt;, &lt;y4, 0.5&gt;}</w:t>
+        <w:t>B={&lt;y1, 0.5&gt;, &lt;y2, 0.5&gt;, &lt;y3, 0.5&gt;, &lt;y4, 0.5&gt;}</w:t>
       </w:r>
     </w:p>
     <w:p>
@@ -13386,29 +11128,7 @@
           <w:szCs w:val="28"/>
           <w:lang w:val="en-US"/>
         </w:rPr>
-        <w:t>C</w:t>
-      </w:r>
-      <w:proofErr w:type="gramStart"/>
-      <w:r>
-        <w:rPr>
-          <w:rFonts w:ascii="Times New Roman" w:eastAsia="Times New Roman" w:hAnsi="Times New Roman" w:cs="Times New Roman"/>
-          <w:color w:val="000000"/>
-          <w:sz w:val="28"/>
-          <w:szCs w:val="28"/>
-          <w:lang w:val="en-US"/>
-        </w:rPr>
-        <w:t>={</w:t>
-      </w:r>
-      <w:proofErr w:type="gramEnd"/>
-      <w:r>
-        <w:rPr>
-          <w:rFonts w:ascii="Times New Roman" w:eastAsia="Times New Roman" w:hAnsi="Times New Roman" w:cs="Times New Roman"/>
-          <w:color w:val="000000"/>
-          <w:sz w:val="28"/>
-          <w:szCs w:val="28"/>
-          <w:lang w:val="en-US"/>
-        </w:rPr>
-        <w:t>&lt;x1, 0&gt;, &lt;x2, 0.3&gt;, &lt;x3, 0.1&gt;, &lt;x4, 0.5&gt;}</w:t>
+        <w:t>C={&lt;x1, 0&gt;, &lt;x2, 0.3&gt;, &lt;x3, 0.1&gt;, &lt;x4, 0.5&gt;}</w:t>
       </w:r>
     </w:p>
     <w:p>
@@ -13547,29 +11267,7 @@
           <w:szCs w:val="28"/>
           <w:lang w:val="en-US"/>
         </w:rPr>
-        <w:t xml:space="preserve">x1 </w:t>
-      </w:r>
-      <w:proofErr w:type="gramStart"/>
-      <w:r>
-        <w:rPr>
-          <w:rFonts w:ascii="Times New Roman" w:eastAsia="Times New Roman" w:hAnsi="Times New Roman" w:cs="Times New Roman"/>
-          <w:color w:val="000000"/>
-          <w:sz w:val="28"/>
-          <w:szCs w:val="28"/>
-          <w:lang w:val="en-US"/>
-        </w:rPr>
-        <w:t>1  1</w:t>
-      </w:r>
-      <w:proofErr w:type="gramEnd"/>
-      <w:r>
-        <w:rPr>
-          <w:rFonts w:ascii="Times New Roman" w:eastAsia="Times New Roman" w:hAnsi="Times New Roman" w:cs="Times New Roman"/>
-          <w:color w:val="000000"/>
-          <w:sz w:val="28"/>
-          <w:szCs w:val="28"/>
-          <w:lang w:val="en-US"/>
-        </w:rPr>
-        <w:t xml:space="preserve">  1  1  </w:t>
+        <w:t xml:space="preserve">x1 1  1  1  1  </w:t>
       </w:r>
     </w:p>
     <w:p>
@@ -13593,29 +11291,7 @@
           <w:szCs w:val="28"/>
           <w:lang w:val="en-US"/>
         </w:rPr>
-        <w:t xml:space="preserve">x2 </w:t>
-      </w:r>
-      <w:proofErr w:type="gramStart"/>
-      <w:r>
-        <w:rPr>
-          <w:rFonts w:ascii="Times New Roman" w:eastAsia="Times New Roman" w:hAnsi="Times New Roman" w:cs="Times New Roman"/>
-          <w:color w:val="000000"/>
-          <w:sz w:val="28"/>
-          <w:szCs w:val="28"/>
-          <w:lang w:val="en-US"/>
-        </w:rPr>
-        <w:t>1  1</w:t>
-      </w:r>
-      <w:proofErr w:type="gramEnd"/>
-      <w:r>
-        <w:rPr>
-          <w:rFonts w:ascii="Times New Roman" w:eastAsia="Times New Roman" w:hAnsi="Times New Roman" w:cs="Times New Roman"/>
-          <w:color w:val="000000"/>
-          <w:sz w:val="28"/>
-          <w:szCs w:val="28"/>
-          <w:lang w:val="en-US"/>
-        </w:rPr>
-        <w:t xml:space="preserve">  1  1  </w:t>
+        <w:t xml:space="preserve">x2 1  1  1  1  </w:t>
       </w:r>
     </w:p>
     <w:p>
@@ -13639,29 +11315,7 @@
           <w:szCs w:val="28"/>
           <w:lang w:val="en-US"/>
         </w:rPr>
-        <w:t xml:space="preserve">x3 </w:t>
-      </w:r>
-      <w:proofErr w:type="gramStart"/>
-      <w:r>
-        <w:rPr>
-          <w:rFonts w:ascii="Times New Roman" w:eastAsia="Times New Roman" w:hAnsi="Times New Roman" w:cs="Times New Roman"/>
-          <w:color w:val="000000"/>
-          <w:sz w:val="28"/>
-          <w:szCs w:val="28"/>
-          <w:lang w:val="en-US"/>
-        </w:rPr>
-        <w:t>1  1</w:t>
-      </w:r>
-      <w:proofErr w:type="gramEnd"/>
-      <w:r>
-        <w:rPr>
-          <w:rFonts w:ascii="Times New Roman" w:eastAsia="Times New Roman" w:hAnsi="Times New Roman" w:cs="Times New Roman"/>
-          <w:color w:val="000000"/>
-          <w:sz w:val="28"/>
-          <w:szCs w:val="28"/>
-          <w:lang w:val="en-US"/>
-        </w:rPr>
-        <w:t xml:space="preserve">  1  1  </w:t>
+        <w:t xml:space="preserve">x3 1  1  1  1  </w:t>
       </w:r>
     </w:p>
     <w:p>
@@ -13685,29 +11339,7 @@
           <w:szCs w:val="28"/>
           <w:lang w:val="en-US"/>
         </w:rPr>
-        <w:t xml:space="preserve">x4 </w:t>
-      </w:r>
-      <w:proofErr w:type="gramStart"/>
-      <w:r>
-        <w:rPr>
-          <w:rFonts w:ascii="Times New Roman" w:eastAsia="Times New Roman" w:hAnsi="Times New Roman" w:cs="Times New Roman"/>
-          <w:color w:val="000000"/>
-          <w:sz w:val="28"/>
-          <w:szCs w:val="28"/>
-          <w:lang w:val="en-US"/>
-        </w:rPr>
-        <w:t>1  1</w:t>
-      </w:r>
-      <w:proofErr w:type="gramEnd"/>
-      <w:r>
-        <w:rPr>
-          <w:rFonts w:ascii="Times New Roman" w:eastAsia="Times New Roman" w:hAnsi="Times New Roman" w:cs="Times New Roman"/>
-          <w:color w:val="000000"/>
-          <w:sz w:val="28"/>
-          <w:szCs w:val="28"/>
-          <w:lang w:val="en-US"/>
-        </w:rPr>
-        <w:t xml:space="preserve">  1  1  </w:t>
+        <w:t xml:space="preserve">x4 1  1  1  1  </w:t>
       </w:r>
     </w:p>
     <w:p>
@@ -13759,29 +11391,7 @@
           <w:szCs w:val="28"/>
           <w:lang w:val="en-US"/>
         </w:rPr>
-        <w:t xml:space="preserve">1. </w:t>
-      </w:r>
-      <w:proofErr w:type="gramStart"/>
-      <w:r>
-        <w:rPr>
-          <w:rFonts w:ascii="Times New Roman" w:eastAsia="Times New Roman" w:hAnsi="Times New Roman" w:cs="Times New Roman"/>
-          <w:color w:val="000000"/>
-          <w:sz w:val="28"/>
-          <w:szCs w:val="28"/>
-          <w:lang w:val="en-US"/>
-        </w:rPr>
-        <w:t>{ A</w:t>
-      </w:r>
-      <w:proofErr w:type="gramEnd"/>
-      <w:r>
-        <w:rPr>
-          <w:rFonts w:ascii="Times New Roman" w:eastAsia="Times New Roman" w:hAnsi="Times New Roman" w:cs="Times New Roman"/>
-          <w:color w:val="000000"/>
-          <w:sz w:val="28"/>
-          <w:szCs w:val="28"/>
-          <w:lang w:val="en-US"/>
-        </w:rPr>
-        <w:t>, A ~&gt; B } |~ _1 = {&lt;y1, 0.9&gt;, &lt;y2, 0.9&gt;, &lt;y3, 0.9&gt;, &lt;y4, 0.9&gt;}</w:t>
+        <w:t>1. { A, A ~&gt; B } |~ _1 = {&lt;y1, 0.9&gt;, &lt;y2, 0.9&gt;, &lt;y3, 0.9&gt;, &lt;y4, 0.9&gt;}</w:t>
       </w:r>
     </w:p>
     <w:p>
@@ -13805,29 +11415,7 @@
           <w:szCs w:val="28"/>
           <w:lang w:val="ru-RU"/>
         </w:rPr>
-        <w:t xml:space="preserve">2. </w:t>
-      </w:r>
-      <w:proofErr w:type="gramStart"/>
-      <w:r>
-        <w:rPr>
-          <w:rFonts w:ascii="Times New Roman" w:eastAsia="Times New Roman" w:hAnsi="Times New Roman" w:cs="Times New Roman"/>
-          <w:color w:val="000000"/>
-          <w:sz w:val="28"/>
-          <w:szCs w:val="28"/>
-          <w:lang w:val="ru-RU"/>
-        </w:rPr>
-        <w:t>{ C</w:t>
-      </w:r>
-      <w:proofErr w:type="gramEnd"/>
-      <w:r>
-        <w:rPr>
-          <w:rFonts w:ascii="Times New Roman" w:eastAsia="Times New Roman" w:hAnsi="Times New Roman" w:cs="Times New Roman"/>
-          <w:color w:val="000000"/>
-          <w:sz w:val="28"/>
-          <w:szCs w:val="28"/>
-          <w:lang w:val="ru-RU"/>
-        </w:rPr>
-        <w:t>, A ~&gt; B } |~ _2 = {&lt;y1, 0.5&gt;, &lt;y2, 0.5&gt;, &lt;y3, 0.5&gt;, &lt;y4, 0.5&gt;} = B</w:t>
+        <w:t>2. { C, A ~&gt; B } |~ _2 = {&lt;y1, 0.5&gt;, &lt;y2, 0.5&gt;, &lt;y3, 0.5&gt;, &lt;y4, 0.5&gt;} = B</w:t>
       </w:r>
     </w:p>
     <w:p>
@@ -13958,29 +11546,491 @@
           <w:szCs w:val="28"/>
           <w:lang w:val="en-US"/>
         </w:rPr>
+        <w:t>A={&lt;x1, 1&gt;, &lt;x2, 0.5&gt;, &lt;x3, 0.9&gt;, &lt;x4, 0.8&gt;}</w:t>
+      </w:r>
+    </w:p>
+    <w:p>
+      <w:pPr>
+        <w:pStyle w:val="a3"/>
+        <w:spacing w:before="240" w:after="240"/>
+        <w:ind w:left="1080"/>
+        <w:rPr>
+          <w:rFonts w:ascii="Times New Roman" w:eastAsia="Times New Roman" w:hAnsi="Times New Roman" w:cs="Times New Roman"/>
+          <w:color w:val="000000"/>
+          <w:sz w:val="28"/>
+          <w:szCs w:val="28"/>
+          <w:lang w:val="en-US"/>
+        </w:rPr>
+      </w:pPr>
+      <w:r>
+        <w:rPr>
+          <w:rFonts w:ascii="Times New Roman" w:eastAsia="Times New Roman" w:hAnsi="Times New Roman" w:cs="Times New Roman"/>
+          <w:color w:val="000000"/>
+          <w:sz w:val="28"/>
+          <w:szCs w:val="28"/>
+          <w:lang w:val="en-US"/>
+        </w:rPr>
+        <w:t>B={&lt;y1, 1&gt;, &lt;y2, 1&gt;, &lt;y3, 1&gt;, &lt;y4, 1&gt;}</w:t>
+      </w:r>
+    </w:p>
+    <w:p>
+      <w:pPr>
+        <w:pStyle w:val="a3"/>
+        <w:spacing w:before="240" w:after="240"/>
+        <w:ind w:left="1080"/>
+        <w:rPr>
+          <w:rFonts w:ascii="Times New Roman" w:eastAsia="Times New Roman" w:hAnsi="Times New Roman" w:cs="Times New Roman"/>
+          <w:color w:val="000000"/>
+          <w:sz w:val="28"/>
+          <w:szCs w:val="28"/>
+          <w:lang w:val="en-US"/>
+        </w:rPr>
+      </w:pPr>
+      <w:r>
+        <w:rPr>
+          <w:rFonts w:ascii="Times New Roman" w:eastAsia="Times New Roman" w:hAnsi="Times New Roman" w:cs="Times New Roman"/>
+          <w:color w:val="000000"/>
+          <w:sz w:val="28"/>
+          <w:szCs w:val="28"/>
+          <w:lang w:val="en-US"/>
+        </w:rPr>
+        <w:t>C={&lt;x1, 0&gt;, &lt;x2, 0.3&gt;, &lt;x3, 0.1&gt;, &lt;x4, 1&gt;}</w:t>
+      </w:r>
+    </w:p>
+    <w:p>
+      <w:pPr>
+        <w:pStyle w:val="a3"/>
+        <w:spacing w:before="240" w:after="240"/>
+        <w:ind w:left="1080"/>
+        <w:rPr>
+          <w:rFonts w:ascii="Times New Roman" w:eastAsia="Times New Roman" w:hAnsi="Times New Roman" w:cs="Times New Roman"/>
+          <w:color w:val="000000"/>
+          <w:sz w:val="28"/>
+          <w:szCs w:val="28"/>
+          <w:lang w:val="en-US"/>
+        </w:rPr>
+      </w:pPr>
+    </w:p>
+    <w:p>
+      <w:pPr>
+        <w:pStyle w:val="a3"/>
+        <w:spacing w:before="240" w:after="240"/>
+        <w:ind w:left="1080"/>
+        <w:rPr>
+          <w:rFonts w:ascii="Times New Roman" w:eastAsia="Times New Roman" w:hAnsi="Times New Roman" w:cs="Times New Roman"/>
+          <w:color w:val="000000"/>
+          <w:sz w:val="28"/>
+          <w:szCs w:val="28"/>
+          <w:lang w:val="en-US"/>
+        </w:rPr>
+      </w:pPr>
+      <w:r>
+        <w:rPr>
+          <w:rFonts w:ascii="Times New Roman" w:eastAsia="Times New Roman" w:hAnsi="Times New Roman" w:cs="Times New Roman"/>
+          <w:color w:val="000000"/>
+          <w:sz w:val="28"/>
+          <w:szCs w:val="28"/>
+          <w:lang w:val="en-US"/>
+        </w:rPr>
+        <w:t>A~&gt;B</w:t>
+      </w:r>
+    </w:p>
+    <w:p>
+      <w:pPr>
+        <w:pStyle w:val="a3"/>
+        <w:spacing w:before="240" w:after="240"/>
+        <w:ind w:left="1080"/>
+        <w:rPr>
+          <w:rFonts w:ascii="Times New Roman" w:eastAsia="Times New Roman" w:hAnsi="Times New Roman" w:cs="Times New Roman"/>
+          <w:color w:val="000000"/>
+          <w:sz w:val="28"/>
+          <w:szCs w:val="28"/>
+          <w:lang w:val="en-US"/>
+        </w:rPr>
+      </w:pPr>
+    </w:p>
+    <w:p>
+      <w:pPr>
+        <w:pStyle w:val="a3"/>
+        <w:spacing w:before="240" w:after="240"/>
+        <w:ind w:left="1080"/>
+        <w:rPr>
+          <w:rFonts w:ascii="Times New Roman" w:eastAsia="Times New Roman" w:hAnsi="Times New Roman" w:cs="Times New Roman"/>
+          <w:color w:val="000000"/>
+          <w:sz w:val="28"/>
+          <w:szCs w:val="28"/>
+          <w:lang w:val="en-US"/>
+        </w:rPr>
+      </w:pPr>
+    </w:p>
+    <w:p>
+      <w:pPr>
+        <w:pStyle w:val="a3"/>
+        <w:spacing w:before="240" w:after="240"/>
+        <w:ind w:left="1080"/>
+        <w:rPr>
+          <w:rFonts w:ascii="Times New Roman" w:eastAsia="Times New Roman" w:hAnsi="Times New Roman" w:cs="Times New Roman"/>
+          <w:color w:val="000000"/>
+          <w:sz w:val="28"/>
+          <w:szCs w:val="28"/>
+          <w:lang w:val="en-US"/>
+        </w:rPr>
+      </w:pPr>
+      <w:r>
+        <w:rPr>
+          <w:rFonts w:ascii="Times New Roman" w:eastAsia="Times New Roman" w:hAnsi="Times New Roman" w:cs="Times New Roman"/>
+          <w:color w:val="000000"/>
+          <w:sz w:val="28"/>
+          <w:szCs w:val="28"/>
+          <w:lang w:val="en-US"/>
+        </w:rPr>
+        <w:t>A ~&gt; B</w:t>
+      </w:r>
+    </w:p>
+    <w:p>
+      <w:pPr>
+        <w:pStyle w:val="a3"/>
+        <w:spacing w:before="240" w:after="240"/>
+        <w:ind w:left="1080"/>
+        <w:rPr>
+          <w:rFonts w:ascii="Times New Roman" w:eastAsia="Times New Roman" w:hAnsi="Times New Roman" w:cs="Times New Roman"/>
+          <w:color w:val="000000"/>
+          <w:sz w:val="28"/>
+          <w:szCs w:val="28"/>
+          <w:lang w:val="en-US"/>
+        </w:rPr>
+      </w:pPr>
+      <w:r>
+        <w:rPr>
+          <w:rFonts w:ascii="Times New Roman" w:eastAsia="Times New Roman" w:hAnsi="Times New Roman" w:cs="Times New Roman"/>
+          <w:color w:val="000000"/>
+          <w:sz w:val="28"/>
+          <w:szCs w:val="28"/>
+          <w:lang w:val="en-US"/>
+        </w:rPr>
+        <w:t xml:space="preserve">    y1  y2  y3  y4  </w:t>
+      </w:r>
+    </w:p>
+    <w:p>
+      <w:pPr>
+        <w:pStyle w:val="a3"/>
+        <w:spacing w:before="240" w:after="240"/>
+        <w:ind w:left="1080"/>
+        <w:rPr>
+          <w:rFonts w:ascii="Times New Roman" w:eastAsia="Times New Roman" w:hAnsi="Times New Roman" w:cs="Times New Roman"/>
+          <w:color w:val="000000"/>
+          <w:sz w:val="28"/>
+          <w:szCs w:val="28"/>
+          <w:lang w:val="en-US"/>
+        </w:rPr>
+      </w:pPr>
+      <w:r>
+        <w:rPr>
+          <w:rFonts w:ascii="Times New Roman" w:eastAsia="Times New Roman" w:hAnsi="Times New Roman" w:cs="Times New Roman"/>
+          <w:color w:val="000000"/>
+          <w:sz w:val="28"/>
+          <w:szCs w:val="28"/>
+          <w:lang w:val="en-US"/>
+        </w:rPr>
+        <w:t xml:space="preserve">x1  1.0 1.0 1.0 1.0 </w:t>
+      </w:r>
+    </w:p>
+    <w:p>
+      <w:pPr>
+        <w:pStyle w:val="a3"/>
+        <w:spacing w:before="240" w:after="240"/>
+        <w:ind w:left="1080"/>
+        <w:rPr>
+          <w:rFonts w:ascii="Times New Roman" w:eastAsia="Times New Roman" w:hAnsi="Times New Roman" w:cs="Times New Roman"/>
+          <w:color w:val="000000"/>
+          <w:sz w:val="28"/>
+          <w:szCs w:val="28"/>
+          <w:lang w:val="en-US"/>
+        </w:rPr>
+      </w:pPr>
+      <w:r>
+        <w:rPr>
+          <w:rFonts w:ascii="Times New Roman" w:eastAsia="Times New Roman" w:hAnsi="Times New Roman" w:cs="Times New Roman"/>
+          <w:color w:val="000000"/>
+          <w:sz w:val="28"/>
+          <w:szCs w:val="28"/>
+          <w:lang w:val="en-US"/>
+        </w:rPr>
+        <w:t xml:space="preserve">x2  1   1   1   1   </w:t>
+      </w:r>
+    </w:p>
+    <w:p>
+      <w:pPr>
+        <w:pStyle w:val="a3"/>
+        <w:spacing w:before="240" w:after="240"/>
+        <w:ind w:left="1080"/>
+        <w:rPr>
+          <w:rFonts w:ascii="Times New Roman" w:eastAsia="Times New Roman" w:hAnsi="Times New Roman" w:cs="Times New Roman"/>
+          <w:color w:val="000000"/>
+          <w:sz w:val="28"/>
+          <w:szCs w:val="28"/>
+          <w:lang w:val="en-US"/>
+        </w:rPr>
+      </w:pPr>
+      <w:r>
+        <w:rPr>
+          <w:rFonts w:ascii="Times New Roman" w:eastAsia="Times New Roman" w:hAnsi="Times New Roman" w:cs="Times New Roman"/>
+          <w:color w:val="000000"/>
+          <w:sz w:val="28"/>
+          <w:szCs w:val="28"/>
+          <w:lang w:val="en-US"/>
+        </w:rPr>
+        <w:t xml:space="preserve">x3  1   1   1   1   </w:t>
+      </w:r>
+    </w:p>
+    <w:p>
+      <w:pPr>
+        <w:pStyle w:val="a3"/>
+        <w:spacing w:before="240" w:after="240"/>
+        <w:ind w:left="1080"/>
+        <w:rPr>
+          <w:rFonts w:ascii="Times New Roman" w:eastAsia="Times New Roman" w:hAnsi="Times New Roman" w:cs="Times New Roman"/>
+          <w:color w:val="000000"/>
+          <w:sz w:val="28"/>
+          <w:szCs w:val="28"/>
+          <w:lang w:val="en-US"/>
+        </w:rPr>
+      </w:pPr>
+      <w:r>
+        <w:rPr>
+          <w:rFonts w:ascii="Times New Roman" w:eastAsia="Times New Roman" w:hAnsi="Times New Roman" w:cs="Times New Roman"/>
+          <w:color w:val="000000"/>
+          <w:sz w:val="28"/>
+          <w:szCs w:val="28"/>
+          <w:lang w:val="en-US"/>
+        </w:rPr>
+        <w:t xml:space="preserve">x4  1   1   1   1   </w:t>
+      </w:r>
+    </w:p>
+    <w:p>
+      <w:pPr>
+        <w:pStyle w:val="a3"/>
+        <w:spacing w:before="240" w:after="240"/>
+        <w:ind w:left="1080"/>
+        <w:rPr>
+          <w:rFonts w:ascii="Times New Roman" w:eastAsia="Times New Roman" w:hAnsi="Times New Roman" w:cs="Times New Roman"/>
+          <w:color w:val="000000"/>
+          <w:sz w:val="28"/>
+          <w:szCs w:val="28"/>
+          <w:lang w:val="en-US"/>
+        </w:rPr>
+      </w:pPr>
+    </w:p>
+    <w:p>
+      <w:pPr>
+        <w:pStyle w:val="a3"/>
+        <w:spacing w:before="240" w:after="240"/>
+        <w:ind w:left="1080"/>
+        <w:rPr>
+          <w:rFonts w:ascii="Times New Roman" w:eastAsia="Times New Roman" w:hAnsi="Times New Roman" w:cs="Times New Roman"/>
+          <w:color w:val="000000"/>
+          <w:sz w:val="28"/>
+          <w:szCs w:val="28"/>
+          <w:lang w:val="en-US"/>
+        </w:rPr>
+      </w:pPr>
+    </w:p>
+    <w:p>
+      <w:pPr>
+        <w:pStyle w:val="a3"/>
+        <w:spacing w:before="240" w:after="240"/>
+        <w:ind w:left="1080"/>
+        <w:rPr>
+          <w:rFonts w:ascii="Times New Roman" w:eastAsia="Times New Roman" w:hAnsi="Times New Roman" w:cs="Times New Roman"/>
+          <w:color w:val="000000"/>
+          <w:sz w:val="28"/>
+          <w:szCs w:val="28"/>
+          <w:lang w:val="en-US"/>
+        </w:rPr>
+      </w:pPr>
+      <w:r>
+        <w:rPr>
+          <w:rFonts w:ascii="Times New Roman" w:eastAsia="Times New Roman" w:hAnsi="Times New Roman" w:cs="Times New Roman"/>
+          <w:color w:val="000000"/>
+          <w:sz w:val="28"/>
+          <w:szCs w:val="28"/>
+          <w:lang w:val="en-US"/>
+        </w:rPr>
+        <w:t>1. { A, A ~&gt; B } |~ _1 = {&lt;y1, 1.0&gt;, &lt;y2, 1.0&gt;, &lt;y3, 1.0&gt;, &lt;y4, 1.0&gt;} = B</w:t>
+      </w:r>
+    </w:p>
+    <w:p>
+      <w:pPr>
+        <w:pStyle w:val="a3"/>
+        <w:spacing w:before="240" w:after="240"/>
+        <w:ind w:left="1080"/>
+        <w:rPr>
+          <w:rFonts w:ascii="Times New Roman" w:eastAsia="Times New Roman" w:hAnsi="Times New Roman" w:cs="Times New Roman"/>
+          <w:color w:val="000000"/>
+          <w:sz w:val="28"/>
+          <w:szCs w:val="28"/>
+          <w:lang w:val="ru-RU"/>
+        </w:rPr>
+      </w:pPr>
+      <w:r>
+        <w:rPr>
+          <w:rFonts w:ascii="Times New Roman" w:eastAsia="Times New Roman" w:hAnsi="Times New Roman" w:cs="Times New Roman"/>
+          <w:color w:val="000000"/>
+          <w:sz w:val="28"/>
+          <w:szCs w:val="28"/>
+          <w:lang w:val="ru-RU"/>
+        </w:rPr>
+        <w:t xml:space="preserve">2. { </w:t>
+      </w:r>
+      <w:r>
+        <w:rPr>
+          <w:rFonts w:ascii="Times New Roman" w:eastAsia="Times New Roman" w:hAnsi="Times New Roman" w:cs="Times New Roman"/>
+          <w:color w:val="000000"/>
+          <w:sz w:val="28"/>
+          <w:szCs w:val="28"/>
+          <w:lang w:val="en-US"/>
+        </w:rPr>
+        <w:t>C</w:t>
+      </w:r>
+      <w:r>
+        <w:rPr>
+          <w:rFonts w:ascii="Times New Roman" w:eastAsia="Times New Roman" w:hAnsi="Times New Roman" w:cs="Times New Roman"/>
+          <w:color w:val="000000"/>
+          <w:sz w:val="28"/>
+          <w:szCs w:val="28"/>
+          <w:lang w:val="ru-RU"/>
+        </w:rPr>
+        <w:t xml:space="preserve">, </w:t>
+      </w:r>
+      <w:r>
+        <w:rPr>
+          <w:rFonts w:ascii="Times New Roman" w:eastAsia="Times New Roman" w:hAnsi="Times New Roman" w:cs="Times New Roman"/>
+          <w:color w:val="000000"/>
+          <w:sz w:val="28"/>
+          <w:szCs w:val="28"/>
+          <w:lang w:val="en-US"/>
+        </w:rPr>
         <w:t>A</w:t>
       </w:r>
-      <w:proofErr w:type="gramStart"/>
-      <w:r>
-        <w:rPr>
-          <w:rFonts w:ascii="Times New Roman" w:eastAsia="Times New Roman" w:hAnsi="Times New Roman" w:cs="Times New Roman"/>
-          <w:color w:val="000000"/>
-          <w:sz w:val="28"/>
-          <w:szCs w:val="28"/>
-          <w:lang w:val="en-US"/>
-        </w:rPr>
-        <w:t>={</w:t>
-      </w:r>
-      <w:proofErr w:type="gramEnd"/>
-      <w:r>
-        <w:rPr>
-          <w:rFonts w:ascii="Times New Roman" w:eastAsia="Times New Roman" w:hAnsi="Times New Roman" w:cs="Times New Roman"/>
-          <w:color w:val="000000"/>
-          <w:sz w:val="28"/>
-          <w:szCs w:val="28"/>
-          <w:lang w:val="en-US"/>
-        </w:rPr>
-        <w:t>&lt;x1, 1&gt;, &lt;x2, 0.5&gt;, &lt;x3, 0.9&gt;, &lt;x4, 0.8&gt;}</w:t>
+      <w:r>
+        <w:rPr>
+          <w:rFonts w:ascii="Times New Roman" w:eastAsia="Times New Roman" w:hAnsi="Times New Roman" w:cs="Times New Roman"/>
+          <w:color w:val="000000"/>
+          <w:sz w:val="28"/>
+          <w:szCs w:val="28"/>
+          <w:lang w:val="ru-RU"/>
+        </w:rPr>
+        <w:t xml:space="preserve"> ~&gt; </w:t>
+      </w:r>
+      <w:r>
+        <w:rPr>
+          <w:rFonts w:ascii="Times New Roman" w:eastAsia="Times New Roman" w:hAnsi="Times New Roman" w:cs="Times New Roman"/>
+          <w:color w:val="000000"/>
+          <w:sz w:val="28"/>
+          <w:szCs w:val="28"/>
+          <w:lang w:val="en-US"/>
+        </w:rPr>
+        <w:t>B</w:t>
+      </w:r>
+      <w:r>
+        <w:rPr>
+          <w:rFonts w:ascii="Times New Roman" w:eastAsia="Times New Roman" w:hAnsi="Times New Roman" w:cs="Times New Roman"/>
+          <w:color w:val="000000"/>
+          <w:sz w:val="28"/>
+          <w:szCs w:val="28"/>
+          <w:lang w:val="ru-RU"/>
+        </w:rPr>
+        <w:t xml:space="preserve"> } |~ _2 = {&lt;</w:t>
+      </w:r>
+      <w:r>
+        <w:rPr>
+          <w:rFonts w:ascii="Times New Roman" w:eastAsia="Times New Roman" w:hAnsi="Times New Roman" w:cs="Times New Roman"/>
+          <w:color w:val="000000"/>
+          <w:sz w:val="28"/>
+          <w:szCs w:val="28"/>
+          <w:lang w:val="en-US"/>
+        </w:rPr>
+        <w:t>y</w:t>
+      </w:r>
+      <w:r>
+        <w:rPr>
+          <w:rFonts w:ascii="Times New Roman" w:eastAsia="Times New Roman" w:hAnsi="Times New Roman" w:cs="Times New Roman"/>
+          <w:color w:val="000000"/>
+          <w:sz w:val="28"/>
+          <w:szCs w:val="28"/>
+          <w:lang w:val="ru-RU"/>
+        </w:rPr>
+        <w:t>1, 1.0&gt;, &lt;</w:t>
+      </w:r>
+      <w:r>
+        <w:rPr>
+          <w:rFonts w:ascii="Times New Roman" w:eastAsia="Times New Roman" w:hAnsi="Times New Roman" w:cs="Times New Roman"/>
+          <w:color w:val="000000"/>
+          <w:sz w:val="28"/>
+          <w:szCs w:val="28"/>
+          <w:lang w:val="en-US"/>
+        </w:rPr>
+        <w:t>y</w:t>
+      </w:r>
+      <w:r>
+        <w:rPr>
+          <w:rFonts w:ascii="Times New Roman" w:eastAsia="Times New Roman" w:hAnsi="Times New Roman" w:cs="Times New Roman"/>
+          <w:color w:val="000000"/>
+          <w:sz w:val="28"/>
+          <w:szCs w:val="28"/>
+          <w:lang w:val="ru-RU"/>
+        </w:rPr>
+        <w:t>2, 1.0&gt;, &lt;</w:t>
+      </w:r>
+      <w:r>
+        <w:rPr>
+          <w:rFonts w:ascii="Times New Roman" w:eastAsia="Times New Roman" w:hAnsi="Times New Roman" w:cs="Times New Roman"/>
+          <w:color w:val="000000"/>
+          <w:sz w:val="28"/>
+          <w:szCs w:val="28"/>
+          <w:lang w:val="en-US"/>
+        </w:rPr>
+        <w:t>y</w:t>
+      </w:r>
+      <w:r>
+        <w:rPr>
+          <w:rFonts w:ascii="Times New Roman" w:eastAsia="Times New Roman" w:hAnsi="Times New Roman" w:cs="Times New Roman"/>
+          <w:color w:val="000000"/>
+          <w:sz w:val="28"/>
+          <w:szCs w:val="28"/>
+          <w:lang w:val="ru-RU"/>
+        </w:rPr>
+        <w:t>3, 1.0&gt;, &lt;</w:t>
+      </w:r>
+      <w:r>
+        <w:rPr>
+          <w:rFonts w:ascii="Times New Roman" w:eastAsia="Times New Roman" w:hAnsi="Times New Roman" w:cs="Times New Roman"/>
+          <w:color w:val="000000"/>
+          <w:sz w:val="28"/>
+          <w:szCs w:val="28"/>
+          <w:lang w:val="en-US"/>
+        </w:rPr>
+        <w:t>y</w:t>
+      </w:r>
+      <w:r>
+        <w:rPr>
+          <w:rFonts w:ascii="Times New Roman" w:eastAsia="Times New Roman" w:hAnsi="Times New Roman" w:cs="Times New Roman"/>
+          <w:color w:val="000000"/>
+          <w:sz w:val="28"/>
+          <w:szCs w:val="28"/>
+          <w:lang w:val="ru-RU"/>
+        </w:rPr>
+        <w:t xml:space="preserve">4, 1.0&gt;} = </w:t>
+      </w:r>
+      <w:r>
+        <w:rPr>
+          <w:rFonts w:ascii="Times New Roman" w:eastAsia="Times New Roman" w:hAnsi="Times New Roman" w:cs="Times New Roman"/>
+          <w:color w:val="000000"/>
+          <w:sz w:val="28"/>
+          <w:szCs w:val="28"/>
+          <w:lang w:val="en-US"/>
+        </w:rPr>
+        <w:t>B</w:t>
       </w:r>
     </w:p>
     <w:p>
@@ -13993,539 +12043,7 @@
           <w:color w:val="000000"/>
           <w:sz w:val="28"/>
           <w:szCs w:val="28"/>
-          <w:lang w:val="en-US"/>
-        </w:rPr>
-      </w:pPr>
-      <w:r>
-        <w:rPr>
-          <w:rFonts w:ascii="Times New Roman" w:eastAsia="Times New Roman" w:hAnsi="Times New Roman" w:cs="Times New Roman"/>
-          <w:color w:val="000000"/>
-          <w:sz w:val="28"/>
-          <w:szCs w:val="28"/>
-          <w:lang w:val="en-US"/>
-        </w:rPr>
-        <w:t>B</w:t>
-      </w:r>
-      <w:proofErr w:type="gramStart"/>
-      <w:r>
-        <w:rPr>
-          <w:rFonts w:ascii="Times New Roman" w:eastAsia="Times New Roman" w:hAnsi="Times New Roman" w:cs="Times New Roman"/>
-          <w:color w:val="000000"/>
-          <w:sz w:val="28"/>
-          <w:szCs w:val="28"/>
-          <w:lang w:val="en-US"/>
-        </w:rPr>
-        <w:t>={</w:t>
-      </w:r>
-      <w:proofErr w:type="gramEnd"/>
-      <w:r>
-        <w:rPr>
-          <w:rFonts w:ascii="Times New Roman" w:eastAsia="Times New Roman" w:hAnsi="Times New Roman" w:cs="Times New Roman"/>
-          <w:color w:val="000000"/>
-          <w:sz w:val="28"/>
-          <w:szCs w:val="28"/>
-          <w:lang w:val="en-US"/>
-        </w:rPr>
-        <w:t>&lt;y1, 1&gt;, &lt;y2, 1&gt;, &lt;y3, 1&gt;, &lt;y4, 1&gt;}</w:t>
-      </w:r>
-    </w:p>
-    <w:p>
-      <w:pPr>
-        <w:pStyle w:val="a3"/>
-        <w:spacing w:before="240" w:after="240"/>
-        <w:ind w:left="1080"/>
-        <w:rPr>
-          <w:rFonts w:ascii="Times New Roman" w:eastAsia="Times New Roman" w:hAnsi="Times New Roman" w:cs="Times New Roman"/>
-          <w:color w:val="000000"/>
-          <w:sz w:val="28"/>
-          <w:szCs w:val="28"/>
-          <w:lang w:val="en-US"/>
-        </w:rPr>
-      </w:pPr>
-      <w:r>
-        <w:rPr>
-          <w:rFonts w:ascii="Times New Roman" w:eastAsia="Times New Roman" w:hAnsi="Times New Roman" w:cs="Times New Roman"/>
-          <w:color w:val="000000"/>
-          <w:sz w:val="28"/>
-          <w:szCs w:val="28"/>
-          <w:lang w:val="en-US"/>
-        </w:rPr>
-        <w:t>C</w:t>
-      </w:r>
-      <w:proofErr w:type="gramStart"/>
-      <w:r>
-        <w:rPr>
-          <w:rFonts w:ascii="Times New Roman" w:eastAsia="Times New Roman" w:hAnsi="Times New Roman" w:cs="Times New Roman"/>
-          <w:color w:val="000000"/>
-          <w:sz w:val="28"/>
-          <w:szCs w:val="28"/>
-          <w:lang w:val="en-US"/>
-        </w:rPr>
-        <w:t>={</w:t>
-      </w:r>
-      <w:proofErr w:type="gramEnd"/>
-      <w:r>
-        <w:rPr>
-          <w:rFonts w:ascii="Times New Roman" w:eastAsia="Times New Roman" w:hAnsi="Times New Roman" w:cs="Times New Roman"/>
-          <w:color w:val="000000"/>
-          <w:sz w:val="28"/>
-          <w:szCs w:val="28"/>
-          <w:lang w:val="en-US"/>
-        </w:rPr>
-        <w:t>&lt;x1, 0&gt;, &lt;x2, 0.3&gt;, &lt;x3, 0.1&gt;, &lt;x4, 1&gt;}</w:t>
-      </w:r>
-    </w:p>
-    <w:p>
-      <w:pPr>
-        <w:pStyle w:val="a3"/>
-        <w:spacing w:before="240" w:after="240"/>
-        <w:ind w:left="1080"/>
-        <w:rPr>
-          <w:rFonts w:ascii="Times New Roman" w:eastAsia="Times New Roman" w:hAnsi="Times New Roman" w:cs="Times New Roman"/>
-          <w:color w:val="000000"/>
-          <w:sz w:val="28"/>
-          <w:szCs w:val="28"/>
-          <w:lang w:val="en-US"/>
-        </w:rPr>
-      </w:pPr>
-    </w:p>
-    <w:p>
-      <w:pPr>
-        <w:pStyle w:val="a3"/>
-        <w:spacing w:before="240" w:after="240"/>
-        <w:ind w:left="1080"/>
-        <w:rPr>
-          <w:rFonts w:ascii="Times New Roman" w:eastAsia="Times New Roman" w:hAnsi="Times New Roman" w:cs="Times New Roman"/>
-          <w:color w:val="000000"/>
-          <w:sz w:val="28"/>
-          <w:szCs w:val="28"/>
-          <w:lang w:val="en-US"/>
-        </w:rPr>
-      </w:pPr>
-      <w:r>
-        <w:rPr>
-          <w:rFonts w:ascii="Times New Roman" w:eastAsia="Times New Roman" w:hAnsi="Times New Roman" w:cs="Times New Roman"/>
-          <w:color w:val="000000"/>
-          <w:sz w:val="28"/>
-          <w:szCs w:val="28"/>
-          <w:lang w:val="en-US"/>
-        </w:rPr>
-        <w:t>A~&gt;B</w:t>
-      </w:r>
-    </w:p>
-    <w:p>
-      <w:pPr>
-        <w:pStyle w:val="a3"/>
-        <w:spacing w:before="240" w:after="240"/>
-        <w:ind w:left="1080"/>
-        <w:rPr>
-          <w:rFonts w:ascii="Times New Roman" w:eastAsia="Times New Roman" w:hAnsi="Times New Roman" w:cs="Times New Roman"/>
-          <w:color w:val="000000"/>
-          <w:sz w:val="28"/>
-          <w:szCs w:val="28"/>
-          <w:lang w:val="en-US"/>
-        </w:rPr>
-      </w:pPr>
-    </w:p>
-    <w:p>
-      <w:pPr>
-        <w:pStyle w:val="a3"/>
-        <w:spacing w:before="240" w:after="240"/>
-        <w:ind w:left="1080"/>
-        <w:rPr>
-          <w:rFonts w:ascii="Times New Roman" w:eastAsia="Times New Roman" w:hAnsi="Times New Roman" w:cs="Times New Roman"/>
-          <w:color w:val="000000"/>
-          <w:sz w:val="28"/>
-          <w:szCs w:val="28"/>
-          <w:lang w:val="en-US"/>
-        </w:rPr>
-      </w:pPr>
-    </w:p>
-    <w:p>
-      <w:pPr>
-        <w:pStyle w:val="a3"/>
-        <w:spacing w:before="240" w:after="240"/>
-        <w:ind w:left="1080"/>
-        <w:rPr>
-          <w:rFonts w:ascii="Times New Roman" w:eastAsia="Times New Roman" w:hAnsi="Times New Roman" w:cs="Times New Roman"/>
-          <w:color w:val="000000"/>
-          <w:sz w:val="28"/>
-          <w:szCs w:val="28"/>
-          <w:lang w:val="en-US"/>
-        </w:rPr>
-      </w:pPr>
-      <w:r>
-        <w:rPr>
-          <w:rFonts w:ascii="Times New Roman" w:eastAsia="Times New Roman" w:hAnsi="Times New Roman" w:cs="Times New Roman"/>
-          <w:color w:val="000000"/>
-          <w:sz w:val="28"/>
-          <w:szCs w:val="28"/>
-          <w:lang w:val="en-US"/>
-        </w:rPr>
-        <w:t>A ~&gt; B</w:t>
-      </w:r>
-    </w:p>
-    <w:p>
-      <w:pPr>
-        <w:pStyle w:val="a3"/>
-        <w:spacing w:before="240" w:after="240"/>
-        <w:ind w:left="1080"/>
-        <w:rPr>
-          <w:rFonts w:ascii="Times New Roman" w:eastAsia="Times New Roman" w:hAnsi="Times New Roman" w:cs="Times New Roman"/>
-          <w:color w:val="000000"/>
-          <w:sz w:val="28"/>
-          <w:szCs w:val="28"/>
-          <w:lang w:val="en-US"/>
-        </w:rPr>
-      </w:pPr>
-      <w:r>
-        <w:rPr>
-          <w:rFonts w:ascii="Times New Roman" w:eastAsia="Times New Roman" w:hAnsi="Times New Roman" w:cs="Times New Roman"/>
-          <w:color w:val="000000"/>
-          <w:sz w:val="28"/>
-          <w:szCs w:val="28"/>
-          <w:lang w:val="en-US"/>
-        </w:rPr>
-        <w:t xml:space="preserve">    y</w:t>
-      </w:r>
-      <w:proofErr w:type="gramStart"/>
-      <w:r>
-        <w:rPr>
-          <w:rFonts w:ascii="Times New Roman" w:eastAsia="Times New Roman" w:hAnsi="Times New Roman" w:cs="Times New Roman"/>
-          <w:color w:val="000000"/>
-          <w:sz w:val="28"/>
-          <w:szCs w:val="28"/>
-          <w:lang w:val="en-US"/>
-        </w:rPr>
-        <w:t>1  y</w:t>
-      </w:r>
-      <w:proofErr w:type="gramEnd"/>
-      <w:r>
-        <w:rPr>
-          <w:rFonts w:ascii="Times New Roman" w:eastAsia="Times New Roman" w:hAnsi="Times New Roman" w:cs="Times New Roman"/>
-          <w:color w:val="000000"/>
-          <w:sz w:val="28"/>
-          <w:szCs w:val="28"/>
-          <w:lang w:val="en-US"/>
-        </w:rPr>
-        <w:t xml:space="preserve">2  y3  y4  </w:t>
-      </w:r>
-    </w:p>
-    <w:p>
-      <w:pPr>
-        <w:pStyle w:val="a3"/>
-        <w:spacing w:before="240" w:after="240"/>
-        <w:ind w:left="1080"/>
-        <w:rPr>
-          <w:rFonts w:ascii="Times New Roman" w:eastAsia="Times New Roman" w:hAnsi="Times New Roman" w:cs="Times New Roman"/>
-          <w:color w:val="000000"/>
-          <w:sz w:val="28"/>
-          <w:szCs w:val="28"/>
-          <w:lang w:val="en-US"/>
-        </w:rPr>
-      </w:pPr>
-      <w:r>
-        <w:rPr>
-          <w:rFonts w:ascii="Times New Roman" w:eastAsia="Times New Roman" w:hAnsi="Times New Roman" w:cs="Times New Roman"/>
-          <w:color w:val="000000"/>
-          <w:sz w:val="28"/>
-          <w:szCs w:val="28"/>
-          <w:lang w:val="en-US"/>
-        </w:rPr>
-        <w:t>x</w:t>
-      </w:r>
-      <w:proofErr w:type="gramStart"/>
-      <w:r>
-        <w:rPr>
-          <w:rFonts w:ascii="Times New Roman" w:eastAsia="Times New Roman" w:hAnsi="Times New Roman" w:cs="Times New Roman"/>
-          <w:color w:val="000000"/>
-          <w:sz w:val="28"/>
-          <w:szCs w:val="28"/>
-          <w:lang w:val="en-US"/>
-        </w:rPr>
-        <w:t>1  1.0</w:t>
-      </w:r>
-      <w:proofErr w:type="gramEnd"/>
-      <w:r>
-        <w:rPr>
-          <w:rFonts w:ascii="Times New Roman" w:eastAsia="Times New Roman" w:hAnsi="Times New Roman" w:cs="Times New Roman"/>
-          <w:color w:val="000000"/>
-          <w:sz w:val="28"/>
-          <w:szCs w:val="28"/>
-          <w:lang w:val="en-US"/>
-        </w:rPr>
-        <w:t xml:space="preserve"> 1.0 1.0 1.0 </w:t>
-      </w:r>
-    </w:p>
-    <w:p>
-      <w:pPr>
-        <w:pStyle w:val="a3"/>
-        <w:spacing w:before="240" w:after="240"/>
-        <w:ind w:left="1080"/>
-        <w:rPr>
-          <w:rFonts w:ascii="Times New Roman" w:eastAsia="Times New Roman" w:hAnsi="Times New Roman" w:cs="Times New Roman"/>
-          <w:color w:val="000000"/>
-          <w:sz w:val="28"/>
-          <w:szCs w:val="28"/>
-          <w:lang w:val="en-US"/>
-        </w:rPr>
-      </w:pPr>
-      <w:r>
-        <w:rPr>
-          <w:rFonts w:ascii="Times New Roman" w:eastAsia="Times New Roman" w:hAnsi="Times New Roman" w:cs="Times New Roman"/>
-          <w:color w:val="000000"/>
-          <w:sz w:val="28"/>
-          <w:szCs w:val="28"/>
-          <w:lang w:val="en-US"/>
-        </w:rPr>
-        <w:t>x</w:t>
-      </w:r>
-      <w:proofErr w:type="gramStart"/>
-      <w:r>
-        <w:rPr>
-          <w:rFonts w:ascii="Times New Roman" w:eastAsia="Times New Roman" w:hAnsi="Times New Roman" w:cs="Times New Roman"/>
-          <w:color w:val="000000"/>
-          <w:sz w:val="28"/>
-          <w:szCs w:val="28"/>
-          <w:lang w:val="en-US"/>
-        </w:rPr>
-        <w:t>2  1</w:t>
-      </w:r>
-      <w:proofErr w:type="gramEnd"/>
-      <w:r>
-        <w:rPr>
-          <w:rFonts w:ascii="Times New Roman" w:eastAsia="Times New Roman" w:hAnsi="Times New Roman" w:cs="Times New Roman"/>
-          <w:color w:val="000000"/>
-          <w:sz w:val="28"/>
-          <w:szCs w:val="28"/>
-          <w:lang w:val="en-US"/>
-        </w:rPr>
-        <w:t xml:space="preserve">   1   1   1   </w:t>
-      </w:r>
-    </w:p>
-    <w:p>
-      <w:pPr>
-        <w:pStyle w:val="a3"/>
-        <w:spacing w:before="240" w:after="240"/>
-        <w:ind w:left="1080"/>
-        <w:rPr>
-          <w:rFonts w:ascii="Times New Roman" w:eastAsia="Times New Roman" w:hAnsi="Times New Roman" w:cs="Times New Roman"/>
-          <w:color w:val="000000"/>
-          <w:sz w:val="28"/>
-          <w:szCs w:val="28"/>
-          <w:lang w:val="en-US"/>
-        </w:rPr>
-      </w:pPr>
-      <w:r>
-        <w:rPr>
-          <w:rFonts w:ascii="Times New Roman" w:eastAsia="Times New Roman" w:hAnsi="Times New Roman" w:cs="Times New Roman"/>
-          <w:color w:val="000000"/>
-          <w:sz w:val="28"/>
-          <w:szCs w:val="28"/>
-          <w:lang w:val="en-US"/>
-        </w:rPr>
-        <w:t>x</w:t>
-      </w:r>
-      <w:proofErr w:type="gramStart"/>
-      <w:r>
-        <w:rPr>
-          <w:rFonts w:ascii="Times New Roman" w:eastAsia="Times New Roman" w:hAnsi="Times New Roman" w:cs="Times New Roman"/>
-          <w:color w:val="000000"/>
-          <w:sz w:val="28"/>
-          <w:szCs w:val="28"/>
-          <w:lang w:val="en-US"/>
-        </w:rPr>
-        <w:t>3  1</w:t>
-      </w:r>
-      <w:proofErr w:type="gramEnd"/>
-      <w:r>
-        <w:rPr>
-          <w:rFonts w:ascii="Times New Roman" w:eastAsia="Times New Roman" w:hAnsi="Times New Roman" w:cs="Times New Roman"/>
-          <w:color w:val="000000"/>
-          <w:sz w:val="28"/>
-          <w:szCs w:val="28"/>
-          <w:lang w:val="en-US"/>
-        </w:rPr>
-        <w:t xml:space="preserve">   1   1   1   </w:t>
-      </w:r>
-    </w:p>
-    <w:p>
-      <w:pPr>
-        <w:pStyle w:val="a3"/>
-        <w:spacing w:before="240" w:after="240"/>
-        <w:ind w:left="1080"/>
-        <w:rPr>
-          <w:rFonts w:ascii="Times New Roman" w:eastAsia="Times New Roman" w:hAnsi="Times New Roman" w:cs="Times New Roman"/>
-          <w:color w:val="000000"/>
-          <w:sz w:val="28"/>
-          <w:szCs w:val="28"/>
-          <w:lang w:val="en-US"/>
-        </w:rPr>
-      </w:pPr>
-      <w:r>
-        <w:rPr>
-          <w:rFonts w:ascii="Times New Roman" w:eastAsia="Times New Roman" w:hAnsi="Times New Roman" w:cs="Times New Roman"/>
-          <w:color w:val="000000"/>
-          <w:sz w:val="28"/>
-          <w:szCs w:val="28"/>
-          <w:lang w:val="en-US"/>
-        </w:rPr>
-        <w:t>x</w:t>
-      </w:r>
-      <w:proofErr w:type="gramStart"/>
-      <w:r>
-        <w:rPr>
-          <w:rFonts w:ascii="Times New Roman" w:eastAsia="Times New Roman" w:hAnsi="Times New Roman" w:cs="Times New Roman"/>
-          <w:color w:val="000000"/>
-          <w:sz w:val="28"/>
-          <w:szCs w:val="28"/>
-          <w:lang w:val="en-US"/>
-        </w:rPr>
-        <w:t>4  1</w:t>
-      </w:r>
-      <w:proofErr w:type="gramEnd"/>
-      <w:r>
-        <w:rPr>
-          <w:rFonts w:ascii="Times New Roman" w:eastAsia="Times New Roman" w:hAnsi="Times New Roman" w:cs="Times New Roman"/>
-          <w:color w:val="000000"/>
-          <w:sz w:val="28"/>
-          <w:szCs w:val="28"/>
-          <w:lang w:val="en-US"/>
-        </w:rPr>
-        <w:t xml:space="preserve">   1   1   1   </w:t>
-      </w:r>
-    </w:p>
-    <w:p>
-      <w:pPr>
-        <w:pStyle w:val="a3"/>
-        <w:spacing w:before="240" w:after="240"/>
-        <w:ind w:left="1080"/>
-        <w:rPr>
-          <w:rFonts w:ascii="Times New Roman" w:eastAsia="Times New Roman" w:hAnsi="Times New Roman" w:cs="Times New Roman"/>
-          <w:color w:val="000000"/>
-          <w:sz w:val="28"/>
-          <w:szCs w:val="28"/>
-          <w:lang w:val="en-US"/>
-        </w:rPr>
-      </w:pPr>
-    </w:p>
-    <w:p>
-      <w:pPr>
-        <w:pStyle w:val="a3"/>
-        <w:spacing w:before="240" w:after="240"/>
-        <w:ind w:left="1080"/>
-        <w:rPr>
-          <w:rFonts w:ascii="Times New Roman" w:eastAsia="Times New Roman" w:hAnsi="Times New Roman" w:cs="Times New Roman"/>
-          <w:color w:val="000000"/>
-          <w:sz w:val="28"/>
-          <w:szCs w:val="28"/>
-          <w:lang w:val="en-US"/>
-        </w:rPr>
-      </w:pPr>
-    </w:p>
-    <w:p>
-      <w:pPr>
-        <w:pStyle w:val="a3"/>
-        <w:spacing w:before="240" w:after="240"/>
-        <w:ind w:left="1080"/>
-        <w:rPr>
-          <w:rFonts w:ascii="Times New Roman" w:eastAsia="Times New Roman" w:hAnsi="Times New Roman" w:cs="Times New Roman"/>
-          <w:color w:val="000000"/>
-          <w:sz w:val="28"/>
-          <w:szCs w:val="28"/>
-          <w:lang w:val="en-US"/>
-        </w:rPr>
-      </w:pPr>
-      <w:r>
-        <w:rPr>
-          <w:rFonts w:ascii="Times New Roman" w:eastAsia="Times New Roman" w:hAnsi="Times New Roman" w:cs="Times New Roman"/>
-          <w:color w:val="000000"/>
-          <w:sz w:val="28"/>
-          <w:szCs w:val="28"/>
-          <w:lang w:val="en-US"/>
-        </w:rPr>
-        <w:t xml:space="preserve">1. </w:t>
-      </w:r>
-      <w:proofErr w:type="gramStart"/>
-      <w:r>
-        <w:rPr>
-          <w:rFonts w:ascii="Times New Roman" w:eastAsia="Times New Roman" w:hAnsi="Times New Roman" w:cs="Times New Roman"/>
-          <w:color w:val="000000"/>
-          <w:sz w:val="28"/>
-          <w:szCs w:val="28"/>
-          <w:lang w:val="en-US"/>
-        </w:rPr>
-        <w:t>{ A</w:t>
-      </w:r>
-      <w:proofErr w:type="gramEnd"/>
-      <w:r>
-        <w:rPr>
-          <w:rFonts w:ascii="Times New Roman" w:eastAsia="Times New Roman" w:hAnsi="Times New Roman" w:cs="Times New Roman"/>
-          <w:color w:val="000000"/>
-          <w:sz w:val="28"/>
-          <w:szCs w:val="28"/>
-          <w:lang w:val="en-US"/>
-        </w:rPr>
-        <w:t>, A ~&gt; B } |~ _1 = {&lt;y1, 1.0&gt;, &lt;y2, 1.0&gt;, &lt;y3, 1.0&gt;, &lt;y4, 1.0&gt;} = B</w:t>
-      </w:r>
-    </w:p>
-    <w:p>
-      <w:pPr>
-        <w:pStyle w:val="a3"/>
-        <w:spacing w:before="240" w:after="240"/>
-        <w:ind w:left="1080"/>
-        <w:rPr>
-          <w:rFonts w:ascii="Times New Roman" w:eastAsia="Times New Roman" w:hAnsi="Times New Roman" w:cs="Times New Roman"/>
-          <w:color w:val="000000"/>
-          <w:sz w:val="28"/>
-          <w:szCs w:val="28"/>
-          <w:lang w:val="en-US"/>
-        </w:rPr>
-      </w:pPr>
-      <w:r>
-        <w:rPr>
-          <w:rFonts w:ascii="Times New Roman" w:eastAsia="Times New Roman" w:hAnsi="Times New Roman" w:cs="Times New Roman"/>
-          <w:color w:val="000000"/>
-          <w:sz w:val="28"/>
-          <w:szCs w:val="28"/>
-          <w:lang w:val="en-US"/>
-        </w:rPr>
-        <w:t xml:space="preserve">2. </w:t>
-      </w:r>
-      <w:proofErr w:type="gramStart"/>
-      <w:r>
-        <w:rPr>
-          <w:rFonts w:ascii="Times New Roman" w:eastAsia="Times New Roman" w:hAnsi="Times New Roman" w:cs="Times New Roman"/>
-          <w:color w:val="000000"/>
-          <w:sz w:val="28"/>
-          <w:szCs w:val="28"/>
-          <w:lang w:val="en-US"/>
-        </w:rPr>
-        <w:t>{ C</w:t>
-      </w:r>
-      <w:proofErr w:type="gramEnd"/>
-      <w:r>
-        <w:rPr>
-          <w:rFonts w:ascii="Times New Roman" w:eastAsia="Times New Roman" w:hAnsi="Times New Roman" w:cs="Times New Roman"/>
-          <w:color w:val="000000"/>
-          <w:sz w:val="28"/>
-          <w:szCs w:val="28"/>
-          <w:lang w:val="en-US"/>
-        </w:rPr>
-        <w:t>, A ~&gt; B } |~ _2 = {&lt;y1, 1.0&gt;, &lt;y2, 1.0&gt;, &lt;y3, 1.0&gt;, &lt;y4, 1.0&gt;} = B</w:t>
-      </w:r>
-    </w:p>
-    <w:p>
-      <w:pPr>
-        <w:pStyle w:val="a3"/>
-        <w:spacing w:before="240" w:after="240"/>
-        <w:ind w:left="1080"/>
-        <w:rPr>
-          <w:rFonts w:ascii="Times New Roman" w:eastAsia="Times New Roman" w:hAnsi="Times New Roman" w:cs="Times New Roman"/>
-          <w:color w:val="000000"/>
-          <w:sz w:val="28"/>
-          <w:szCs w:val="28"/>
-          <w:lang w:val="en-US"/>
+          <w:lang w:val="ru-RU"/>
         </w:rPr>
       </w:pPr>
     </w:p>
@@ -14644,29 +12162,7 @@
           <w:szCs w:val="28"/>
           <w:lang w:val="en-US"/>
         </w:rPr>
-        <w:t>A</w:t>
-      </w:r>
-      <w:proofErr w:type="gramStart"/>
-      <w:r>
-        <w:rPr>
-          <w:rFonts w:ascii="Times New Roman" w:eastAsia="Times New Roman" w:hAnsi="Times New Roman" w:cs="Times New Roman"/>
-          <w:color w:val="000000"/>
-          <w:sz w:val="28"/>
-          <w:szCs w:val="28"/>
-          <w:lang w:val="en-US"/>
-        </w:rPr>
-        <w:t>={</w:t>
-      </w:r>
-      <w:proofErr w:type="gramEnd"/>
-      <w:r>
-        <w:rPr>
-          <w:rFonts w:ascii="Times New Roman" w:eastAsia="Times New Roman" w:hAnsi="Times New Roman" w:cs="Times New Roman"/>
-          <w:color w:val="000000"/>
-          <w:sz w:val="28"/>
-          <w:szCs w:val="28"/>
-          <w:lang w:val="en-US"/>
-        </w:rPr>
-        <w:t>&lt;x1, 1&gt;, &lt;x2, 1&gt;, &lt;x3, 1&gt;, &lt;x4, 1&gt;}</w:t>
+        <w:t>A={&lt;x1, 1&gt;, &lt;x2, 1&gt;, &lt;x3, 1&gt;, &lt;x4, 1&gt;}</w:t>
       </w:r>
     </w:p>
     <w:p>
@@ -14690,29 +12186,7 @@
           <w:szCs w:val="28"/>
           <w:lang w:val="en-US"/>
         </w:rPr>
-        <w:t>B</w:t>
-      </w:r>
-      <w:proofErr w:type="gramStart"/>
-      <w:r>
-        <w:rPr>
-          <w:rFonts w:ascii="Times New Roman" w:eastAsia="Times New Roman" w:hAnsi="Times New Roman" w:cs="Times New Roman"/>
-          <w:color w:val="000000"/>
-          <w:sz w:val="28"/>
-          <w:szCs w:val="28"/>
-          <w:lang w:val="en-US"/>
-        </w:rPr>
-        <w:t>={</w:t>
-      </w:r>
-      <w:proofErr w:type="gramEnd"/>
-      <w:r>
-        <w:rPr>
-          <w:rFonts w:ascii="Times New Roman" w:eastAsia="Times New Roman" w:hAnsi="Times New Roman" w:cs="Times New Roman"/>
-          <w:color w:val="000000"/>
-          <w:sz w:val="28"/>
-          <w:szCs w:val="28"/>
-          <w:lang w:val="en-US"/>
-        </w:rPr>
-        <w:t>&lt;y1, 0.1&gt;, &lt;y2, 0.2&gt;, &lt;y3, 0.3&gt;, &lt;y4, 0.4&gt;}</w:t>
+        <w:t>B={&lt;y1, 0.1&gt;, &lt;y2, 0.2&gt;, &lt;y3, 0.3&gt;, &lt;y4, 0.4&gt;}</w:t>
       </w:r>
     </w:p>
     <w:p>
@@ -14736,29 +12210,7 @@
           <w:szCs w:val="28"/>
           <w:lang w:val="ru-RU"/>
         </w:rPr>
-        <w:t>C</w:t>
-      </w:r>
-      <w:proofErr w:type="gramStart"/>
-      <w:r>
-        <w:rPr>
-          <w:rFonts w:ascii="Times New Roman" w:eastAsia="Times New Roman" w:hAnsi="Times New Roman" w:cs="Times New Roman"/>
-          <w:color w:val="000000"/>
-          <w:sz w:val="28"/>
-          <w:szCs w:val="28"/>
-          <w:lang w:val="ru-RU"/>
-        </w:rPr>
-        <w:t>={</w:t>
-      </w:r>
-      <w:proofErr w:type="gramEnd"/>
-      <w:r>
-        <w:rPr>
-          <w:rFonts w:ascii="Times New Roman" w:eastAsia="Times New Roman" w:hAnsi="Times New Roman" w:cs="Times New Roman"/>
-          <w:color w:val="000000"/>
-          <w:sz w:val="28"/>
-          <w:szCs w:val="28"/>
-          <w:lang w:val="ru-RU"/>
-        </w:rPr>
-        <w:t>&lt;x1, 0&gt;, &lt;x2, 0.3&gt;, &lt;x3, 0.1&gt;, &lt;x4, 1&gt;}</w:t>
+        <w:t>C={&lt;x1, 0&gt;, &lt;x2, 0.3&gt;, &lt;x3, 0.1&gt;, &lt;x4, 1&gt;}</w:t>
       </w:r>
     </w:p>
     <w:p>
@@ -14796,20 +12248,8 @@
           <w:szCs w:val="28"/>
           <w:lang w:val="ru-RU"/>
         </w:rPr>
-        <w:t>A</w:t>
-      </w:r>
-      <w:proofErr w:type="gramStart"/>
-      <w:r>
-        <w:rPr>
-          <w:rFonts w:ascii="Times New Roman" w:eastAsia="Times New Roman" w:hAnsi="Times New Roman" w:cs="Times New Roman"/>
-          <w:color w:val="000000"/>
-          <w:sz w:val="28"/>
-          <w:szCs w:val="28"/>
-          <w:lang w:val="ru-RU"/>
-        </w:rPr>
-        <w:t>~&gt;B</w:t>
-      </w:r>
-      <w:proofErr w:type="gramEnd"/>
+        <w:t>A~&gt;B</w:t>
+      </w:r>
     </w:p>
     <w:p>
       <w:pPr>
@@ -14873,40 +12313,28 @@
           <w:color w:val="000000"/>
           <w:sz w:val="28"/>
           <w:szCs w:val="28"/>
-          <w:lang w:val="ru-RU"/>
-        </w:rPr>
-      </w:pPr>
-      <w:r>
-        <w:rPr>
-          <w:rFonts w:ascii="Times New Roman" w:eastAsia="Times New Roman" w:hAnsi="Times New Roman" w:cs="Times New Roman"/>
-          <w:color w:val="000000"/>
-          <w:sz w:val="28"/>
-          <w:szCs w:val="28"/>
-          <w:lang w:val="ru-RU"/>
-        </w:rPr>
-        <w:t xml:space="preserve">    y</w:t>
-      </w:r>
-      <w:proofErr w:type="gramStart"/>
-      <w:r>
-        <w:rPr>
-          <w:rFonts w:ascii="Times New Roman" w:eastAsia="Times New Roman" w:hAnsi="Times New Roman" w:cs="Times New Roman"/>
-          <w:color w:val="000000"/>
-          <w:sz w:val="28"/>
-          <w:szCs w:val="28"/>
-          <w:lang w:val="ru-RU"/>
-        </w:rPr>
-        <w:t>1  y</w:t>
-      </w:r>
-      <w:proofErr w:type="gramEnd"/>
-      <w:r>
-        <w:rPr>
-          <w:rFonts w:ascii="Times New Roman" w:eastAsia="Times New Roman" w:hAnsi="Times New Roman" w:cs="Times New Roman"/>
-          <w:color w:val="000000"/>
-          <w:sz w:val="28"/>
-          <w:szCs w:val="28"/>
-          <w:lang w:val="ru-RU"/>
-        </w:rPr>
-        <w:t xml:space="preserve">2  y3  y4  </w:t>
+          <w:lang w:val="en-US"/>
+        </w:rPr>
+      </w:pPr>
+      <w:r>
+        <w:rPr>
+          <w:rFonts w:ascii="Times New Roman" w:eastAsia="Times New Roman" w:hAnsi="Times New Roman" w:cs="Times New Roman"/>
+          <w:color w:val="000000"/>
+          <w:sz w:val="28"/>
+          <w:szCs w:val="28"/>
+          <w:lang w:val="ru-RU"/>
+        </w:rPr>
+        <w:t xml:space="preserve">    </w:t>
+      </w:r>
+      <w:r>
+        <w:rPr>
+          <w:rFonts w:ascii="Times New Roman" w:eastAsia="Times New Roman" w:hAnsi="Times New Roman" w:cs="Times New Roman"/>
+          <w:color w:val="000000"/>
+          <w:sz w:val="28"/>
+          <w:szCs w:val="28"/>
+          <w:lang w:val="en-US"/>
+        </w:rPr>
+        <w:t xml:space="preserve">y1  y2  y3  y4  </w:t>
       </w:r>
     </w:p>
     <w:p>
@@ -14919,40 +12347,18 @@
           <w:color w:val="000000"/>
           <w:sz w:val="28"/>
           <w:szCs w:val="28"/>
-          <w:lang w:val="ru-RU"/>
-        </w:rPr>
-      </w:pPr>
-      <w:r>
-        <w:rPr>
-          <w:rFonts w:ascii="Times New Roman" w:eastAsia="Times New Roman" w:hAnsi="Times New Roman" w:cs="Times New Roman"/>
-          <w:color w:val="000000"/>
-          <w:sz w:val="28"/>
-          <w:szCs w:val="28"/>
-          <w:lang w:val="ru-RU"/>
-        </w:rPr>
-        <w:t>x</w:t>
-      </w:r>
-      <w:proofErr w:type="gramStart"/>
-      <w:r>
-        <w:rPr>
-          <w:rFonts w:ascii="Times New Roman" w:eastAsia="Times New Roman" w:hAnsi="Times New Roman" w:cs="Times New Roman"/>
-          <w:color w:val="000000"/>
-          <w:sz w:val="28"/>
-          <w:szCs w:val="28"/>
-          <w:lang w:val="ru-RU"/>
-        </w:rPr>
-        <w:t>1  0.1</w:t>
-      </w:r>
-      <w:proofErr w:type="gramEnd"/>
-      <w:r>
-        <w:rPr>
-          <w:rFonts w:ascii="Times New Roman" w:eastAsia="Times New Roman" w:hAnsi="Times New Roman" w:cs="Times New Roman"/>
-          <w:color w:val="000000"/>
-          <w:sz w:val="28"/>
-          <w:szCs w:val="28"/>
-          <w:lang w:val="ru-RU"/>
-        </w:rPr>
-        <w:t xml:space="preserve"> 0.2 0.3 0.4 </w:t>
+          <w:lang w:val="en-US"/>
+        </w:rPr>
+      </w:pPr>
+      <w:r>
+        <w:rPr>
+          <w:rFonts w:ascii="Times New Roman" w:eastAsia="Times New Roman" w:hAnsi="Times New Roman" w:cs="Times New Roman"/>
+          <w:color w:val="000000"/>
+          <w:sz w:val="28"/>
+          <w:szCs w:val="28"/>
+          <w:lang w:val="en-US"/>
+        </w:rPr>
+        <w:t xml:space="preserve">x1  0.1 0.2 0.3 0.4 </w:t>
       </w:r>
     </w:p>
     <w:p>
@@ -14965,40 +12371,18 @@
           <w:color w:val="000000"/>
           <w:sz w:val="28"/>
           <w:szCs w:val="28"/>
-          <w:lang w:val="ru-RU"/>
-        </w:rPr>
-      </w:pPr>
-      <w:r>
-        <w:rPr>
-          <w:rFonts w:ascii="Times New Roman" w:eastAsia="Times New Roman" w:hAnsi="Times New Roman" w:cs="Times New Roman"/>
-          <w:color w:val="000000"/>
-          <w:sz w:val="28"/>
-          <w:szCs w:val="28"/>
-          <w:lang w:val="ru-RU"/>
-        </w:rPr>
-        <w:t>x</w:t>
-      </w:r>
-      <w:proofErr w:type="gramStart"/>
-      <w:r>
-        <w:rPr>
-          <w:rFonts w:ascii="Times New Roman" w:eastAsia="Times New Roman" w:hAnsi="Times New Roman" w:cs="Times New Roman"/>
-          <w:color w:val="000000"/>
-          <w:sz w:val="28"/>
-          <w:szCs w:val="28"/>
-          <w:lang w:val="ru-RU"/>
-        </w:rPr>
-        <w:t>2  0.1</w:t>
-      </w:r>
-      <w:proofErr w:type="gramEnd"/>
-      <w:r>
-        <w:rPr>
-          <w:rFonts w:ascii="Times New Roman" w:eastAsia="Times New Roman" w:hAnsi="Times New Roman" w:cs="Times New Roman"/>
-          <w:color w:val="000000"/>
-          <w:sz w:val="28"/>
-          <w:szCs w:val="28"/>
-          <w:lang w:val="ru-RU"/>
-        </w:rPr>
-        <w:t xml:space="preserve"> 0.2 0.3 0.4 </w:t>
+          <w:lang w:val="en-US"/>
+        </w:rPr>
+      </w:pPr>
+      <w:r>
+        <w:rPr>
+          <w:rFonts w:ascii="Times New Roman" w:eastAsia="Times New Roman" w:hAnsi="Times New Roman" w:cs="Times New Roman"/>
+          <w:color w:val="000000"/>
+          <w:sz w:val="28"/>
+          <w:szCs w:val="28"/>
+          <w:lang w:val="en-US"/>
+        </w:rPr>
+        <w:t xml:space="preserve">x2  0.1 0.2 0.3 0.4 </w:t>
       </w:r>
     </w:p>
     <w:p>
@@ -15011,40 +12395,18 @@
           <w:color w:val="000000"/>
           <w:sz w:val="28"/>
           <w:szCs w:val="28"/>
-          <w:lang w:val="ru-RU"/>
-        </w:rPr>
-      </w:pPr>
-      <w:r>
-        <w:rPr>
-          <w:rFonts w:ascii="Times New Roman" w:eastAsia="Times New Roman" w:hAnsi="Times New Roman" w:cs="Times New Roman"/>
-          <w:color w:val="000000"/>
-          <w:sz w:val="28"/>
-          <w:szCs w:val="28"/>
-          <w:lang w:val="ru-RU"/>
-        </w:rPr>
-        <w:t>x</w:t>
-      </w:r>
-      <w:proofErr w:type="gramStart"/>
-      <w:r>
-        <w:rPr>
-          <w:rFonts w:ascii="Times New Roman" w:eastAsia="Times New Roman" w:hAnsi="Times New Roman" w:cs="Times New Roman"/>
-          <w:color w:val="000000"/>
-          <w:sz w:val="28"/>
-          <w:szCs w:val="28"/>
-          <w:lang w:val="ru-RU"/>
-        </w:rPr>
-        <w:t>3  0.1</w:t>
-      </w:r>
-      <w:proofErr w:type="gramEnd"/>
-      <w:r>
-        <w:rPr>
-          <w:rFonts w:ascii="Times New Roman" w:eastAsia="Times New Roman" w:hAnsi="Times New Roman" w:cs="Times New Roman"/>
-          <w:color w:val="000000"/>
-          <w:sz w:val="28"/>
-          <w:szCs w:val="28"/>
-          <w:lang w:val="ru-RU"/>
-        </w:rPr>
-        <w:t xml:space="preserve"> 0.2 0.3 0.4 </w:t>
+          <w:lang w:val="en-US"/>
+        </w:rPr>
+      </w:pPr>
+      <w:r>
+        <w:rPr>
+          <w:rFonts w:ascii="Times New Roman" w:eastAsia="Times New Roman" w:hAnsi="Times New Roman" w:cs="Times New Roman"/>
+          <w:color w:val="000000"/>
+          <w:sz w:val="28"/>
+          <w:szCs w:val="28"/>
+          <w:lang w:val="en-US"/>
+        </w:rPr>
+        <w:t xml:space="preserve">x3  0.1 0.2 0.3 0.4 </w:t>
       </w:r>
     </w:p>
     <w:p>
@@ -15057,40 +12419,18 @@
           <w:color w:val="000000"/>
           <w:sz w:val="28"/>
           <w:szCs w:val="28"/>
-          <w:lang w:val="ru-RU"/>
-        </w:rPr>
-      </w:pPr>
-      <w:r>
-        <w:rPr>
-          <w:rFonts w:ascii="Times New Roman" w:eastAsia="Times New Roman" w:hAnsi="Times New Roman" w:cs="Times New Roman"/>
-          <w:color w:val="000000"/>
-          <w:sz w:val="28"/>
-          <w:szCs w:val="28"/>
-          <w:lang w:val="ru-RU"/>
-        </w:rPr>
-        <w:t>x</w:t>
-      </w:r>
-      <w:proofErr w:type="gramStart"/>
-      <w:r>
-        <w:rPr>
-          <w:rFonts w:ascii="Times New Roman" w:eastAsia="Times New Roman" w:hAnsi="Times New Roman" w:cs="Times New Roman"/>
-          <w:color w:val="000000"/>
-          <w:sz w:val="28"/>
-          <w:szCs w:val="28"/>
-          <w:lang w:val="ru-RU"/>
-        </w:rPr>
-        <w:t>4  0.1</w:t>
-      </w:r>
-      <w:proofErr w:type="gramEnd"/>
-      <w:r>
-        <w:rPr>
-          <w:rFonts w:ascii="Times New Roman" w:eastAsia="Times New Roman" w:hAnsi="Times New Roman" w:cs="Times New Roman"/>
-          <w:color w:val="000000"/>
-          <w:sz w:val="28"/>
-          <w:szCs w:val="28"/>
-          <w:lang w:val="ru-RU"/>
-        </w:rPr>
-        <w:t xml:space="preserve"> 0.2 0.3 0.4 </w:t>
+          <w:lang w:val="en-US"/>
+        </w:rPr>
+      </w:pPr>
+      <w:r>
+        <w:rPr>
+          <w:rFonts w:ascii="Times New Roman" w:eastAsia="Times New Roman" w:hAnsi="Times New Roman" w:cs="Times New Roman"/>
+          <w:color w:val="000000"/>
+          <w:sz w:val="28"/>
+          <w:szCs w:val="28"/>
+          <w:lang w:val="en-US"/>
+        </w:rPr>
+        <w:t xml:space="preserve">x4  0.1 0.2 0.3 0.4 </w:t>
       </w:r>
     </w:p>
     <w:p>
@@ -15103,7 +12443,7 @@
           <w:color w:val="000000"/>
           <w:sz w:val="28"/>
           <w:szCs w:val="28"/>
-          <w:lang w:val="ru-RU"/>
+          <w:lang w:val="en-US"/>
         </w:rPr>
       </w:pPr>
     </w:p>
@@ -15117,7 +12457,7 @@
           <w:color w:val="000000"/>
           <w:sz w:val="28"/>
           <w:szCs w:val="28"/>
-          <w:lang w:val="ru-RU"/>
+          <w:lang w:val="en-US"/>
         </w:rPr>
       </w:pPr>
     </w:p>
@@ -15131,40 +12471,18 @@
           <w:color w:val="000000"/>
           <w:sz w:val="28"/>
           <w:szCs w:val="28"/>
-          <w:lang w:val="ru-RU"/>
-        </w:rPr>
-      </w:pPr>
-      <w:r>
-        <w:rPr>
-          <w:rFonts w:ascii="Times New Roman" w:eastAsia="Times New Roman" w:hAnsi="Times New Roman" w:cs="Times New Roman"/>
-          <w:color w:val="000000"/>
-          <w:sz w:val="28"/>
-          <w:szCs w:val="28"/>
-          <w:lang w:val="ru-RU"/>
-        </w:rPr>
-        <w:t xml:space="preserve">1. </w:t>
-      </w:r>
-      <w:proofErr w:type="gramStart"/>
-      <w:r>
-        <w:rPr>
-          <w:rFonts w:ascii="Times New Roman" w:eastAsia="Times New Roman" w:hAnsi="Times New Roman" w:cs="Times New Roman"/>
-          <w:color w:val="000000"/>
-          <w:sz w:val="28"/>
-          <w:szCs w:val="28"/>
-          <w:lang w:val="ru-RU"/>
-        </w:rPr>
-        <w:t>{ A</w:t>
-      </w:r>
-      <w:proofErr w:type="gramEnd"/>
-      <w:r>
-        <w:rPr>
-          <w:rFonts w:ascii="Times New Roman" w:eastAsia="Times New Roman" w:hAnsi="Times New Roman" w:cs="Times New Roman"/>
-          <w:color w:val="000000"/>
-          <w:sz w:val="28"/>
-          <w:szCs w:val="28"/>
-          <w:lang w:val="ru-RU"/>
-        </w:rPr>
-        <w:t>, A ~&gt; B } |~ _1 = {&lt;y1, 0.1&gt;, &lt;y2, 0.2&gt;, &lt;y3, 0.3&gt;, &lt;y4, 0.4&gt;} = B</w:t>
+          <w:lang w:val="en-US"/>
+        </w:rPr>
+      </w:pPr>
+      <w:r>
+        <w:rPr>
+          <w:rFonts w:ascii="Times New Roman" w:eastAsia="Times New Roman" w:hAnsi="Times New Roman" w:cs="Times New Roman"/>
+          <w:color w:val="000000"/>
+          <w:sz w:val="28"/>
+          <w:szCs w:val="28"/>
+          <w:lang w:val="en-US"/>
+        </w:rPr>
+        <w:t>1. { A, A ~&gt; B } |~ _1 = {&lt;y1, 0.1&gt;, &lt;y2, 0.2&gt;, &lt;y3, 0.3&gt;, &lt;y4, 0.4&gt;} = B</w:t>
       </w:r>
     </w:p>
     <w:p>
@@ -15188,29 +12506,7 @@
           <w:szCs w:val="28"/>
           <w:lang w:val="ru-RU"/>
         </w:rPr>
-        <w:t xml:space="preserve">2. </w:t>
-      </w:r>
-      <w:proofErr w:type="gramStart"/>
-      <w:r>
-        <w:rPr>
-          <w:rFonts w:ascii="Times New Roman" w:eastAsia="Times New Roman" w:hAnsi="Times New Roman" w:cs="Times New Roman"/>
-          <w:color w:val="000000"/>
-          <w:sz w:val="28"/>
-          <w:szCs w:val="28"/>
-          <w:lang w:val="ru-RU"/>
-        </w:rPr>
-        <w:t>{ C</w:t>
-      </w:r>
-      <w:proofErr w:type="gramEnd"/>
-      <w:r>
-        <w:rPr>
-          <w:rFonts w:ascii="Times New Roman" w:eastAsia="Times New Roman" w:hAnsi="Times New Roman" w:cs="Times New Roman"/>
-          <w:color w:val="000000"/>
-          <w:sz w:val="28"/>
-          <w:szCs w:val="28"/>
-          <w:lang w:val="ru-RU"/>
-        </w:rPr>
-        <w:t>, A ~&gt; B } |~ _2 = {&lt;y1, 0.1&gt;, &lt;y2, 0.2&gt;, &lt;y3, 0.3&gt;, &lt;y4, 0.4&gt;} = B</w:t>
+        <w:t>2. { C, A ~&gt; B } |~ _2 = {&lt;y1, 0.1&gt;, &lt;y2, 0.2&gt;, &lt;y3, 0.3&gt;, &lt;y4, 0.4&gt;} = B</w:t>
       </w:r>
     </w:p>
     <w:p>
@@ -15341,29 +12637,7 @@
           <w:szCs w:val="28"/>
           <w:lang w:val="en-US"/>
         </w:rPr>
-        <w:t>A</w:t>
-      </w:r>
-      <w:proofErr w:type="gramStart"/>
-      <w:r>
-        <w:rPr>
-          <w:rFonts w:ascii="Times New Roman" w:eastAsia="Times New Roman" w:hAnsi="Times New Roman" w:cs="Times New Roman"/>
-          <w:color w:val="000000"/>
-          <w:sz w:val="28"/>
-          <w:szCs w:val="28"/>
-          <w:lang w:val="en-US"/>
-        </w:rPr>
-        <w:t>={</w:t>
-      </w:r>
-      <w:proofErr w:type="gramEnd"/>
-      <w:r>
-        <w:rPr>
-          <w:rFonts w:ascii="Times New Roman" w:eastAsia="Times New Roman" w:hAnsi="Times New Roman" w:cs="Times New Roman"/>
-          <w:color w:val="000000"/>
-          <w:sz w:val="28"/>
-          <w:szCs w:val="28"/>
-          <w:lang w:val="en-US"/>
-        </w:rPr>
-        <w:t>&lt;x1, 0.1&gt;, &lt;x2, 0.2&gt;, &lt;x3, 0.3&gt;, &lt;x4, 0.4&gt;}</w:t>
+        <w:t>A={&lt;x1, 0.1&gt;, &lt;x2, 0.2&gt;, &lt;x3, 0.3&gt;, &lt;x4, 0.4&gt;}</w:t>
       </w:r>
     </w:p>
     <w:p>
@@ -15387,29 +12661,7 @@
           <w:szCs w:val="28"/>
           <w:lang w:val="en-US"/>
         </w:rPr>
-        <w:t>B</w:t>
-      </w:r>
-      <w:proofErr w:type="gramStart"/>
-      <w:r>
-        <w:rPr>
-          <w:rFonts w:ascii="Times New Roman" w:eastAsia="Times New Roman" w:hAnsi="Times New Roman" w:cs="Times New Roman"/>
-          <w:color w:val="000000"/>
-          <w:sz w:val="28"/>
-          <w:szCs w:val="28"/>
-          <w:lang w:val="en-US"/>
-        </w:rPr>
-        <w:t>={</w:t>
-      </w:r>
-      <w:proofErr w:type="gramEnd"/>
-      <w:r>
-        <w:rPr>
-          <w:rFonts w:ascii="Times New Roman" w:eastAsia="Times New Roman" w:hAnsi="Times New Roman" w:cs="Times New Roman"/>
-          <w:color w:val="000000"/>
-          <w:sz w:val="28"/>
-          <w:szCs w:val="28"/>
-          <w:lang w:val="en-US"/>
-        </w:rPr>
-        <w:t>&lt;y1, 1&gt;, &lt;y2, 1&gt;, &lt;y3, 1&gt;, &lt;y4, 1&gt;}</w:t>
+        <w:t>B={&lt;y1, 1&gt;, &lt;y2, 1&gt;, &lt;y3, 1&gt;, &lt;y4, 1&gt;}</w:t>
       </w:r>
     </w:p>
     <w:p>
@@ -15433,29 +12685,7 @@
           <w:szCs w:val="28"/>
           <w:lang w:val="en-US"/>
         </w:rPr>
-        <w:t>C</w:t>
-      </w:r>
-      <w:proofErr w:type="gramStart"/>
-      <w:r>
-        <w:rPr>
-          <w:rFonts w:ascii="Times New Roman" w:eastAsia="Times New Roman" w:hAnsi="Times New Roman" w:cs="Times New Roman"/>
-          <w:color w:val="000000"/>
-          <w:sz w:val="28"/>
-          <w:szCs w:val="28"/>
-          <w:lang w:val="en-US"/>
-        </w:rPr>
-        <w:t>={</w:t>
-      </w:r>
-      <w:proofErr w:type="gramEnd"/>
-      <w:r>
-        <w:rPr>
-          <w:rFonts w:ascii="Times New Roman" w:eastAsia="Times New Roman" w:hAnsi="Times New Roman" w:cs="Times New Roman"/>
-          <w:color w:val="000000"/>
-          <w:sz w:val="28"/>
-          <w:szCs w:val="28"/>
-          <w:lang w:val="en-US"/>
-        </w:rPr>
-        <w:t>&lt;x1, 0&gt;, &lt;x2, 0.3&gt;, &lt;x3, 0.1&gt;, &lt;x4, 1&gt;}</w:t>
+        <w:t>C={&lt;x1, 0&gt;, &lt;x2, 0.3&gt;, &lt;x3, 0.1&gt;, &lt;x4, 1&gt;}</w:t>
       </w:r>
     </w:p>
     <w:p>
@@ -15594,29 +12824,7 @@
           <w:szCs w:val="28"/>
           <w:lang w:val="en-US"/>
         </w:rPr>
-        <w:t xml:space="preserve">x1 </w:t>
-      </w:r>
-      <w:proofErr w:type="gramStart"/>
-      <w:r>
-        <w:rPr>
-          <w:rFonts w:ascii="Times New Roman" w:eastAsia="Times New Roman" w:hAnsi="Times New Roman" w:cs="Times New Roman"/>
-          <w:color w:val="000000"/>
-          <w:sz w:val="28"/>
-          <w:szCs w:val="28"/>
-          <w:lang w:val="en-US"/>
-        </w:rPr>
-        <w:t>1  1</w:t>
-      </w:r>
-      <w:proofErr w:type="gramEnd"/>
-      <w:r>
-        <w:rPr>
-          <w:rFonts w:ascii="Times New Roman" w:eastAsia="Times New Roman" w:hAnsi="Times New Roman" w:cs="Times New Roman"/>
-          <w:color w:val="000000"/>
-          <w:sz w:val="28"/>
-          <w:szCs w:val="28"/>
-          <w:lang w:val="en-US"/>
-        </w:rPr>
-        <w:t xml:space="preserve">  1  1  </w:t>
+        <w:t xml:space="preserve">x1 1  1  1  1  </w:t>
       </w:r>
     </w:p>
     <w:p>
@@ -15640,29 +12848,7 @@
           <w:szCs w:val="28"/>
           <w:lang w:val="en-US"/>
         </w:rPr>
-        <w:t xml:space="preserve">x2 </w:t>
-      </w:r>
-      <w:proofErr w:type="gramStart"/>
-      <w:r>
-        <w:rPr>
-          <w:rFonts w:ascii="Times New Roman" w:eastAsia="Times New Roman" w:hAnsi="Times New Roman" w:cs="Times New Roman"/>
-          <w:color w:val="000000"/>
-          <w:sz w:val="28"/>
-          <w:szCs w:val="28"/>
-          <w:lang w:val="en-US"/>
-        </w:rPr>
-        <w:t>1  1</w:t>
-      </w:r>
-      <w:proofErr w:type="gramEnd"/>
-      <w:r>
-        <w:rPr>
-          <w:rFonts w:ascii="Times New Roman" w:eastAsia="Times New Roman" w:hAnsi="Times New Roman" w:cs="Times New Roman"/>
-          <w:color w:val="000000"/>
-          <w:sz w:val="28"/>
-          <w:szCs w:val="28"/>
-          <w:lang w:val="en-US"/>
-        </w:rPr>
-        <w:t xml:space="preserve">  1  1  </w:t>
+        <w:t xml:space="preserve">x2 1  1  1  1  </w:t>
       </w:r>
     </w:p>
     <w:p>
@@ -15686,29 +12872,7 @@
           <w:szCs w:val="28"/>
           <w:lang w:val="en-US"/>
         </w:rPr>
-        <w:t xml:space="preserve">x3 </w:t>
-      </w:r>
-      <w:proofErr w:type="gramStart"/>
-      <w:r>
-        <w:rPr>
-          <w:rFonts w:ascii="Times New Roman" w:eastAsia="Times New Roman" w:hAnsi="Times New Roman" w:cs="Times New Roman"/>
-          <w:color w:val="000000"/>
-          <w:sz w:val="28"/>
-          <w:szCs w:val="28"/>
-          <w:lang w:val="en-US"/>
-        </w:rPr>
-        <w:t>1  1</w:t>
-      </w:r>
-      <w:proofErr w:type="gramEnd"/>
-      <w:r>
-        <w:rPr>
-          <w:rFonts w:ascii="Times New Roman" w:eastAsia="Times New Roman" w:hAnsi="Times New Roman" w:cs="Times New Roman"/>
-          <w:color w:val="000000"/>
-          <w:sz w:val="28"/>
-          <w:szCs w:val="28"/>
-          <w:lang w:val="en-US"/>
-        </w:rPr>
-        <w:t xml:space="preserve">  1  1  </w:t>
+        <w:t xml:space="preserve">x3 1  1  1  1  </w:t>
       </w:r>
     </w:p>
     <w:p>
@@ -15732,29 +12896,7 @@
           <w:szCs w:val="28"/>
           <w:lang w:val="en-US"/>
         </w:rPr>
-        <w:t xml:space="preserve">x4 </w:t>
-      </w:r>
-      <w:proofErr w:type="gramStart"/>
-      <w:r>
-        <w:rPr>
-          <w:rFonts w:ascii="Times New Roman" w:eastAsia="Times New Roman" w:hAnsi="Times New Roman" w:cs="Times New Roman"/>
-          <w:color w:val="000000"/>
-          <w:sz w:val="28"/>
-          <w:szCs w:val="28"/>
-          <w:lang w:val="en-US"/>
-        </w:rPr>
-        <w:t>1  1</w:t>
-      </w:r>
-      <w:proofErr w:type="gramEnd"/>
-      <w:r>
-        <w:rPr>
-          <w:rFonts w:ascii="Times New Roman" w:eastAsia="Times New Roman" w:hAnsi="Times New Roman" w:cs="Times New Roman"/>
-          <w:color w:val="000000"/>
-          <w:sz w:val="28"/>
-          <w:szCs w:val="28"/>
-          <w:lang w:val="en-US"/>
-        </w:rPr>
-        <w:t xml:space="preserve">  1  1  </w:t>
+        <w:t xml:space="preserve">x4 1  1  1  1  </w:t>
       </w:r>
     </w:p>
     <w:p>
@@ -15806,29 +12948,7 @@
           <w:szCs w:val="28"/>
           <w:lang w:val="en-US"/>
         </w:rPr>
-        <w:t xml:space="preserve">1. </w:t>
-      </w:r>
-      <w:proofErr w:type="gramStart"/>
-      <w:r>
-        <w:rPr>
-          <w:rFonts w:ascii="Times New Roman" w:eastAsia="Times New Roman" w:hAnsi="Times New Roman" w:cs="Times New Roman"/>
-          <w:color w:val="000000"/>
-          <w:sz w:val="28"/>
-          <w:szCs w:val="28"/>
-          <w:lang w:val="en-US"/>
-        </w:rPr>
-        <w:t>{ A</w:t>
-      </w:r>
-      <w:proofErr w:type="gramEnd"/>
-      <w:r>
-        <w:rPr>
-          <w:rFonts w:ascii="Times New Roman" w:eastAsia="Times New Roman" w:hAnsi="Times New Roman" w:cs="Times New Roman"/>
-          <w:color w:val="000000"/>
-          <w:sz w:val="28"/>
-          <w:szCs w:val="28"/>
-          <w:lang w:val="en-US"/>
-        </w:rPr>
-        <w:t>, A ~&gt; B } |~ _1 = {&lt;y1, 0.4&gt;, &lt;y2, 0.4&gt;, &lt;y3, 0.4&gt;, &lt;y4, 0.4&gt;}</w:t>
+        <w:t>1. { A, A ~&gt; B } |~ _1 = {&lt;y1, 0.4&gt;, &lt;y2, 0.4&gt;, &lt;y3, 0.4&gt;, &lt;y4, 0.4&gt;}</w:t>
       </w:r>
     </w:p>
     <w:p>
@@ -15852,29 +12972,7 @@
           <w:szCs w:val="28"/>
           <w:lang w:val="ru-RU"/>
         </w:rPr>
-        <w:t xml:space="preserve">2. </w:t>
-      </w:r>
-      <w:proofErr w:type="gramStart"/>
-      <w:r>
-        <w:rPr>
-          <w:rFonts w:ascii="Times New Roman" w:eastAsia="Times New Roman" w:hAnsi="Times New Roman" w:cs="Times New Roman"/>
-          <w:color w:val="000000"/>
-          <w:sz w:val="28"/>
-          <w:szCs w:val="28"/>
-          <w:lang w:val="ru-RU"/>
-        </w:rPr>
-        <w:t>{ C</w:t>
-      </w:r>
-      <w:proofErr w:type="gramEnd"/>
-      <w:r>
-        <w:rPr>
-          <w:rFonts w:ascii="Times New Roman" w:eastAsia="Times New Roman" w:hAnsi="Times New Roman" w:cs="Times New Roman"/>
-          <w:color w:val="000000"/>
-          <w:sz w:val="28"/>
-          <w:szCs w:val="28"/>
-          <w:lang w:val="ru-RU"/>
-        </w:rPr>
-        <w:t>, A ~&gt; B } |~ _2 = {&lt;y1, 1.0&gt;, &lt;y2, 1.0&gt;, &lt;y3, 1.0&gt;, &lt;y4, 1.0&gt;} = B</w:t>
+        <w:t>2. { C, A ~&gt; B } |~ _2 = {&lt;y1, 1.0&gt;, &lt;y2, 1.0&gt;, &lt;y3, 1.0&gt;, &lt;y4, 1.0&gt;} = B</w:t>
       </w:r>
     </w:p>
     <w:p>
@@ -16075,25 +13173,7 @@
           <w:szCs w:val="28"/>
           <w:lang w:val="ru-RU"/>
         </w:rPr>
-        <w:t xml:space="preserve">В. В. Голенков, В. П. </w:t>
-      </w:r>
-      <w:proofErr w:type="spellStart"/>
-      <w:r>
-        <w:rPr>
-          <w:sz w:val="28"/>
-          <w:szCs w:val="28"/>
-          <w:lang w:val="ru-RU"/>
-        </w:rPr>
-        <w:t>Ивашенко</w:t>
-      </w:r>
-      <w:proofErr w:type="spellEnd"/>
-      <w:r>
-        <w:rPr>
-          <w:sz w:val="28"/>
-          <w:szCs w:val="28"/>
-          <w:lang w:val="ru-RU"/>
-        </w:rPr>
-        <w:t>, Д. Г. Колб, К. А. Уваров. – Минск: БГУИР, 2011.</w:t>
+        <w:t>В. В. Голенков, В. П. Ивашенко, Д. Г. Колб, К. А. Уваров. – Минск: БГУИР, 2011.</w:t>
       </w:r>
     </w:p>
     <w:bookmarkEnd w:id="1"/>
@@ -16971,6 +14051,7 @@
   <w:style w:type="character" w:default="1" w:styleId="a0">
     <w:name w:val="Default Paragraph Font"/>
     <w:uiPriority w:val="1"/>
+    <w:semiHidden/>
     <w:unhideWhenUsed/>
   </w:style>
   <w:style w:type="table" w:default="1" w:styleId="a1">
@@ -17386,7 +14467,7 @@
 </file>
 
 <file path=customXml/itemProps1.xml><?xml version="1.0" encoding="utf-8"?>
-<ds:datastoreItem xmlns:ds="http://schemas.openxmlformats.org/officeDocument/2006/customXml" ds:itemID="{CAC51FAB-E056-425B-8A44-E20AC780FCB8}">
+<ds:datastoreItem xmlns:ds="http://schemas.openxmlformats.org/officeDocument/2006/customXml" ds:itemID="{07AD2274-6F03-4315-A9E5-A3233371A4C8}">
   <ds:schemaRefs>
     <ds:schemaRef ds:uri="http://schemas.openxmlformats.org/officeDocument/2006/bibliography"/>
   </ds:schemaRefs>

--- a/diagrams/report.docx
+++ b/diagrams/report.docx
@@ -742,8 +742,6 @@
           <w:szCs w:val="26"/>
         </w:rPr>
       </w:pPr>
-      <w:bookmarkStart w:id="0" w:name="_GoBack"/>
-      <w:bookmarkEnd w:id="0"/>
     </w:p>
     <w:p>
       <w:pPr>
@@ -4487,7 +4485,7 @@
             <v:path o:extrusionok="f" gradientshapeok="t" o:connecttype="rect"/>
             <o:lock v:ext="edit" aspectratio="t"/>
           </v:shapetype>
-          <v:shape id="_x0000_i1025" type="#_x0000_t75" style="width:495.75pt;height:468.75pt">
+          <v:shape id="_x0000_i1025" type="#_x0000_t75" style="width:496.2pt;height:469.2pt">
             <v:imagedata r:id="rId18" o:title="find_set_with_name"/>
           </v:shape>
         </w:pict>
@@ -5194,7 +5192,7 @@
           <w:lang w:val="en-US"/>
         </w:rPr>
         <w:pict w14:anchorId="2890F061">
-          <v:shape id="_x0000_i1026" type="#_x0000_t75" style="width:314.25pt;height:366.75pt">
+          <v:shape id="_x0000_i1026" type="#_x0000_t75" style="width:314.4pt;height:366.6pt">
             <v:imagedata r:id="rId22" o:title="init_inference_pipeline"/>
           </v:shape>
         </w:pict>
@@ -5286,7 +5284,7 @@
         </w:rPr>
         <w:lastRenderedPageBreak/>
         <w:pict w14:anchorId="1D99B0AB">
-          <v:shape id="_x0000_i1027" type="#_x0000_t75" style="width:217.5pt;height:300pt">
+          <v:shape id="_x0000_i1027" type="#_x0000_t75" style="width:217.2pt;height:300pt">
             <v:imagedata r:id="rId23" o:title="init_inference_step"/>
           </v:shape>
         </w:pict>
@@ -5395,7 +5393,7 @@
           <w:lang w:val="en-US"/>
         </w:rPr>
         <w:pict w14:anchorId="2BF957AE">
-          <v:shape id="_x0000_i1028" type="#_x0000_t75" style="width:495.75pt;height:294pt">
+          <v:shape id="_x0000_i1028" type="#_x0000_t75" style="width:496.2pt;height:294pt">
             <v:imagedata r:id="rId24" o:title="str_inference_step"/>
           </v:shape>
         </w:pict>
@@ -5765,7 +5763,7 @@
           <w:lang w:val="ru-RU"/>
         </w:rPr>
         <w:pict w14:anchorId="26D44521">
-          <v:shape id="_x0000_i1029" type="#_x0000_t75" style="width:259.5pt;height:160.5pt">
+          <v:shape id="_x0000_i1029" type="#_x0000_t75" style="width:259.8pt;height:160.2pt">
             <v:imagedata r:id="rId25" o:title="Screenshot 2025-10-08 061404"/>
           </v:shape>
         </w:pict>
@@ -5814,7 +5812,7 @@
           <w:color w:val="000000"/>
           <w:sz w:val="28"/>
           <w:szCs w:val="28"/>
-          <w:lang w:val="en-US"/>
+          <w:lang w:val="ru-RU"/>
         </w:rPr>
         <w:t>8</w:t>
       </w:r>
@@ -5954,7 +5952,7 @@
           <w:color w:val="000000"/>
           <w:sz w:val="28"/>
           <w:szCs w:val="28"/>
-          <w:lang w:val="en-US"/>
+          <w:lang w:val="ru-RU"/>
         </w:rPr>
         <w:t>9</w:t>
       </w:r>
@@ -6033,7 +6031,7 @@
           <w:lang w:val="en-US"/>
         </w:rPr>
         <w:pict w14:anchorId="7C75BE5D">
-          <v:shape id="_x0000_i1030" type="#_x0000_t75" style="width:382.5pt;height:138.75pt">
+          <v:shape id="_x0000_i1030" type="#_x0000_t75" style="width:382.2pt;height:138.6pt">
             <v:imagedata r:id="rId27" o:title="Screenshot 2025-10-08 062317"/>
           </v:shape>
         </w:pict>
@@ -6068,7 +6066,7 @@
           <w:color w:val="000000"/>
           <w:sz w:val="28"/>
           <w:szCs w:val="28"/>
-          <w:lang w:val="en-US"/>
+          <w:lang w:val="ru-RU"/>
         </w:rPr>
         <w:t>20</w:t>
       </w:r>
@@ -6411,6 +6409,8 @@
           <w:lang w:val="ru-RU"/>
         </w:rPr>
       </w:pPr>
+      <w:bookmarkStart w:id="0" w:name="_GoBack"/>
+      <w:bookmarkEnd w:id="0"/>
     </w:p>
     <w:p>
       <w:pPr>
@@ -6424,10 +6424,7 @@
           <w:lang w:val="ru-RU"/>
         </w:rPr>
       </w:pPr>
-    </w:p>
-    <w:p>
-      <w:pPr>
-        <w:spacing w:before="240" w:after="240"/>
+      <w:r>
         <w:rPr>
           <w:rFonts w:ascii="Times New Roman" w:eastAsia="Times New Roman" w:hAnsi="Times New Roman" w:cs="Times New Roman"/>
           <w:b/>
@@ -6436,16 +6433,7 @@
           <w:szCs w:val="28"/>
           <w:lang w:val="ru-RU"/>
         </w:rPr>
-      </w:pPr>
-      <w:r>
-        <w:rPr>
-          <w:rFonts w:ascii="Times New Roman" w:eastAsia="Times New Roman" w:hAnsi="Times New Roman" w:cs="Times New Roman"/>
-          <w:b/>
-          <w:color w:val="000000"/>
-          <w:sz w:val="28"/>
-          <w:szCs w:val="28"/>
-          <w:lang w:val="ru-RU"/>
-        </w:rPr>
+        <w:lastRenderedPageBreak/>
         <w:t>Контрольные вопросы:</w:t>
       </w:r>
     </w:p>
@@ -8942,7 +8930,7 @@
           <w:color w:val="000000"/>
           <w:sz w:val="28"/>
           <w:szCs w:val="28"/>
-          <w:lang w:val="en-US"/>
+          <w:lang w:val="ru-RU"/>
         </w:rPr>
       </w:pPr>
       <w:r>
@@ -8961,7 +8949,7 @@
           <w:color w:val="000000"/>
           <w:sz w:val="28"/>
           <w:szCs w:val="28"/>
-          <w:lang w:val="en-US"/>
+          <w:lang w:val="ru-RU"/>
         </w:rPr>
         <w:t>={&lt;</w:t>
       </w:r>
@@ -8981,7 +8969,7 @@
           <w:color w:val="000000"/>
           <w:sz w:val="28"/>
           <w:szCs w:val="28"/>
-          <w:lang w:val="en-US"/>
+          <w:lang w:val="ru-RU"/>
         </w:rPr>
         <w:t>1, 0&gt;, &lt;</w:t>
       </w:r>
@@ -9001,7 +8989,7 @@
           <w:color w:val="000000"/>
           <w:sz w:val="28"/>
           <w:szCs w:val="28"/>
-          <w:lang w:val="en-US"/>
+          <w:lang w:val="ru-RU"/>
         </w:rPr>
         <w:t>2, 0.5&gt;, &lt;</w:t>
       </w:r>
@@ -9021,7 +9009,7 @@
           <w:color w:val="000000"/>
           <w:sz w:val="28"/>
           <w:szCs w:val="28"/>
-          <w:lang w:val="en-US"/>
+          <w:lang w:val="ru-RU"/>
         </w:rPr>
         <w:t>3, 0.9&gt;, &lt;</w:t>
       </w:r>
@@ -9041,7 +9029,7 @@
           <w:color w:val="000000"/>
           <w:sz w:val="28"/>
           <w:szCs w:val="28"/>
-          <w:lang w:val="en-US"/>
+          <w:lang w:val="ru-RU"/>
         </w:rPr>
         <w:t>4, 1&gt;}</w:t>
       </w:r>
@@ -9056,18 +9044,108 @@
           <w:color w:val="000000"/>
           <w:sz w:val="28"/>
           <w:szCs w:val="28"/>
-          <w:lang w:val="en-US"/>
-        </w:rPr>
-      </w:pPr>
-      <w:r>
-        <w:rPr>
-          <w:rFonts w:ascii="Times New Roman" w:eastAsia="Times New Roman" w:hAnsi="Times New Roman" w:cs="Times New Roman"/>
-          <w:color w:val="000000"/>
-          <w:sz w:val="28"/>
-          <w:szCs w:val="28"/>
-          <w:lang w:val="en-US"/>
-        </w:rPr>
-        <w:t>B={&lt;y1, 1&gt;, &lt;y2, 0.4&gt;, &lt;y3, 0&gt;, &lt;y4, 1&gt;}</w:t>
+          <w:lang w:val="ru-RU"/>
+        </w:rPr>
+      </w:pPr>
+      <w:r>
+        <w:rPr>
+          <w:rFonts w:ascii="Times New Roman" w:eastAsia="Times New Roman" w:hAnsi="Times New Roman" w:cs="Times New Roman"/>
+          <w:color w:val="000000"/>
+          <w:sz w:val="28"/>
+          <w:szCs w:val="28"/>
+          <w:lang w:val="en-US"/>
+        </w:rPr>
+        <w:t>B</w:t>
+      </w:r>
+      <w:r>
+        <w:rPr>
+          <w:rFonts w:ascii="Times New Roman" w:eastAsia="Times New Roman" w:hAnsi="Times New Roman" w:cs="Times New Roman"/>
+          <w:color w:val="000000"/>
+          <w:sz w:val="28"/>
+          <w:szCs w:val="28"/>
+          <w:lang w:val="ru-RU"/>
+        </w:rPr>
+        <w:t>={&lt;</w:t>
+      </w:r>
+      <w:r>
+        <w:rPr>
+          <w:rFonts w:ascii="Times New Roman" w:eastAsia="Times New Roman" w:hAnsi="Times New Roman" w:cs="Times New Roman"/>
+          <w:color w:val="000000"/>
+          <w:sz w:val="28"/>
+          <w:szCs w:val="28"/>
+          <w:lang w:val="en-US"/>
+        </w:rPr>
+        <w:t>y</w:t>
+      </w:r>
+      <w:r>
+        <w:rPr>
+          <w:rFonts w:ascii="Times New Roman" w:eastAsia="Times New Roman" w:hAnsi="Times New Roman" w:cs="Times New Roman"/>
+          <w:color w:val="000000"/>
+          <w:sz w:val="28"/>
+          <w:szCs w:val="28"/>
+          <w:lang w:val="ru-RU"/>
+        </w:rPr>
+        <w:t>1, 1&gt;, &lt;</w:t>
+      </w:r>
+      <w:r>
+        <w:rPr>
+          <w:rFonts w:ascii="Times New Roman" w:eastAsia="Times New Roman" w:hAnsi="Times New Roman" w:cs="Times New Roman"/>
+          <w:color w:val="000000"/>
+          <w:sz w:val="28"/>
+          <w:szCs w:val="28"/>
+          <w:lang w:val="en-US"/>
+        </w:rPr>
+        <w:t>y</w:t>
+      </w:r>
+      <w:r>
+        <w:rPr>
+          <w:rFonts w:ascii="Times New Roman" w:eastAsia="Times New Roman" w:hAnsi="Times New Roman" w:cs="Times New Roman"/>
+          <w:color w:val="000000"/>
+          <w:sz w:val="28"/>
+          <w:szCs w:val="28"/>
+          <w:lang w:val="ru-RU"/>
+        </w:rPr>
+        <w:t>2, 0.4&gt;, &lt;</w:t>
+      </w:r>
+      <w:r>
+        <w:rPr>
+          <w:rFonts w:ascii="Times New Roman" w:eastAsia="Times New Roman" w:hAnsi="Times New Roman" w:cs="Times New Roman"/>
+          <w:color w:val="000000"/>
+          <w:sz w:val="28"/>
+          <w:szCs w:val="28"/>
+          <w:lang w:val="en-US"/>
+        </w:rPr>
+        <w:t>y</w:t>
+      </w:r>
+      <w:r>
+        <w:rPr>
+          <w:rFonts w:ascii="Times New Roman" w:eastAsia="Times New Roman" w:hAnsi="Times New Roman" w:cs="Times New Roman"/>
+          <w:color w:val="000000"/>
+          <w:sz w:val="28"/>
+          <w:szCs w:val="28"/>
+          <w:lang w:val="ru-RU"/>
+        </w:rPr>
+        <w:t>3, 0&gt;, &lt;</w:t>
+      </w:r>
+      <w:r>
+        <w:rPr>
+          <w:rFonts w:ascii="Times New Roman" w:eastAsia="Times New Roman" w:hAnsi="Times New Roman" w:cs="Times New Roman"/>
+          <w:color w:val="000000"/>
+          <w:sz w:val="28"/>
+          <w:szCs w:val="28"/>
+          <w:lang w:val="en-US"/>
+        </w:rPr>
+        <w:t>y</w:t>
+      </w:r>
+      <w:r>
+        <w:rPr>
+          <w:rFonts w:ascii="Times New Roman" w:eastAsia="Times New Roman" w:hAnsi="Times New Roman" w:cs="Times New Roman"/>
+          <w:color w:val="000000"/>
+          <w:sz w:val="28"/>
+          <w:szCs w:val="28"/>
+          <w:lang w:val="ru-RU"/>
+        </w:rPr>
+        <w:t>4, 1&gt;}</w:t>
       </w:r>
     </w:p>
     <w:p>
@@ -9080,18 +9158,108 @@
           <w:color w:val="000000"/>
           <w:sz w:val="28"/>
           <w:szCs w:val="28"/>
-          <w:lang w:val="en-US"/>
-        </w:rPr>
-      </w:pPr>
-      <w:r>
-        <w:rPr>
-          <w:rFonts w:ascii="Times New Roman" w:eastAsia="Times New Roman" w:hAnsi="Times New Roman" w:cs="Times New Roman"/>
-          <w:color w:val="000000"/>
-          <w:sz w:val="28"/>
-          <w:szCs w:val="28"/>
-          <w:lang w:val="en-US"/>
-        </w:rPr>
-        <w:t>C={&lt;x1, 0.99&gt;, &lt;x2, 0.99&gt;, &lt;x3, 0.99&gt;, &lt;x4, 0.99&gt;}</w:t>
+          <w:lang w:val="ru-RU"/>
+        </w:rPr>
+      </w:pPr>
+      <w:r>
+        <w:rPr>
+          <w:rFonts w:ascii="Times New Roman" w:eastAsia="Times New Roman" w:hAnsi="Times New Roman" w:cs="Times New Roman"/>
+          <w:color w:val="000000"/>
+          <w:sz w:val="28"/>
+          <w:szCs w:val="28"/>
+          <w:lang w:val="en-US"/>
+        </w:rPr>
+        <w:t>C</w:t>
+      </w:r>
+      <w:r>
+        <w:rPr>
+          <w:rFonts w:ascii="Times New Roman" w:eastAsia="Times New Roman" w:hAnsi="Times New Roman" w:cs="Times New Roman"/>
+          <w:color w:val="000000"/>
+          <w:sz w:val="28"/>
+          <w:szCs w:val="28"/>
+          <w:lang w:val="ru-RU"/>
+        </w:rPr>
+        <w:t>={&lt;</w:t>
+      </w:r>
+      <w:r>
+        <w:rPr>
+          <w:rFonts w:ascii="Times New Roman" w:eastAsia="Times New Roman" w:hAnsi="Times New Roman" w:cs="Times New Roman"/>
+          <w:color w:val="000000"/>
+          <w:sz w:val="28"/>
+          <w:szCs w:val="28"/>
+          <w:lang w:val="en-US"/>
+        </w:rPr>
+        <w:t>x</w:t>
+      </w:r>
+      <w:r>
+        <w:rPr>
+          <w:rFonts w:ascii="Times New Roman" w:eastAsia="Times New Roman" w:hAnsi="Times New Roman" w:cs="Times New Roman"/>
+          <w:color w:val="000000"/>
+          <w:sz w:val="28"/>
+          <w:szCs w:val="28"/>
+          <w:lang w:val="ru-RU"/>
+        </w:rPr>
+        <w:t>1, 0.99&gt;, &lt;</w:t>
+      </w:r>
+      <w:r>
+        <w:rPr>
+          <w:rFonts w:ascii="Times New Roman" w:eastAsia="Times New Roman" w:hAnsi="Times New Roman" w:cs="Times New Roman"/>
+          <w:color w:val="000000"/>
+          <w:sz w:val="28"/>
+          <w:szCs w:val="28"/>
+          <w:lang w:val="en-US"/>
+        </w:rPr>
+        <w:t>x</w:t>
+      </w:r>
+      <w:r>
+        <w:rPr>
+          <w:rFonts w:ascii="Times New Roman" w:eastAsia="Times New Roman" w:hAnsi="Times New Roman" w:cs="Times New Roman"/>
+          <w:color w:val="000000"/>
+          <w:sz w:val="28"/>
+          <w:szCs w:val="28"/>
+          <w:lang w:val="ru-RU"/>
+        </w:rPr>
+        <w:t>2, 0.99&gt;, &lt;</w:t>
+      </w:r>
+      <w:r>
+        <w:rPr>
+          <w:rFonts w:ascii="Times New Roman" w:eastAsia="Times New Roman" w:hAnsi="Times New Roman" w:cs="Times New Roman"/>
+          <w:color w:val="000000"/>
+          <w:sz w:val="28"/>
+          <w:szCs w:val="28"/>
+          <w:lang w:val="en-US"/>
+        </w:rPr>
+        <w:t>x</w:t>
+      </w:r>
+      <w:r>
+        <w:rPr>
+          <w:rFonts w:ascii="Times New Roman" w:eastAsia="Times New Roman" w:hAnsi="Times New Roman" w:cs="Times New Roman"/>
+          <w:color w:val="000000"/>
+          <w:sz w:val="28"/>
+          <w:szCs w:val="28"/>
+          <w:lang w:val="ru-RU"/>
+        </w:rPr>
+        <w:t>3, 0.99&gt;, &lt;</w:t>
+      </w:r>
+      <w:r>
+        <w:rPr>
+          <w:rFonts w:ascii="Times New Roman" w:eastAsia="Times New Roman" w:hAnsi="Times New Roman" w:cs="Times New Roman"/>
+          <w:color w:val="000000"/>
+          <w:sz w:val="28"/>
+          <w:szCs w:val="28"/>
+          <w:lang w:val="en-US"/>
+        </w:rPr>
+        <w:t>x</w:t>
+      </w:r>
+      <w:r>
+        <w:rPr>
+          <w:rFonts w:ascii="Times New Roman" w:eastAsia="Times New Roman" w:hAnsi="Times New Roman" w:cs="Times New Roman"/>
+          <w:color w:val="000000"/>
+          <w:sz w:val="28"/>
+          <w:szCs w:val="28"/>
+          <w:lang w:val="ru-RU"/>
+        </w:rPr>
+        <w:t>4, 0.99&gt;}</w:t>
       </w:r>
     </w:p>
     <w:p>
@@ -9104,7 +9272,7 @@
           <w:color w:val="000000"/>
           <w:sz w:val="28"/>
           <w:szCs w:val="28"/>
-          <w:lang w:val="en-US"/>
+          <w:lang w:val="ru-RU"/>
         </w:rPr>
       </w:pPr>
     </w:p>
@@ -9376,7 +9544,7 @@
           <w:color w:val="000000"/>
           <w:sz w:val="28"/>
           <w:szCs w:val="28"/>
-          <w:lang w:val="en-US"/>
+          <w:lang w:val="ru-RU"/>
         </w:rPr>
       </w:pPr>
       <w:r>
@@ -9395,7 +9563,7 @@
           <w:color w:val="000000"/>
           <w:sz w:val="28"/>
           <w:szCs w:val="28"/>
-          <w:lang w:val="en-US"/>
+          <w:lang w:val="ru-RU"/>
         </w:rPr>
         <w:t xml:space="preserve"> </w:t>
       </w:r>
@@ -9415,9 +9583,49 @@
           <w:color w:val="000000"/>
           <w:sz w:val="28"/>
           <w:szCs w:val="28"/>
-          <w:lang w:val="en-US"/>
-        </w:rPr>
-        <w:t xml:space="preserve"> A'(x) - </w:t>
+          <w:lang w:val="ru-RU"/>
+        </w:rPr>
+        <w:t xml:space="preserve"> </w:t>
+      </w:r>
+      <w:r>
+        <w:rPr>
+          <w:rFonts w:ascii="Times New Roman" w:eastAsia="Times New Roman" w:hAnsi="Times New Roman" w:cs="Times New Roman"/>
+          <w:color w:val="000000"/>
+          <w:sz w:val="28"/>
+          <w:szCs w:val="28"/>
+          <w:lang w:val="en-US"/>
+        </w:rPr>
+        <w:t>A</w:t>
+      </w:r>
+      <w:r>
+        <w:rPr>
+          <w:rFonts w:ascii="Times New Roman" w:eastAsia="Times New Roman" w:hAnsi="Times New Roman" w:cs="Times New Roman"/>
+          <w:color w:val="000000"/>
+          <w:sz w:val="28"/>
+          <w:szCs w:val="28"/>
+          <w:lang w:val="ru-RU"/>
+        </w:rPr>
+        <w:t>'(</w:t>
+      </w:r>
+      <w:r>
+        <w:rPr>
+          <w:rFonts w:ascii="Times New Roman" w:eastAsia="Times New Roman" w:hAnsi="Times New Roman" w:cs="Times New Roman"/>
+          <w:color w:val="000000"/>
+          <w:sz w:val="28"/>
+          <w:szCs w:val="28"/>
+          <w:lang w:val="en-US"/>
+        </w:rPr>
+        <w:t>x</w:t>
+      </w:r>
+      <w:r>
+        <w:rPr>
+          <w:rFonts w:ascii="Times New Roman" w:eastAsia="Times New Roman" w:hAnsi="Times New Roman" w:cs="Times New Roman"/>
+          <w:color w:val="000000"/>
+          <w:sz w:val="28"/>
+          <w:szCs w:val="28"/>
+          <w:lang w:val="ru-RU"/>
+        </w:rPr>
+        <w:t xml:space="preserve">) - </w:t>
       </w:r>
       <w:r>
         <w:rPr>
@@ -9435,7 +9643,7 @@
           <w:color w:val="000000"/>
           <w:sz w:val="28"/>
           <w:szCs w:val="28"/>
-          <w:lang w:val="en-US"/>
+          <w:lang w:val="ru-RU"/>
         </w:rPr>
         <w:t>.</w:t>
       </w:r>
@@ -9450,7 +9658,7 @@
           <w:color w:val="000000"/>
           <w:sz w:val="28"/>
           <w:szCs w:val="28"/>
-          <w:lang w:val="en-US"/>
+          <w:lang w:val="ru-RU"/>
         </w:rPr>
       </w:pPr>
     </w:p>
@@ -9464,7 +9672,7 @@
           <w:color w:val="000000"/>
           <w:sz w:val="28"/>
           <w:szCs w:val="28"/>
-          <w:lang w:val="en-US"/>
+          <w:lang w:val="ru-RU"/>
         </w:rPr>
       </w:pPr>
     </w:p>
@@ -9478,7 +9686,7 @@
           <w:color w:val="000000"/>
           <w:sz w:val="28"/>
           <w:szCs w:val="28"/>
-          <w:lang w:val="en-US"/>
+          <w:lang w:val="ru-RU"/>
         </w:rPr>
       </w:pPr>
     </w:p>
@@ -12199,16 +12407,16 @@
           <w:color w:val="000000"/>
           <w:sz w:val="28"/>
           <w:szCs w:val="28"/>
-          <w:lang w:val="ru-RU"/>
-        </w:rPr>
-      </w:pPr>
-      <w:r>
-        <w:rPr>
-          <w:rFonts w:ascii="Times New Roman" w:eastAsia="Times New Roman" w:hAnsi="Times New Roman" w:cs="Times New Roman"/>
-          <w:color w:val="000000"/>
-          <w:sz w:val="28"/>
-          <w:szCs w:val="28"/>
-          <w:lang w:val="ru-RU"/>
+          <w:lang w:val="en-US"/>
+        </w:rPr>
+      </w:pPr>
+      <w:r>
+        <w:rPr>
+          <w:rFonts w:ascii="Times New Roman" w:eastAsia="Times New Roman" w:hAnsi="Times New Roman" w:cs="Times New Roman"/>
+          <w:color w:val="000000"/>
+          <w:sz w:val="28"/>
+          <w:szCs w:val="28"/>
+          <w:lang w:val="en-US"/>
         </w:rPr>
         <w:t>C={&lt;x1, 0&gt;, &lt;x2, 0.3&gt;, &lt;x3, 0.1&gt;, &lt;x4, 1&gt;}</w:t>
       </w:r>
@@ -12223,7 +12431,7 @@
           <w:color w:val="000000"/>
           <w:sz w:val="28"/>
           <w:szCs w:val="28"/>
-          <w:lang w:val="ru-RU"/>
+          <w:lang w:val="en-US"/>
         </w:rPr>
       </w:pPr>
     </w:p>
@@ -12237,16 +12445,16 @@
           <w:color w:val="000000"/>
           <w:sz w:val="28"/>
           <w:szCs w:val="28"/>
-          <w:lang w:val="ru-RU"/>
-        </w:rPr>
-      </w:pPr>
-      <w:r>
-        <w:rPr>
-          <w:rFonts w:ascii="Times New Roman" w:eastAsia="Times New Roman" w:hAnsi="Times New Roman" w:cs="Times New Roman"/>
-          <w:color w:val="000000"/>
-          <w:sz w:val="28"/>
-          <w:szCs w:val="28"/>
-          <w:lang w:val="ru-RU"/>
+          <w:lang w:val="en-US"/>
+        </w:rPr>
+      </w:pPr>
+      <w:r>
+        <w:rPr>
+          <w:rFonts w:ascii="Times New Roman" w:eastAsia="Times New Roman" w:hAnsi="Times New Roman" w:cs="Times New Roman"/>
+          <w:color w:val="000000"/>
+          <w:sz w:val="28"/>
+          <w:szCs w:val="28"/>
+          <w:lang w:val="en-US"/>
         </w:rPr>
         <w:t>A~&gt;B</w:t>
       </w:r>
@@ -12261,7 +12469,7 @@
           <w:color w:val="000000"/>
           <w:sz w:val="28"/>
           <w:szCs w:val="28"/>
-          <w:lang w:val="ru-RU"/>
+          <w:lang w:val="en-US"/>
         </w:rPr>
       </w:pPr>
     </w:p>
@@ -12275,7 +12483,7 @@
           <w:color w:val="000000"/>
           <w:sz w:val="28"/>
           <w:szCs w:val="28"/>
-          <w:lang w:val="ru-RU"/>
+          <w:lang w:val="en-US"/>
         </w:rPr>
       </w:pPr>
     </w:p>
@@ -12289,16 +12497,16 @@
           <w:color w:val="000000"/>
           <w:sz w:val="28"/>
           <w:szCs w:val="28"/>
-          <w:lang w:val="ru-RU"/>
-        </w:rPr>
-      </w:pPr>
-      <w:r>
-        <w:rPr>
-          <w:rFonts w:ascii="Times New Roman" w:eastAsia="Times New Roman" w:hAnsi="Times New Roman" w:cs="Times New Roman"/>
-          <w:color w:val="000000"/>
-          <w:sz w:val="28"/>
-          <w:szCs w:val="28"/>
-          <w:lang w:val="ru-RU"/>
+          <w:lang w:val="en-US"/>
+        </w:rPr>
+      </w:pPr>
+      <w:r>
+        <w:rPr>
+          <w:rFonts w:ascii="Times New Roman" w:eastAsia="Times New Roman" w:hAnsi="Times New Roman" w:cs="Times New Roman"/>
+          <w:color w:val="000000"/>
+          <w:sz w:val="28"/>
+          <w:szCs w:val="28"/>
+          <w:lang w:val="en-US"/>
         </w:rPr>
         <w:t>A ~&gt; B</w:t>
       </w:r>
@@ -12322,7 +12530,7 @@
           <w:color w:val="000000"/>
           <w:sz w:val="28"/>
           <w:szCs w:val="28"/>
-          <w:lang w:val="ru-RU"/>
+          <w:lang w:val="en-US"/>
         </w:rPr>
         <w:t xml:space="preserve">    </w:t>
       </w:r>
@@ -14467,7 +14675,7 @@
 </file>
 
 <file path=customXml/itemProps1.xml><?xml version="1.0" encoding="utf-8"?>
-<ds:datastoreItem xmlns:ds="http://schemas.openxmlformats.org/officeDocument/2006/customXml" ds:itemID="{07AD2274-6F03-4315-A9E5-A3233371A4C8}">
+<ds:datastoreItem xmlns:ds="http://schemas.openxmlformats.org/officeDocument/2006/customXml" ds:itemID="{0261FD70-D1EA-4468-A8CF-9F54185B38E1}">
   <ds:schemaRefs>
     <ds:schemaRef ds:uri="http://schemas.openxmlformats.org/officeDocument/2006/bibliography"/>
   </ds:schemaRefs>
